--- a/doc/WPF_teszteles.docx
+++ b/doc/WPF_teszteles.docx
@@ -6,12 +6,14 @@
       <w:pPr>
         <w:jc w:val="center"/>
         <w:rPr>
+          <w:b/>
           <w:sz w:val="40"/>
           <w:szCs w:val="40"/>
         </w:rPr>
       </w:pPr>
       <w:r>
         <w:rPr>
+          <w:b/>
           <w:sz w:val="40"/>
           <w:szCs w:val="40"/>
         </w:rPr>
@@ -22,28 +24,71 @@
       <w:pPr>
         <w:jc w:val="center"/>
         <w:rPr>
-          <w:sz w:val="40"/>
-          <w:szCs w:val="40"/>
-        </w:rPr>
-      </w:pPr>
-    </w:p>
-    <w:p>
-      <w:pPr>
-        <w:rPr>
-          <w:sz w:val="26"/>
-          <w:szCs w:val="26"/>
-        </w:rPr>
-      </w:pPr>
-      <w:r>
-        <w:rPr>
-          <w:sz w:val="26"/>
-          <w:szCs w:val="26"/>
-        </w:rPr>
-        <w:t>WPF kód tesztelési dokumentáció</w:t>
-      </w:r>
-    </w:p>
-    <w:p>
-      <w:pPr>
+          <w:sz w:val="26"/>
+          <w:szCs w:val="26"/>
+        </w:rPr>
+      </w:pPr>
+      <w:r>
+        <w:rPr>
+          <w:sz w:val="26"/>
+          <w:szCs w:val="26"/>
+        </w:rPr>
+        <w:t>WP</w:t>
+      </w:r>
+      <w:r>
+        <w:rPr>
+          <w:sz w:val="26"/>
+          <w:szCs w:val="26"/>
+        </w:rPr>
+        <w:t>F</w:t>
+      </w:r>
+      <w:r>
+        <w:rPr>
+          <w:sz w:val="26"/>
+          <w:szCs w:val="26"/>
+        </w:rPr>
+        <w:t xml:space="preserve"> tesztelési dokumentáció</w:t>
+      </w:r>
+    </w:p>
+    <w:p>
+      <w:pPr>
+        <w:rPr>
+          <w:sz w:val="26"/>
+          <w:szCs w:val="26"/>
+        </w:rPr>
+      </w:pPr>
+    </w:p>
+    <w:p>
+      <w:pPr>
+        <w:rPr>
+          <w:sz w:val="26"/>
+          <w:szCs w:val="26"/>
+        </w:rPr>
+      </w:pPr>
+    </w:p>
+    <w:p>
+      <w:pPr>
+        <w:rPr>
+          <w:sz w:val="32"/>
+          <w:szCs w:val="32"/>
+        </w:rPr>
+      </w:pPr>
+      <w:r>
+        <w:rPr>
+          <w:sz w:val="32"/>
+          <w:szCs w:val="32"/>
+        </w:rPr>
+        <w:t>A teszteléssel való célunk:</w:t>
+      </w:r>
+    </w:p>
+    <w:p>
+      <w:pPr>
+        <w:pStyle w:val="Listaszerbekezds"/>
+        <w:numPr>
+          <w:ilvl w:val="0"/>
+          <w:numId w:val="3"/>
+        </w:numPr>
+        <w:jc w:val="both"/>
         <w:rPr>
           <w:sz w:val="26"/>
           <w:szCs w:val="26"/>
@@ -64,6 +109,35 @@
           <w:szCs w:val="26"/>
         </w:rPr>
       </w:pPr>
+    </w:p>
+    <w:p>
+      <w:pPr>
+        <w:rPr>
+          <w:sz w:val="32"/>
+          <w:szCs w:val="32"/>
+        </w:rPr>
+      </w:pPr>
+      <w:r>
+        <w:rPr>
+          <w:sz w:val="32"/>
+          <w:szCs w:val="32"/>
+        </w:rPr>
+        <w:t>A szükséges feltételek:</w:t>
+      </w:r>
+    </w:p>
+    <w:p>
+      <w:pPr>
+        <w:pStyle w:val="Listaszerbekezds"/>
+        <w:numPr>
+          <w:ilvl w:val="0"/>
+          <w:numId w:val="3"/>
+        </w:numPr>
+        <w:jc w:val="both"/>
+        <w:rPr>
+          <w:sz w:val="26"/>
+          <w:szCs w:val="26"/>
+        </w:rPr>
+      </w:pPr>
       <w:r>
         <w:rPr>
           <w:sz w:val="26"/>
@@ -103,31 +177,41 @@
         </w:rPr>
         <w:t xml:space="preserve"> állományok betöltése, melyek a program futása során használva vannak. A futtatáshoz még szükséges a programhoz illeszkedő </w:t>
       </w:r>
-      <w:proofErr w:type="gramStart"/>
-      <w:r>
-        <w:rPr>
-          <w:sz w:val="26"/>
-          <w:szCs w:val="26"/>
-        </w:rPr>
-        <w:t>adatbázis</w:t>
-      </w:r>
-      <w:proofErr w:type="gramEnd"/>
-      <w:r>
-        <w:rPr>
-          <w:sz w:val="26"/>
-          <w:szCs w:val="26"/>
-        </w:rPr>
-        <w:t xml:space="preserve"> illetve egy lokális szerver amin tud futni. Mi erre a feladatra a XAMPP programot használtuk a </w:t>
-      </w:r>
-      <w:proofErr w:type="gramStart"/>
-      <w:r>
-        <w:rPr>
-          <w:sz w:val="26"/>
-          <w:szCs w:val="26"/>
-        </w:rPr>
-        <w:t>tesztelés</w:t>
-      </w:r>
-      <w:proofErr w:type="gramEnd"/>
+      <w:r>
+        <w:rPr>
+          <w:sz w:val="26"/>
+          <w:szCs w:val="26"/>
+        </w:rPr>
+        <w:t>adatbázis,</w:t>
+      </w:r>
+      <w:r>
+        <w:rPr>
+          <w:sz w:val="26"/>
+          <w:szCs w:val="26"/>
+        </w:rPr>
+        <w:t xml:space="preserve"> illetve egy lokális </w:t>
+      </w:r>
+      <w:r>
+        <w:rPr>
+          <w:sz w:val="26"/>
+          <w:szCs w:val="26"/>
+        </w:rPr>
+        <w:t>szerver,</w:t>
+      </w:r>
+      <w:r>
+        <w:rPr>
+          <w:sz w:val="26"/>
+          <w:szCs w:val="26"/>
+        </w:rPr>
+        <w:t xml:space="preserve"> amin tud futni. Mi erre a feladatra a XAMPP programot használtuk a </w:t>
+      </w:r>
+      <w:r>
+        <w:rPr>
+          <w:sz w:val="26"/>
+          <w:szCs w:val="26"/>
+        </w:rPr>
+        <w:t>tesztelés,</w:t>
+      </w:r>
       <w:r>
         <w:rPr>
           <w:sz w:val="26"/>
@@ -143,6 +227,35 @@
           <w:szCs w:val="26"/>
         </w:rPr>
       </w:pPr>
+    </w:p>
+    <w:p>
+      <w:pPr>
+        <w:rPr>
+          <w:sz w:val="32"/>
+          <w:szCs w:val="32"/>
+        </w:rPr>
+      </w:pPr>
+      <w:r>
+        <w:rPr>
+          <w:sz w:val="32"/>
+          <w:szCs w:val="32"/>
+        </w:rPr>
+        <w:t>Tesztelési és futtatási előfeltételek:</w:t>
+      </w:r>
+    </w:p>
+    <w:p>
+      <w:pPr>
+        <w:pStyle w:val="Listaszerbekezds"/>
+        <w:numPr>
+          <w:ilvl w:val="0"/>
+          <w:numId w:val="3"/>
+        </w:numPr>
+        <w:jc w:val="both"/>
+        <w:rPr>
+          <w:sz w:val="26"/>
+          <w:szCs w:val="26"/>
+        </w:rPr>
+      </w:pPr>
       <w:r>
         <w:rPr>
           <w:sz w:val="26"/>
@@ -266,70 +379,16 @@
     <w:p>
       <w:pPr>
         <w:rPr>
-          <w:sz w:val="26"/>
-          <w:szCs w:val="26"/>
-        </w:rPr>
-      </w:pPr>
-    </w:p>
-    <w:p>
-      <w:pPr>
-        <w:rPr>
-          <w:sz w:val="26"/>
-          <w:szCs w:val="26"/>
-        </w:rPr>
-      </w:pPr>
-    </w:p>
-    <w:p>
-      <w:pPr>
-        <w:rPr>
-          <w:sz w:val="26"/>
-          <w:szCs w:val="26"/>
-        </w:rPr>
-      </w:pPr>
-    </w:p>
-    <w:p>
-      <w:pPr>
-        <w:rPr>
-          <w:sz w:val="26"/>
-          <w:szCs w:val="26"/>
-        </w:rPr>
-      </w:pPr>
-    </w:p>
-    <w:p>
-      <w:pPr>
-        <w:rPr>
-          <w:sz w:val="26"/>
-          <w:szCs w:val="26"/>
-        </w:rPr>
-      </w:pPr>
-    </w:p>
-    <w:p>
-      <w:pPr>
-        <w:rPr>
-          <w:sz w:val="26"/>
-          <w:szCs w:val="26"/>
-        </w:rPr>
-      </w:pPr>
-    </w:p>
-    <w:p>
-      <w:pPr>
-        <w:rPr>
-          <w:sz w:val="26"/>
-          <w:szCs w:val="26"/>
-        </w:rPr>
-      </w:pPr>
-    </w:p>
-    <w:p>
-      <w:pPr>
-        <w:rPr>
-          <w:sz w:val="26"/>
-          <w:szCs w:val="26"/>
-        </w:rPr>
-      </w:pPr>
-      <w:r>
-        <w:rPr>
-          <w:sz w:val="26"/>
-          <w:szCs w:val="26"/>
+          <w:b/>
+          <w:sz w:val="32"/>
+          <w:szCs w:val="32"/>
+        </w:rPr>
+      </w:pPr>
+      <w:r>
+        <w:rPr>
+          <w:b/>
+          <w:sz w:val="32"/>
+          <w:szCs w:val="32"/>
         </w:rPr>
         <w:lastRenderedPageBreak/>
         <w:t>A WPF program közösségi ablakának tesztelései:</w:t>
@@ -337,6 +396,11 @@
     </w:p>
     <w:p>
       <w:pPr>
+        <w:pStyle w:val="Listaszerbekezds"/>
+        <w:numPr>
+          <w:ilvl w:val="0"/>
+          <w:numId w:val="3"/>
+        </w:numPr>
         <w:rPr>
           <w:sz w:val="26"/>
           <w:szCs w:val="26"/>
@@ -382,6 +446,7 @@
       </w:pPr>
       <w:r>
         <w:rPr>
+          <w:noProof/>
           <w:sz w:val="26"/>
           <w:szCs w:val="26"/>
         </w:rPr>
@@ -392,7 +457,7 @@
               <wp:align>center</wp:align>
             </wp:positionH>
             <wp:positionV relativeFrom="paragraph">
-              <wp:posOffset>4825</wp:posOffset>
+              <wp:posOffset>38951</wp:posOffset>
             </wp:positionV>
             <wp:extent cx="3399155" cy="3218180"/>
             <wp:effectExtent l="0" t="0" r="0" b="1270"/>
@@ -417,7 +482,7 @@
                     <pic:cNvPicPr/>
                   </pic:nvPicPr>
                   <pic:blipFill>
-                    <a:blip r:embed="rId5">
+                    <a:blip r:embed="rId6">
                       <a:extLst>
                         <a:ext uri="{28A0092B-C50C-407E-A947-70E740481C1C}">
                           <a14:useLocalDpi xmlns:a14="http://schemas.microsoft.com/office/drawing/2010/main" val="0"/>
@@ -531,6 +596,7 @@
       </w:pPr>
       <w:r>
         <w:rPr>
+          <w:noProof/>
           <w:sz w:val="26"/>
           <w:szCs w:val="26"/>
         </w:rPr>
@@ -558,7 +624,7 @@
                     <pic:cNvPicPr/>
                   </pic:nvPicPr>
                   <pic:blipFill>
-                    <a:blip r:embed="rId6" cstate="print">
+                    <a:blip r:embed="rId7" cstate="print">
                       <a:extLst>
                         <a:ext uri="{28A0092B-C50C-407E-A947-70E740481C1C}">
                           <a14:useLocalDpi xmlns:a14="http://schemas.microsoft.com/office/drawing/2010/main" val="0"/>
@@ -595,6 +661,11 @@
     </w:p>
     <w:p>
       <w:pPr>
+        <w:pStyle w:val="Listaszerbekezds"/>
+        <w:numPr>
+          <w:ilvl w:val="0"/>
+          <w:numId w:val="3"/>
+        </w:numPr>
         <w:rPr>
           <w:sz w:val="26"/>
           <w:szCs w:val="26"/>
@@ -649,6 +720,7 @@
       </w:pPr>
       <w:r>
         <w:rPr>
+          <w:noProof/>
           <w:sz w:val="26"/>
           <w:szCs w:val="26"/>
         </w:rPr>
@@ -656,10 +728,10 @@
           <wp:anchor distT="0" distB="0" distL="114300" distR="114300" simplePos="0" relativeHeight="251661312" behindDoc="0" locked="0" layoutInCell="1" allowOverlap="1" wp14:anchorId="014207AE" wp14:editId="5D2D4399">
             <wp:simplePos x="0" y="0"/>
             <wp:positionH relativeFrom="margin">
-              <wp:posOffset>1203960</wp:posOffset>
+              <wp:align>center</wp:align>
             </wp:positionH>
             <wp:positionV relativeFrom="paragraph">
-              <wp:posOffset>321945</wp:posOffset>
+              <wp:posOffset>28647</wp:posOffset>
             </wp:positionV>
             <wp:extent cx="3352603" cy="2172614"/>
             <wp:effectExtent l="0" t="0" r="635" b="0"/>
@@ -676,7 +748,7 @@
                     <pic:cNvPicPr/>
                   </pic:nvPicPr>
                   <pic:blipFill>
-                    <a:blip r:embed="rId7">
+                    <a:blip r:embed="rId8">
                       <a:extLst>
                         <a:ext uri="{28A0092B-C50C-407E-A947-70E740481C1C}">
                           <a14:useLocalDpi xmlns:a14="http://schemas.microsoft.com/office/drawing/2010/main" val="0"/>
@@ -702,8 +774,57 @@
           </wp:anchor>
         </w:drawing>
       </w:r>
-      <w:r>
-        <w:rPr>
+    </w:p>
+    <w:p>
+      <w:pPr>
+        <w:rPr>
+          <w:sz w:val="26"/>
+          <w:szCs w:val="26"/>
+        </w:rPr>
+      </w:pPr>
+    </w:p>
+    <w:p>
+      <w:pPr>
+        <w:rPr>
+          <w:sz w:val="26"/>
+          <w:szCs w:val="26"/>
+        </w:rPr>
+      </w:pPr>
+    </w:p>
+    <w:p>
+      <w:pPr>
+        <w:rPr>
+          <w:sz w:val="26"/>
+          <w:szCs w:val="26"/>
+        </w:rPr>
+      </w:pPr>
+    </w:p>
+    <w:p>
+      <w:pPr>
+        <w:rPr>
+          <w:sz w:val="26"/>
+          <w:szCs w:val="26"/>
+        </w:rPr>
+      </w:pPr>
+    </w:p>
+    <w:p>
+      <w:pPr>
+        <w:rPr>
+          <w:sz w:val="26"/>
+          <w:szCs w:val="26"/>
+        </w:rPr>
+      </w:pPr>
+    </w:p>
+    <w:p>
+      <w:pPr>
+        <w:rPr>
+          <w:sz w:val="26"/>
+          <w:szCs w:val="26"/>
+        </w:rPr>
+      </w:pPr>
+      <w:r>
+        <w:rPr>
+          <w:noProof/>
           <w:sz w:val="26"/>
           <w:szCs w:val="26"/>
         </w:rPr>
@@ -711,10 +832,10 @@
           <wp:anchor distT="0" distB="0" distL="114300" distR="114300" simplePos="0" relativeHeight="251662336" behindDoc="0" locked="0" layoutInCell="1" allowOverlap="1" wp14:anchorId="5A52E814" wp14:editId="399E3A22">
             <wp:simplePos x="0" y="0"/>
             <wp:positionH relativeFrom="margin">
-              <wp:posOffset>0</wp:posOffset>
+              <wp:align>right</wp:align>
             </wp:positionH>
             <wp:positionV relativeFrom="paragraph">
-              <wp:posOffset>2672715</wp:posOffset>
+              <wp:posOffset>486386</wp:posOffset>
             </wp:positionV>
             <wp:extent cx="5760720" cy="634365"/>
             <wp:effectExtent l="0" t="0" r="0" b="0"/>
@@ -731,7 +852,7 @@
                     <pic:cNvPicPr/>
                   </pic:nvPicPr>
                   <pic:blipFill>
-                    <a:blip r:embed="rId8" cstate="print">
+                    <a:blip r:embed="rId9" cstate="print">
                       <a:extLst>
                         <a:ext uri="{28A0092B-C50C-407E-A947-70E740481C1C}">
                           <a14:useLocalDpi xmlns:a14="http://schemas.microsoft.com/office/drawing/2010/main" val="0"/>
@@ -768,63 +889,19 @@
     </w:p>
     <w:p>
       <w:pPr>
-        <w:rPr>
-          <w:sz w:val="26"/>
-          <w:szCs w:val="26"/>
-        </w:rPr>
-      </w:pPr>
-    </w:p>
-    <w:p>
-      <w:pPr>
-        <w:rPr>
-          <w:sz w:val="26"/>
-          <w:szCs w:val="26"/>
-        </w:rPr>
-      </w:pPr>
-    </w:p>
-    <w:p>
-      <w:pPr>
-        <w:rPr>
-          <w:sz w:val="26"/>
-          <w:szCs w:val="26"/>
-        </w:rPr>
-      </w:pPr>
-    </w:p>
-    <w:p>
-      <w:pPr>
-        <w:rPr>
-          <w:sz w:val="26"/>
-          <w:szCs w:val="26"/>
-        </w:rPr>
-      </w:pPr>
-    </w:p>
-    <w:p>
-      <w:pPr>
-        <w:rPr>
-          <w:sz w:val="26"/>
-          <w:szCs w:val="26"/>
-        </w:rPr>
-      </w:pPr>
-    </w:p>
-    <w:p>
-      <w:pPr>
-        <w:rPr>
-          <w:sz w:val="26"/>
-          <w:szCs w:val="26"/>
-        </w:rPr>
-      </w:pPr>
-    </w:p>
-    <w:p>
-      <w:pPr>
-        <w:rPr>
-          <w:sz w:val="26"/>
-          <w:szCs w:val="26"/>
-        </w:rPr>
-      </w:pPr>
-      <w:r>
-        <w:rPr>
-          <w:sz w:val="26"/>
-          <w:szCs w:val="26"/>
+        <w:pStyle w:val="Listaszerbekezds"/>
+        <w:numPr>
+          <w:ilvl w:val="0"/>
+          <w:numId w:val="3"/>
+        </w:numPr>
+        <w:rPr>
+          <w:sz w:val="26"/>
+          <w:szCs w:val="26"/>
+        </w:rPr>
+      </w:pPr>
+      <w:r>
+        <w:rPr>
+          <w:noProof/>
         </w:rPr>
         <w:lastRenderedPageBreak/>
         <w:drawing>
@@ -851,7 +928,7 @@
                     <pic:cNvPicPr/>
                   </pic:nvPicPr>
                   <pic:blipFill>
-                    <a:blip r:embed="rId9" cstate="print">
+                    <a:blip r:embed="rId10" cstate="print">
                       <a:extLst>
                         <a:ext uri="{28A0092B-C50C-407E-A947-70E740481C1C}">
                           <a14:useLocalDpi xmlns:a14="http://schemas.microsoft.com/office/drawing/2010/main" val="0"/>
@@ -900,6 +977,7 @@
       </w:pPr>
       <w:r>
         <w:rPr>
+          <w:noProof/>
           <w:sz w:val="26"/>
           <w:szCs w:val="26"/>
         </w:rPr>
@@ -927,7 +1005,7 @@
                     <pic:cNvPicPr/>
                   </pic:nvPicPr>
                   <pic:blipFill>
-                    <a:blip r:embed="rId10" cstate="print">
+                    <a:blip r:embed="rId11" cstate="print">
                       <a:extLst>
                         <a:ext uri="{28A0092B-C50C-407E-A947-70E740481C1C}">
                           <a14:useLocalDpi xmlns:a14="http://schemas.microsoft.com/office/drawing/2010/main" val="0"/>
@@ -965,6 +1043,31 @@
     <w:p>
       <w:pPr>
         <w:rPr>
+          <w:b/>
+          <w:sz w:val="32"/>
+          <w:szCs w:val="32"/>
+        </w:rPr>
+      </w:pPr>
+      <w:r>
+        <w:rPr>
+          <w:b/>
+          <w:sz w:val="32"/>
+          <w:szCs w:val="32"/>
+        </w:rPr>
+        <w:t>Összesítés:</w:t>
+      </w:r>
+    </w:p>
+    <w:p>
+      <w:pPr>
+        <w:pStyle w:val="Listaszerbekezds"/>
+        <w:numPr>
+          <w:ilvl w:val="0"/>
+          <w:numId w:val="3"/>
+        </w:numPr>
+        <w:tabs>
+          <w:tab w:val="left" w:pos="4820"/>
+        </w:tabs>
+        <w:rPr>
           <w:sz w:val="26"/>
           <w:szCs w:val="26"/>
         </w:rPr>
@@ -981,13 +1084,40 @@
           <w:sz w:val="26"/>
           <w:szCs w:val="26"/>
         </w:rPr>
-        <w:t xml:space="preserve"> végezte: Szabó Bence</w:t>
-      </w:r>
-    </w:p>
-    <w:p>
-      <w:pPr>
-        <w:tabs>
-          <w:tab w:val="left" w:pos="3969"/>
+        <w:t xml:space="preserve"> végezte:</w:t>
+      </w:r>
+      <w:r>
+        <w:rPr>
+          <w:sz w:val="26"/>
+          <w:szCs w:val="26"/>
+        </w:rPr>
+        <w:t xml:space="preserve"> </w:t>
+      </w:r>
+      <w:r>
+        <w:rPr>
+          <w:sz w:val="26"/>
+          <w:szCs w:val="26"/>
+        </w:rPr>
+        <w:tab/>
+        <w:t xml:space="preserve"> </w:t>
+      </w:r>
+      <w:r>
+        <w:rPr>
+          <w:sz w:val="26"/>
+          <w:szCs w:val="26"/>
+        </w:rPr>
+        <w:t>Szabó Bence</w:t>
+      </w:r>
+    </w:p>
+    <w:p>
+      <w:pPr>
+        <w:pStyle w:val="Listaszerbekezds"/>
+        <w:numPr>
+          <w:ilvl w:val="0"/>
+          <w:numId w:val="3"/>
+        </w:numPr>
+        <w:tabs>
+          <w:tab w:val="left" w:pos="4820"/>
         </w:tabs>
         <w:rPr>
           <w:sz w:val="26"/>
@@ -1007,7 +1137,4759 @@
           <w:szCs w:val="26"/>
         </w:rPr>
         <w:tab/>
-        <w:t xml:space="preserve"> 2026-01-13</w:t>
+      </w:r>
+      <w:r>
+        <w:rPr>
+          <w:sz w:val="26"/>
+          <w:szCs w:val="26"/>
+        </w:rPr>
+        <w:t xml:space="preserve"> </w:t>
+      </w:r>
+      <w:r>
+        <w:rPr>
+          <w:sz w:val="26"/>
+          <w:szCs w:val="26"/>
+        </w:rPr>
+        <w:t>2026-01-13</w:t>
+      </w:r>
+    </w:p>
+    <w:p>
+      <w:pPr>
+        <w:pStyle w:val="Listaszerbekezds"/>
+        <w:numPr>
+          <w:ilvl w:val="0"/>
+          <w:numId w:val="3"/>
+        </w:numPr>
+        <w:tabs>
+          <w:tab w:val="left" w:pos="4820"/>
+        </w:tabs>
+        <w:rPr>
+          <w:sz w:val="26"/>
+          <w:szCs w:val="26"/>
+        </w:rPr>
+      </w:pPr>
+      <w:r>
+        <w:rPr>
+          <w:sz w:val="26"/>
+          <w:szCs w:val="26"/>
+        </w:rPr>
+        <w:t>Talált hibák mennyisége:</w:t>
+      </w:r>
+      <w:r>
+        <w:rPr>
+          <w:sz w:val="26"/>
+          <w:szCs w:val="26"/>
+        </w:rPr>
+        <w:tab/>
+        <w:t xml:space="preserve"> 1</w:t>
+      </w:r>
+    </w:p>
+    <w:p>
+      <w:pPr>
+        <w:pStyle w:val="Listaszerbekezds"/>
+        <w:numPr>
+          <w:ilvl w:val="0"/>
+          <w:numId w:val="3"/>
+        </w:numPr>
+        <w:tabs>
+          <w:tab w:val="left" w:pos="4820"/>
+        </w:tabs>
+        <w:rPr>
+          <w:sz w:val="26"/>
+          <w:szCs w:val="26"/>
+        </w:rPr>
+      </w:pPr>
+      <w:r>
+        <w:rPr>
+          <w:sz w:val="26"/>
+          <w:szCs w:val="26"/>
+        </w:rPr>
+        <w:t>Talált hibák súlyossága:</w:t>
+      </w:r>
+      <w:r>
+        <w:rPr>
+          <w:sz w:val="26"/>
+          <w:szCs w:val="26"/>
+        </w:rPr>
+        <w:tab/>
+        <w:t xml:space="preserve"> </w:t>
+      </w:r>
+      <w:r>
+        <w:rPr>
+          <w:sz w:val="26"/>
+          <w:szCs w:val="26"/>
+        </w:rPr>
+        <w:t>Enyhe</w:t>
+      </w:r>
+    </w:p>
+    <w:p>
+      <w:pPr>
+        <w:tabs>
+          <w:tab w:val="left" w:pos="3969"/>
+        </w:tabs>
+        <w:rPr>
+          <w:sz w:val="26"/>
+          <w:szCs w:val="26"/>
+        </w:rPr>
+      </w:pPr>
+    </w:p>
+    <w:p>
+      <w:pPr>
+        <w:tabs>
+          <w:tab w:val="left" w:pos="3969"/>
+        </w:tabs>
+        <w:rPr>
+          <w:sz w:val="26"/>
+          <w:szCs w:val="26"/>
+        </w:rPr>
+      </w:pPr>
+    </w:p>
+    <w:p>
+      <w:pPr>
+        <w:tabs>
+          <w:tab w:val="left" w:pos="3969"/>
+        </w:tabs>
+        <w:rPr>
+          <w:sz w:val="26"/>
+          <w:szCs w:val="26"/>
+        </w:rPr>
+      </w:pPr>
+    </w:p>
+    <w:p>
+      <w:pPr>
+        <w:tabs>
+          <w:tab w:val="left" w:pos="3969"/>
+        </w:tabs>
+        <w:rPr>
+          <w:sz w:val="26"/>
+          <w:szCs w:val="26"/>
+        </w:rPr>
+      </w:pPr>
+    </w:p>
+    <w:p>
+      <w:pPr>
+        <w:tabs>
+          <w:tab w:val="left" w:pos="3969"/>
+        </w:tabs>
+        <w:rPr>
+          <w:sz w:val="26"/>
+          <w:szCs w:val="26"/>
+        </w:rPr>
+      </w:pPr>
+    </w:p>
+    <w:p>
+      <w:pPr>
+        <w:tabs>
+          <w:tab w:val="left" w:pos="3969"/>
+        </w:tabs>
+        <w:rPr>
+          <w:sz w:val="26"/>
+          <w:szCs w:val="26"/>
+        </w:rPr>
+      </w:pPr>
+    </w:p>
+    <w:p>
+      <w:pPr>
+        <w:tabs>
+          <w:tab w:val="left" w:pos="3969"/>
+        </w:tabs>
+        <w:rPr>
+          <w:sz w:val="26"/>
+          <w:szCs w:val="26"/>
+        </w:rPr>
+      </w:pPr>
+    </w:p>
+    <w:p>
+      <w:pPr>
+        <w:tabs>
+          <w:tab w:val="left" w:pos="3969"/>
+        </w:tabs>
+        <w:rPr>
+          <w:sz w:val="26"/>
+          <w:szCs w:val="26"/>
+        </w:rPr>
+      </w:pPr>
+    </w:p>
+    <w:p>
+      <w:pPr>
+        <w:tabs>
+          <w:tab w:val="left" w:pos="3969"/>
+        </w:tabs>
+        <w:rPr>
+          <w:sz w:val="26"/>
+          <w:szCs w:val="26"/>
+        </w:rPr>
+      </w:pPr>
+    </w:p>
+    <w:p>
+      <w:pPr>
+        <w:tabs>
+          <w:tab w:val="left" w:pos="3969"/>
+        </w:tabs>
+        <w:rPr>
+          <w:sz w:val="26"/>
+          <w:szCs w:val="26"/>
+        </w:rPr>
+      </w:pPr>
+    </w:p>
+    <w:p>
+      <w:pPr>
+        <w:tabs>
+          <w:tab w:val="left" w:pos="3969"/>
+        </w:tabs>
+        <w:rPr>
+          <w:sz w:val="26"/>
+          <w:szCs w:val="26"/>
+        </w:rPr>
+      </w:pPr>
+    </w:p>
+    <w:p>
+      <w:pPr>
+        <w:tabs>
+          <w:tab w:val="left" w:pos="3969"/>
+        </w:tabs>
+        <w:rPr>
+          <w:sz w:val="26"/>
+          <w:szCs w:val="26"/>
+        </w:rPr>
+      </w:pPr>
+    </w:p>
+    <w:p>
+      <w:pPr>
+        <w:tabs>
+          <w:tab w:val="left" w:pos="3969"/>
+        </w:tabs>
+        <w:rPr>
+          <w:sz w:val="26"/>
+          <w:szCs w:val="26"/>
+        </w:rPr>
+      </w:pPr>
+    </w:p>
+    <w:p>
+      <w:pPr>
+        <w:rPr>
+          <w:b/>
+          <w:sz w:val="32"/>
+          <w:szCs w:val="32"/>
+        </w:rPr>
+      </w:pPr>
+      <w:r>
+        <w:rPr>
+          <w:b/>
+          <w:sz w:val="32"/>
+          <w:szCs w:val="32"/>
+        </w:rPr>
+        <w:lastRenderedPageBreak/>
+        <w:t>A WPF program</w:t>
+      </w:r>
+      <w:r>
+        <w:rPr>
+          <w:b/>
+          <w:sz w:val="32"/>
+          <w:szCs w:val="32"/>
+        </w:rPr>
+        <w:t xml:space="preserve"> felhasználói</w:t>
+      </w:r>
+      <w:r>
+        <w:rPr>
+          <w:b/>
+          <w:sz w:val="32"/>
+          <w:szCs w:val="32"/>
+        </w:rPr>
+        <w:t xml:space="preserve"> ablakának tesztelései:</w:t>
+      </w:r>
+    </w:p>
+    <w:p>
+      <w:pPr>
+        <w:pStyle w:val="Listaszerbekezds"/>
+        <w:numPr>
+          <w:ilvl w:val="0"/>
+          <w:numId w:val="3"/>
+        </w:numPr>
+        <w:tabs>
+          <w:tab w:val="left" w:pos="3969"/>
+        </w:tabs>
+        <w:rPr>
+          <w:sz w:val="26"/>
+          <w:szCs w:val="26"/>
+        </w:rPr>
+      </w:pPr>
+      <w:proofErr w:type="spellStart"/>
+      <w:r>
+        <w:rPr>
+          <w:sz w:val="26"/>
+          <w:szCs w:val="26"/>
+        </w:rPr>
+        <w:t>Datagrid</w:t>
+      </w:r>
+      <w:proofErr w:type="spellEnd"/>
+      <w:r>
+        <w:rPr>
+          <w:sz w:val="26"/>
+          <w:szCs w:val="26"/>
+        </w:rPr>
+        <w:t xml:space="preserve"> kattintás, gombok megjelenítése</w:t>
+      </w:r>
+    </w:p>
+    <w:p>
+      <w:pPr>
+        <w:tabs>
+          <w:tab w:val="left" w:pos="3969"/>
+        </w:tabs>
+        <w:rPr>
+          <w:sz w:val="26"/>
+          <w:szCs w:val="26"/>
+        </w:rPr>
+      </w:pPr>
+      <w:r>
+        <w:rPr>
+          <w:noProof/>
+          <w:sz w:val="26"/>
+          <w:szCs w:val="26"/>
+        </w:rPr>
+        <w:drawing>
+          <wp:anchor distT="0" distB="0" distL="114300" distR="114300" simplePos="0" relativeHeight="251665408" behindDoc="0" locked="0" layoutInCell="1" allowOverlap="1" wp14:anchorId="11F6E803">
+            <wp:simplePos x="0" y="0"/>
+            <wp:positionH relativeFrom="margin">
+              <wp:align>center</wp:align>
+            </wp:positionH>
+            <wp:positionV relativeFrom="paragraph">
+              <wp:posOffset>6889</wp:posOffset>
+            </wp:positionV>
+            <wp:extent cx="3596005" cy="2656840"/>
+            <wp:effectExtent l="0" t="0" r="4445" b="0"/>
+            <wp:wrapSquare wrapText="bothSides"/>
+            <wp:docPr id="8" name="Kép 8"/>
+            <wp:cNvGraphicFramePr>
+              <a:graphicFrameLocks xmlns:a="http://schemas.openxmlformats.org/drawingml/2006/main" noChangeAspect="1"/>
+            </wp:cNvGraphicFramePr>
+            <a:graphic xmlns:a="http://schemas.openxmlformats.org/drawingml/2006/main">
+              <a:graphicData uri="http://schemas.openxmlformats.org/drawingml/2006/picture">
+                <pic:pic xmlns:pic="http://schemas.openxmlformats.org/drawingml/2006/picture">
+                  <pic:nvPicPr>
+                    <pic:cNvPr id="1" name=""/>
+                    <pic:cNvPicPr/>
+                  </pic:nvPicPr>
+                  <pic:blipFill>
+                    <a:blip r:embed="rId12">
+                      <a:extLst>
+                        <a:ext uri="{28A0092B-C50C-407E-A947-70E740481C1C}">
+                          <a14:useLocalDpi xmlns:a14="http://schemas.microsoft.com/office/drawing/2010/main" val="0"/>
+                        </a:ext>
+                      </a:extLst>
+                    </a:blip>
+                    <a:stretch>
+                      <a:fillRect/>
+                    </a:stretch>
+                  </pic:blipFill>
+                  <pic:spPr>
+                    <a:xfrm>
+                      <a:off x="0" y="0"/>
+                      <a:ext cx="3596005" cy="2656840"/>
+                    </a:xfrm>
+                    <a:prstGeom prst="rect">
+                      <a:avLst/>
+                    </a:prstGeom>
+                  </pic:spPr>
+                </pic:pic>
+              </a:graphicData>
+            </a:graphic>
+            <wp14:sizeRelH relativeFrom="margin">
+              <wp14:pctWidth>0</wp14:pctWidth>
+            </wp14:sizeRelH>
+            <wp14:sizeRelV relativeFrom="margin">
+              <wp14:pctHeight>0</wp14:pctHeight>
+            </wp14:sizeRelV>
+          </wp:anchor>
+        </w:drawing>
+      </w:r>
+    </w:p>
+    <w:p>
+      <w:pPr>
+        <w:tabs>
+          <w:tab w:val="left" w:pos="3969"/>
+        </w:tabs>
+        <w:rPr>
+          <w:sz w:val="26"/>
+          <w:szCs w:val="26"/>
+        </w:rPr>
+      </w:pPr>
+    </w:p>
+    <w:p>
+      <w:pPr>
+        <w:tabs>
+          <w:tab w:val="left" w:pos="3969"/>
+        </w:tabs>
+        <w:rPr>
+          <w:sz w:val="26"/>
+          <w:szCs w:val="26"/>
+        </w:rPr>
+      </w:pPr>
+    </w:p>
+    <w:p>
+      <w:pPr>
+        <w:tabs>
+          <w:tab w:val="left" w:pos="3969"/>
+        </w:tabs>
+        <w:rPr>
+          <w:sz w:val="26"/>
+          <w:szCs w:val="26"/>
+        </w:rPr>
+      </w:pPr>
+    </w:p>
+    <w:p>
+      <w:pPr>
+        <w:tabs>
+          <w:tab w:val="left" w:pos="3969"/>
+        </w:tabs>
+        <w:rPr>
+          <w:sz w:val="26"/>
+          <w:szCs w:val="26"/>
+        </w:rPr>
+      </w:pPr>
+    </w:p>
+    <w:p>
+      <w:pPr>
+        <w:tabs>
+          <w:tab w:val="left" w:pos="3969"/>
+        </w:tabs>
+        <w:rPr>
+          <w:sz w:val="26"/>
+          <w:szCs w:val="26"/>
+        </w:rPr>
+      </w:pPr>
+    </w:p>
+    <w:p>
+      <w:pPr>
+        <w:tabs>
+          <w:tab w:val="left" w:pos="3969"/>
+        </w:tabs>
+        <w:rPr>
+          <w:sz w:val="26"/>
+          <w:szCs w:val="26"/>
+        </w:rPr>
+      </w:pPr>
+    </w:p>
+    <w:p>
+      <w:pPr>
+        <w:tabs>
+          <w:tab w:val="left" w:pos="3969"/>
+        </w:tabs>
+        <w:rPr>
+          <w:sz w:val="26"/>
+          <w:szCs w:val="26"/>
+        </w:rPr>
+      </w:pPr>
+      <w:r>
+        <w:rPr>
+          <w:noProof/>
+          <w:sz w:val="26"/>
+          <w:szCs w:val="26"/>
+        </w:rPr>
+        <w:drawing>
+          <wp:anchor distT="0" distB="0" distL="114300" distR="114300" simplePos="0" relativeHeight="251666432" behindDoc="0" locked="0" layoutInCell="1" allowOverlap="1" wp14:anchorId="062DA63A">
+            <wp:simplePos x="0" y="0"/>
+            <wp:positionH relativeFrom="margin">
+              <wp:align>center</wp:align>
+            </wp:positionH>
+            <wp:positionV relativeFrom="paragraph">
+              <wp:posOffset>525708</wp:posOffset>
+            </wp:positionV>
+            <wp:extent cx="5108575" cy="997585"/>
+            <wp:effectExtent l="0" t="0" r="0" b="0"/>
+            <wp:wrapSquare wrapText="bothSides"/>
+            <wp:docPr id="7" name="Kép 7"/>
+            <wp:cNvGraphicFramePr>
+              <a:graphicFrameLocks xmlns:a="http://schemas.openxmlformats.org/drawingml/2006/main" noChangeAspect="1"/>
+            </wp:cNvGraphicFramePr>
+            <a:graphic xmlns:a="http://schemas.openxmlformats.org/drawingml/2006/main">
+              <a:graphicData uri="http://schemas.openxmlformats.org/drawingml/2006/picture">
+                <pic:pic xmlns:pic="http://schemas.openxmlformats.org/drawingml/2006/picture">
+                  <pic:nvPicPr>
+                    <pic:cNvPr id="1" name=""/>
+                    <pic:cNvPicPr/>
+                  </pic:nvPicPr>
+                  <pic:blipFill>
+                    <a:blip r:embed="rId13" cstate="print">
+                      <a:extLst>
+                        <a:ext uri="{28A0092B-C50C-407E-A947-70E740481C1C}">
+                          <a14:useLocalDpi xmlns:a14="http://schemas.microsoft.com/office/drawing/2010/main" val="0"/>
+                        </a:ext>
+                      </a:extLst>
+                    </a:blip>
+                    <a:stretch>
+                      <a:fillRect/>
+                    </a:stretch>
+                  </pic:blipFill>
+                  <pic:spPr>
+                    <a:xfrm>
+                      <a:off x="0" y="0"/>
+                      <a:ext cx="5108575" cy="997585"/>
+                    </a:xfrm>
+                    <a:prstGeom prst="rect">
+                      <a:avLst/>
+                    </a:prstGeom>
+                  </pic:spPr>
+                </pic:pic>
+              </a:graphicData>
+            </a:graphic>
+            <wp14:sizeRelH relativeFrom="margin">
+              <wp14:pctWidth>0</wp14:pctWidth>
+            </wp14:sizeRelH>
+            <wp14:sizeRelV relativeFrom="margin">
+              <wp14:pctHeight>0</wp14:pctHeight>
+            </wp14:sizeRelV>
+          </wp:anchor>
+        </w:drawing>
+      </w:r>
+    </w:p>
+    <w:p>
+      <w:pPr>
+        <w:tabs>
+          <w:tab w:val="left" w:pos="3969"/>
+        </w:tabs>
+        <w:rPr>
+          <w:sz w:val="26"/>
+          <w:szCs w:val="26"/>
+        </w:rPr>
+      </w:pPr>
+    </w:p>
+    <w:p>
+      <w:pPr>
+        <w:tabs>
+          <w:tab w:val="left" w:pos="3969"/>
+        </w:tabs>
+        <w:rPr>
+          <w:sz w:val="26"/>
+          <w:szCs w:val="26"/>
+        </w:rPr>
+      </w:pPr>
+    </w:p>
+    <w:p>
+      <w:pPr>
+        <w:pStyle w:val="Listaszerbekezds"/>
+        <w:numPr>
+          <w:ilvl w:val="0"/>
+          <w:numId w:val="3"/>
+        </w:numPr>
+        <w:tabs>
+          <w:tab w:val="left" w:pos="3969"/>
+        </w:tabs>
+        <w:rPr>
+          <w:sz w:val="26"/>
+          <w:szCs w:val="26"/>
+        </w:rPr>
+      </w:pPr>
+      <w:r>
+        <w:rPr>
+          <w:sz w:val="26"/>
+          <w:szCs w:val="26"/>
+        </w:rPr>
+        <w:t>Felhasználó kitiltása / feloldása</w:t>
+      </w:r>
+    </w:p>
+    <w:p>
+      <w:pPr>
+        <w:tabs>
+          <w:tab w:val="left" w:pos="3969"/>
+        </w:tabs>
+        <w:rPr>
+          <w:sz w:val="26"/>
+          <w:szCs w:val="26"/>
+        </w:rPr>
+      </w:pPr>
+      <w:r>
+        <w:rPr>
+          <w:noProof/>
+        </w:rPr>
+        <w:drawing>
+          <wp:anchor distT="0" distB="0" distL="114300" distR="114300" simplePos="0" relativeHeight="251667456" behindDoc="0" locked="0" layoutInCell="1" allowOverlap="1" wp14:anchorId="040707D3">
+            <wp:simplePos x="0" y="0"/>
+            <wp:positionH relativeFrom="margin">
+              <wp:align>center</wp:align>
+            </wp:positionH>
+            <wp:positionV relativeFrom="paragraph">
+              <wp:posOffset>12077</wp:posOffset>
+            </wp:positionV>
+            <wp:extent cx="3107690" cy="2760345"/>
+            <wp:effectExtent l="0" t="0" r="0" b="1905"/>
+            <wp:wrapSquare wrapText="bothSides"/>
+            <wp:docPr id="9" name="Kép 9"/>
+            <wp:cNvGraphicFramePr>
+              <a:graphicFrameLocks xmlns:a="http://schemas.openxmlformats.org/drawingml/2006/main" noChangeAspect="1"/>
+            </wp:cNvGraphicFramePr>
+            <a:graphic xmlns:a="http://schemas.openxmlformats.org/drawingml/2006/main">
+              <a:graphicData uri="http://schemas.openxmlformats.org/drawingml/2006/picture">
+                <pic:pic xmlns:pic="http://schemas.openxmlformats.org/drawingml/2006/picture">
+                  <pic:nvPicPr>
+                    <pic:cNvPr id="1" name=""/>
+                    <pic:cNvPicPr/>
+                  </pic:nvPicPr>
+                  <pic:blipFill>
+                    <a:blip r:embed="rId14">
+                      <a:extLst>
+                        <a:ext uri="{28A0092B-C50C-407E-A947-70E740481C1C}">
+                          <a14:useLocalDpi xmlns:a14="http://schemas.microsoft.com/office/drawing/2010/main" val="0"/>
+                        </a:ext>
+                      </a:extLst>
+                    </a:blip>
+                    <a:stretch>
+                      <a:fillRect/>
+                    </a:stretch>
+                  </pic:blipFill>
+                  <pic:spPr>
+                    <a:xfrm>
+                      <a:off x="0" y="0"/>
+                      <a:ext cx="3107690" cy="2760345"/>
+                    </a:xfrm>
+                    <a:prstGeom prst="rect">
+                      <a:avLst/>
+                    </a:prstGeom>
+                  </pic:spPr>
+                </pic:pic>
+              </a:graphicData>
+            </a:graphic>
+            <wp14:sizeRelH relativeFrom="margin">
+              <wp14:pctWidth>0</wp14:pctWidth>
+            </wp14:sizeRelH>
+            <wp14:sizeRelV relativeFrom="margin">
+              <wp14:pctHeight>0</wp14:pctHeight>
+            </wp14:sizeRelV>
+          </wp:anchor>
+        </w:drawing>
+      </w:r>
+    </w:p>
+    <w:p>
+      <w:pPr>
+        <w:tabs>
+          <w:tab w:val="left" w:pos="3969"/>
+        </w:tabs>
+        <w:rPr>
+          <w:sz w:val="26"/>
+          <w:szCs w:val="26"/>
+        </w:rPr>
+      </w:pPr>
+    </w:p>
+    <w:p>
+      <w:pPr>
+        <w:tabs>
+          <w:tab w:val="left" w:pos="3969"/>
+        </w:tabs>
+        <w:rPr>
+          <w:sz w:val="26"/>
+          <w:szCs w:val="26"/>
+        </w:rPr>
+      </w:pPr>
+    </w:p>
+    <w:p>
+      <w:pPr>
+        <w:tabs>
+          <w:tab w:val="left" w:pos="3969"/>
+        </w:tabs>
+        <w:rPr>
+          <w:sz w:val="26"/>
+          <w:szCs w:val="26"/>
+        </w:rPr>
+      </w:pPr>
+    </w:p>
+    <w:p>
+      <w:pPr>
+        <w:tabs>
+          <w:tab w:val="left" w:pos="3969"/>
+        </w:tabs>
+        <w:rPr>
+          <w:sz w:val="26"/>
+          <w:szCs w:val="26"/>
+        </w:rPr>
+      </w:pPr>
+    </w:p>
+    <w:p>
+      <w:pPr>
+        <w:tabs>
+          <w:tab w:val="left" w:pos="3969"/>
+        </w:tabs>
+        <w:rPr>
+          <w:sz w:val="26"/>
+          <w:szCs w:val="26"/>
+        </w:rPr>
+      </w:pPr>
+    </w:p>
+    <w:p>
+      <w:pPr>
+        <w:tabs>
+          <w:tab w:val="left" w:pos="3969"/>
+        </w:tabs>
+        <w:rPr>
+          <w:sz w:val="26"/>
+          <w:szCs w:val="26"/>
+        </w:rPr>
+      </w:pPr>
+    </w:p>
+    <w:p>
+      <w:pPr>
+        <w:tabs>
+          <w:tab w:val="left" w:pos="3969"/>
+        </w:tabs>
+        <w:rPr>
+          <w:sz w:val="26"/>
+          <w:szCs w:val="26"/>
+        </w:rPr>
+      </w:pPr>
+    </w:p>
+    <w:p>
+      <w:pPr>
+        <w:tabs>
+          <w:tab w:val="left" w:pos="3969"/>
+        </w:tabs>
+        <w:rPr>
+          <w:sz w:val="26"/>
+          <w:szCs w:val="26"/>
+        </w:rPr>
+      </w:pPr>
+      <w:r>
+        <w:rPr>
+          <w:noProof/>
+          <w:sz w:val="26"/>
+          <w:szCs w:val="26"/>
+        </w:rPr>
+        <w:drawing>
+          <wp:anchor distT="0" distB="0" distL="114300" distR="114300" simplePos="0" relativeHeight="251668480" behindDoc="0" locked="0" layoutInCell="1" allowOverlap="1" wp14:anchorId="4F2B74D9">
+            <wp:simplePos x="0" y="0"/>
+            <wp:positionH relativeFrom="margin">
+              <wp:align>right</wp:align>
+            </wp:positionH>
+            <wp:positionV relativeFrom="paragraph">
+              <wp:posOffset>432269</wp:posOffset>
+            </wp:positionV>
+            <wp:extent cx="5760720" cy="612140"/>
+            <wp:effectExtent l="0" t="0" r="0" b="0"/>
+            <wp:wrapSquare wrapText="bothSides"/>
+            <wp:docPr id="10" name="Kép 10"/>
+            <wp:cNvGraphicFramePr>
+              <a:graphicFrameLocks xmlns:a="http://schemas.openxmlformats.org/drawingml/2006/main" noChangeAspect="1"/>
+            </wp:cNvGraphicFramePr>
+            <a:graphic xmlns:a="http://schemas.openxmlformats.org/drawingml/2006/main">
+              <a:graphicData uri="http://schemas.openxmlformats.org/drawingml/2006/picture">
+                <pic:pic xmlns:pic="http://schemas.openxmlformats.org/drawingml/2006/picture">
+                  <pic:nvPicPr>
+                    <pic:cNvPr id="1" name=""/>
+                    <pic:cNvPicPr/>
+                  </pic:nvPicPr>
+                  <pic:blipFill>
+                    <a:blip r:embed="rId15" cstate="print">
+                      <a:extLst>
+                        <a:ext uri="{28A0092B-C50C-407E-A947-70E740481C1C}">
+                          <a14:useLocalDpi xmlns:a14="http://schemas.microsoft.com/office/drawing/2010/main" val="0"/>
+                        </a:ext>
+                      </a:extLst>
+                    </a:blip>
+                    <a:stretch>
+                      <a:fillRect/>
+                    </a:stretch>
+                  </pic:blipFill>
+                  <pic:spPr>
+                    <a:xfrm>
+                      <a:off x="0" y="0"/>
+                      <a:ext cx="5760720" cy="612140"/>
+                    </a:xfrm>
+                    <a:prstGeom prst="rect">
+                      <a:avLst/>
+                    </a:prstGeom>
+                  </pic:spPr>
+                </pic:pic>
+              </a:graphicData>
+            </a:graphic>
+          </wp:anchor>
+        </w:drawing>
+      </w:r>
+    </w:p>
+    <w:p>
+      <w:pPr>
+        <w:pStyle w:val="Listaszerbekezds"/>
+        <w:numPr>
+          <w:ilvl w:val="0"/>
+          <w:numId w:val="3"/>
+        </w:numPr>
+        <w:tabs>
+          <w:tab w:val="left" w:pos="3969"/>
+        </w:tabs>
+        <w:rPr>
+          <w:sz w:val="26"/>
+          <w:szCs w:val="26"/>
+        </w:rPr>
+      </w:pPr>
+      <w:r>
+        <w:rPr>
+          <w:sz w:val="26"/>
+          <w:szCs w:val="26"/>
+        </w:rPr>
+        <w:lastRenderedPageBreak/>
+        <w:t>Felhasználó módosítása, validációk</w:t>
+      </w:r>
+    </w:p>
+    <w:p>
+      <w:pPr>
+        <w:tabs>
+          <w:tab w:val="left" w:pos="3969"/>
+        </w:tabs>
+        <w:rPr>
+          <w:sz w:val="26"/>
+          <w:szCs w:val="26"/>
+        </w:rPr>
+      </w:pPr>
+      <w:r>
+        <w:rPr>
+          <w:noProof/>
+          <w:sz w:val="26"/>
+          <w:szCs w:val="26"/>
+        </w:rPr>
+        <w:drawing>
+          <wp:anchor distT="0" distB="0" distL="114300" distR="114300" simplePos="0" relativeHeight="251670528" behindDoc="0" locked="0" layoutInCell="1" allowOverlap="1" wp14:anchorId="16EB5DD8">
+            <wp:simplePos x="0" y="0"/>
+            <wp:positionH relativeFrom="margin">
+              <wp:align>center</wp:align>
+            </wp:positionH>
+            <wp:positionV relativeFrom="paragraph">
+              <wp:posOffset>22968</wp:posOffset>
+            </wp:positionV>
+            <wp:extent cx="3829685" cy="3500755"/>
+            <wp:effectExtent l="0" t="0" r="0" b="4445"/>
+            <wp:wrapSquare wrapText="bothSides"/>
+            <wp:docPr id="12" name="Kép 12"/>
+            <wp:cNvGraphicFramePr>
+              <a:graphicFrameLocks xmlns:a="http://schemas.openxmlformats.org/drawingml/2006/main" noChangeAspect="1"/>
+            </wp:cNvGraphicFramePr>
+            <a:graphic xmlns:a="http://schemas.openxmlformats.org/drawingml/2006/main">
+              <a:graphicData uri="http://schemas.openxmlformats.org/drawingml/2006/picture">
+                <pic:pic xmlns:pic="http://schemas.openxmlformats.org/drawingml/2006/picture">
+                  <pic:nvPicPr>
+                    <pic:cNvPr id="1" name=""/>
+                    <pic:cNvPicPr/>
+                  </pic:nvPicPr>
+                  <pic:blipFill>
+                    <a:blip r:embed="rId16">
+                      <a:extLst>
+                        <a:ext uri="{28A0092B-C50C-407E-A947-70E740481C1C}">
+                          <a14:useLocalDpi xmlns:a14="http://schemas.microsoft.com/office/drawing/2010/main" val="0"/>
+                        </a:ext>
+                      </a:extLst>
+                    </a:blip>
+                    <a:stretch>
+                      <a:fillRect/>
+                    </a:stretch>
+                  </pic:blipFill>
+                  <pic:spPr>
+                    <a:xfrm>
+                      <a:off x="0" y="0"/>
+                      <a:ext cx="3829685" cy="3500755"/>
+                    </a:xfrm>
+                    <a:prstGeom prst="rect">
+                      <a:avLst/>
+                    </a:prstGeom>
+                  </pic:spPr>
+                </pic:pic>
+              </a:graphicData>
+            </a:graphic>
+            <wp14:sizeRelH relativeFrom="margin">
+              <wp14:pctWidth>0</wp14:pctWidth>
+            </wp14:sizeRelH>
+            <wp14:sizeRelV relativeFrom="margin">
+              <wp14:pctHeight>0</wp14:pctHeight>
+            </wp14:sizeRelV>
+          </wp:anchor>
+        </w:drawing>
+      </w:r>
+    </w:p>
+    <w:p>
+      <w:pPr>
+        <w:tabs>
+          <w:tab w:val="left" w:pos="3969"/>
+        </w:tabs>
+        <w:rPr>
+          <w:sz w:val="26"/>
+          <w:szCs w:val="26"/>
+        </w:rPr>
+      </w:pPr>
+    </w:p>
+    <w:p>
+      <w:pPr>
+        <w:tabs>
+          <w:tab w:val="left" w:pos="3969"/>
+        </w:tabs>
+        <w:rPr>
+          <w:sz w:val="26"/>
+          <w:szCs w:val="26"/>
+        </w:rPr>
+      </w:pPr>
+    </w:p>
+    <w:p>
+      <w:pPr>
+        <w:tabs>
+          <w:tab w:val="left" w:pos="3969"/>
+        </w:tabs>
+        <w:rPr>
+          <w:sz w:val="26"/>
+          <w:szCs w:val="26"/>
+        </w:rPr>
+      </w:pPr>
+    </w:p>
+    <w:p>
+      <w:pPr>
+        <w:tabs>
+          <w:tab w:val="left" w:pos="3969"/>
+        </w:tabs>
+        <w:rPr>
+          <w:sz w:val="26"/>
+          <w:szCs w:val="26"/>
+        </w:rPr>
+      </w:pPr>
+    </w:p>
+    <w:p>
+      <w:pPr>
+        <w:tabs>
+          <w:tab w:val="left" w:pos="3969"/>
+        </w:tabs>
+        <w:rPr>
+          <w:sz w:val="26"/>
+          <w:szCs w:val="26"/>
+        </w:rPr>
+      </w:pPr>
+    </w:p>
+    <w:p>
+      <w:pPr>
+        <w:tabs>
+          <w:tab w:val="left" w:pos="3969"/>
+        </w:tabs>
+        <w:rPr>
+          <w:sz w:val="26"/>
+          <w:szCs w:val="26"/>
+        </w:rPr>
+      </w:pPr>
+    </w:p>
+    <w:p>
+      <w:pPr>
+        <w:tabs>
+          <w:tab w:val="left" w:pos="3969"/>
+        </w:tabs>
+        <w:rPr>
+          <w:sz w:val="26"/>
+          <w:szCs w:val="26"/>
+        </w:rPr>
+      </w:pPr>
+    </w:p>
+    <w:p>
+      <w:pPr>
+        <w:tabs>
+          <w:tab w:val="left" w:pos="3969"/>
+        </w:tabs>
+        <w:rPr>
+          <w:sz w:val="26"/>
+          <w:szCs w:val="26"/>
+        </w:rPr>
+      </w:pPr>
+    </w:p>
+    <w:p>
+      <w:pPr>
+        <w:tabs>
+          <w:tab w:val="left" w:pos="3969"/>
+        </w:tabs>
+        <w:rPr>
+          <w:sz w:val="26"/>
+          <w:szCs w:val="26"/>
+        </w:rPr>
+      </w:pPr>
+    </w:p>
+    <w:p>
+      <w:pPr>
+        <w:tabs>
+          <w:tab w:val="left" w:pos="3969"/>
+        </w:tabs>
+        <w:rPr>
+          <w:sz w:val="26"/>
+          <w:szCs w:val="26"/>
+        </w:rPr>
+      </w:pPr>
+    </w:p>
+    <w:p>
+      <w:pPr>
+        <w:tabs>
+          <w:tab w:val="left" w:pos="3969"/>
+        </w:tabs>
+        <w:rPr>
+          <w:sz w:val="26"/>
+          <w:szCs w:val="26"/>
+        </w:rPr>
+      </w:pPr>
+      <w:r>
+        <w:rPr>
+          <w:noProof/>
+          <w:sz w:val="26"/>
+          <w:szCs w:val="26"/>
+        </w:rPr>
+        <w:drawing>
+          <wp:anchor distT="0" distB="0" distL="114300" distR="114300" simplePos="0" relativeHeight="251669504" behindDoc="0" locked="0" layoutInCell="1" allowOverlap="1" wp14:anchorId="57DE378C">
+            <wp:simplePos x="0" y="0"/>
+            <wp:positionH relativeFrom="margin">
+              <wp:align>center</wp:align>
+            </wp:positionH>
+            <wp:positionV relativeFrom="paragraph">
+              <wp:posOffset>222453</wp:posOffset>
+            </wp:positionV>
+            <wp:extent cx="4979035" cy="1586865"/>
+            <wp:effectExtent l="0" t="0" r="0" b="0"/>
+            <wp:wrapSquare wrapText="bothSides"/>
+            <wp:docPr id="11" name="Kép 11"/>
+            <wp:cNvGraphicFramePr>
+              <a:graphicFrameLocks xmlns:a="http://schemas.openxmlformats.org/drawingml/2006/main" noChangeAspect="1"/>
+            </wp:cNvGraphicFramePr>
+            <a:graphic xmlns:a="http://schemas.openxmlformats.org/drawingml/2006/main">
+              <a:graphicData uri="http://schemas.openxmlformats.org/drawingml/2006/picture">
+                <pic:pic xmlns:pic="http://schemas.openxmlformats.org/drawingml/2006/picture">
+                  <pic:nvPicPr>
+                    <pic:cNvPr id="1" name=""/>
+                    <pic:cNvPicPr/>
+                  </pic:nvPicPr>
+                  <pic:blipFill>
+                    <a:blip r:embed="rId17" cstate="print">
+                      <a:extLst>
+                        <a:ext uri="{28A0092B-C50C-407E-A947-70E740481C1C}">
+                          <a14:useLocalDpi xmlns:a14="http://schemas.microsoft.com/office/drawing/2010/main" val="0"/>
+                        </a:ext>
+                      </a:extLst>
+                    </a:blip>
+                    <a:stretch>
+                      <a:fillRect/>
+                    </a:stretch>
+                  </pic:blipFill>
+                  <pic:spPr>
+                    <a:xfrm>
+                      <a:off x="0" y="0"/>
+                      <a:ext cx="4979035" cy="1586865"/>
+                    </a:xfrm>
+                    <a:prstGeom prst="rect">
+                      <a:avLst/>
+                    </a:prstGeom>
+                  </pic:spPr>
+                </pic:pic>
+              </a:graphicData>
+            </a:graphic>
+            <wp14:sizeRelH relativeFrom="margin">
+              <wp14:pctWidth>0</wp14:pctWidth>
+            </wp14:sizeRelH>
+            <wp14:sizeRelV relativeFrom="margin">
+              <wp14:pctHeight>0</wp14:pctHeight>
+            </wp14:sizeRelV>
+          </wp:anchor>
+        </w:drawing>
+      </w:r>
+    </w:p>
+    <w:p>
+      <w:pPr>
+        <w:tabs>
+          <w:tab w:val="left" w:pos="3969"/>
+        </w:tabs>
+        <w:rPr>
+          <w:sz w:val="26"/>
+          <w:szCs w:val="26"/>
+        </w:rPr>
+      </w:pPr>
+    </w:p>
+    <w:p>
+      <w:pPr>
+        <w:tabs>
+          <w:tab w:val="left" w:pos="3969"/>
+        </w:tabs>
+        <w:rPr>
+          <w:sz w:val="26"/>
+          <w:szCs w:val="26"/>
+        </w:rPr>
+      </w:pPr>
+    </w:p>
+    <w:p>
+      <w:pPr>
+        <w:tabs>
+          <w:tab w:val="left" w:pos="3969"/>
+        </w:tabs>
+        <w:rPr>
+          <w:sz w:val="26"/>
+          <w:szCs w:val="26"/>
+        </w:rPr>
+      </w:pPr>
+    </w:p>
+    <w:p>
+      <w:pPr>
+        <w:tabs>
+          <w:tab w:val="left" w:pos="3969"/>
+        </w:tabs>
+        <w:rPr>
+          <w:sz w:val="26"/>
+          <w:szCs w:val="26"/>
+        </w:rPr>
+      </w:pPr>
+    </w:p>
+    <w:p>
+      <w:pPr>
+        <w:tabs>
+          <w:tab w:val="left" w:pos="3969"/>
+        </w:tabs>
+        <w:rPr>
+          <w:sz w:val="26"/>
+          <w:szCs w:val="26"/>
+        </w:rPr>
+      </w:pPr>
+    </w:p>
+    <w:p>
+      <w:pPr>
+        <w:tabs>
+          <w:tab w:val="left" w:pos="3969"/>
+        </w:tabs>
+        <w:rPr>
+          <w:sz w:val="26"/>
+          <w:szCs w:val="26"/>
+        </w:rPr>
+      </w:pPr>
+    </w:p>
+    <w:p>
+      <w:pPr>
+        <w:rPr>
+          <w:b/>
+          <w:sz w:val="32"/>
+          <w:szCs w:val="32"/>
+        </w:rPr>
+      </w:pPr>
+      <w:r>
+        <w:rPr>
+          <w:b/>
+          <w:sz w:val="32"/>
+          <w:szCs w:val="32"/>
+        </w:rPr>
+        <w:t>Összesítés:</w:t>
+      </w:r>
+    </w:p>
+    <w:p>
+      <w:pPr>
+        <w:pStyle w:val="Listaszerbekezds"/>
+        <w:numPr>
+          <w:ilvl w:val="0"/>
+          <w:numId w:val="3"/>
+        </w:numPr>
+        <w:tabs>
+          <w:tab w:val="left" w:pos="4820"/>
+        </w:tabs>
+        <w:rPr>
+          <w:sz w:val="26"/>
+          <w:szCs w:val="26"/>
+        </w:rPr>
+      </w:pPr>
+      <w:r>
+        <w:rPr>
+          <w:sz w:val="26"/>
+          <w:szCs w:val="26"/>
+        </w:rPr>
+        <w:t xml:space="preserve">A közösségi oldal tesztelését végezte: </w:t>
+      </w:r>
+      <w:r>
+        <w:rPr>
+          <w:sz w:val="26"/>
+          <w:szCs w:val="26"/>
+        </w:rPr>
+        <w:tab/>
+        <w:t xml:space="preserve"> Berta Barnabás</w:t>
+      </w:r>
+    </w:p>
+    <w:p>
+      <w:pPr>
+        <w:pStyle w:val="Listaszerbekezds"/>
+        <w:numPr>
+          <w:ilvl w:val="0"/>
+          <w:numId w:val="3"/>
+        </w:numPr>
+        <w:tabs>
+          <w:tab w:val="left" w:pos="4820"/>
+        </w:tabs>
+        <w:rPr>
+          <w:sz w:val="26"/>
+          <w:szCs w:val="26"/>
+        </w:rPr>
+      </w:pPr>
+      <w:r>
+        <w:rPr>
+          <w:sz w:val="26"/>
+          <w:szCs w:val="26"/>
+        </w:rPr>
+        <w:t>Tesztelés időpontja:</w:t>
+      </w:r>
+      <w:r>
+        <w:rPr>
+          <w:sz w:val="26"/>
+          <w:szCs w:val="26"/>
+        </w:rPr>
+        <w:tab/>
+        <w:t xml:space="preserve"> 2026-0</w:t>
+      </w:r>
+      <w:r>
+        <w:rPr>
+          <w:sz w:val="26"/>
+          <w:szCs w:val="26"/>
+        </w:rPr>
+        <w:t>2</w:t>
+      </w:r>
+      <w:r>
+        <w:rPr>
+          <w:sz w:val="26"/>
+          <w:szCs w:val="26"/>
+        </w:rPr>
+        <w:t>-</w:t>
+      </w:r>
+      <w:r>
+        <w:rPr>
+          <w:sz w:val="26"/>
+          <w:szCs w:val="26"/>
+        </w:rPr>
+        <w:t>20</w:t>
+      </w:r>
+    </w:p>
+    <w:p>
+      <w:pPr>
+        <w:pStyle w:val="Listaszerbekezds"/>
+        <w:numPr>
+          <w:ilvl w:val="0"/>
+          <w:numId w:val="3"/>
+        </w:numPr>
+        <w:tabs>
+          <w:tab w:val="left" w:pos="4820"/>
+        </w:tabs>
+        <w:rPr>
+          <w:sz w:val="26"/>
+          <w:szCs w:val="26"/>
+        </w:rPr>
+      </w:pPr>
+      <w:r>
+        <w:rPr>
+          <w:sz w:val="26"/>
+          <w:szCs w:val="26"/>
+        </w:rPr>
+        <w:t>Talált hibák mennyisége:</w:t>
+      </w:r>
+      <w:r>
+        <w:rPr>
+          <w:sz w:val="26"/>
+          <w:szCs w:val="26"/>
+        </w:rPr>
+        <w:tab/>
+        <w:t xml:space="preserve"> </w:t>
+      </w:r>
+      <w:r>
+        <w:rPr>
+          <w:sz w:val="26"/>
+          <w:szCs w:val="26"/>
+        </w:rPr>
+        <w:t>4</w:t>
+      </w:r>
+    </w:p>
+    <w:p>
+      <w:pPr>
+        <w:pStyle w:val="Listaszerbekezds"/>
+        <w:numPr>
+          <w:ilvl w:val="0"/>
+          <w:numId w:val="3"/>
+        </w:numPr>
+        <w:tabs>
+          <w:tab w:val="left" w:pos="4820"/>
+        </w:tabs>
+        <w:rPr>
+          <w:sz w:val="26"/>
+          <w:szCs w:val="26"/>
+        </w:rPr>
+      </w:pPr>
+      <w:r>
+        <w:rPr>
+          <w:sz w:val="26"/>
+          <w:szCs w:val="26"/>
+        </w:rPr>
+        <w:t>Talált hibák súlyossága:</w:t>
+      </w:r>
+      <w:r>
+        <w:rPr>
+          <w:sz w:val="26"/>
+          <w:szCs w:val="26"/>
+        </w:rPr>
+        <w:tab/>
+        <w:t xml:space="preserve"> </w:t>
+      </w:r>
+      <w:r>
+        <w:rPr>
+          <w:sz w:val="26"/>
+          <w:szCs w:val="26"/>
+        </w:rPr>
+        <w:t>Kritikus</w:t>
+      </w:r>
+    </w:p>
+    <w:p>
+      <w:pPr>
+        <w:tabs>
+          <w:tab w:val="left" w:pos="3969"/>
+        </w:tabs>
+        <w:rPr>
+          <w:sz w:val="26"/>
+          <w:szCs w:val="26"/>
+        </w:rPr>
+      </w:pPr>
+    </w:p>
+    <w:p>
+      <w:pPr>
+        <w:tabs>
+          <w:tab w:val="left" w:pos="3969"/>
+        </w:tabs>
+        <w:rPr>
+          <w:sz w:val="26"/>
+          <w:szCs w:val="26"/>
+        </w:rPr>
+      </w:pPr>
+    </w:p>
+    <w:p>
+      <w:pPr>
+        <w:tabs>
+          <w:tab w:val="left" w:pos="3969"/>
+        </w:tabs>
+        <w:rPr>
+          <w:sz w:val="26"/>
+          <w:szCs w:val="26"/>
+        </w:rPr>
+      </w:pPr>
+    </w:p>
+    <w:p>
+      <w:pPr>
+        <w:tabs>
+          <w:tab w:val="left" w:pos="3969"/>
+        </w:tabs>
+        <w:rPr>
+          <w:sz w:val="26"/>
+          <w:szCs w:val="26"/>
+        </w:rPr>
+      </w:pPr>
+    </w:p>
+    <w:p>
+      <w:pPr>
+        <w:rPr>
+          <w:b/>
+          <w:sz w:val="32"/>
+          <w:szCs w:val="32"/>
+        </w:rPr>
+      </w:pPr>
+      <w:r>
+        <w:rPr>
+          <w:b/>
+          <w:sz w:val="32"/>
+          <w:szCs w:val="32"/>
+        </w:rPr>
+        <w:lastRenderedPageBreak/>
+        <w:t>A WPF program</w:t>
+      </w:r>
+      <w:r>
+        <w:rPr>
+          <w:b/>
+          <w:sz w:val="32"/>
+          <w:szCs w:val="32"/>
+        </w:rPr>
+        <w:t xml:space="preserve"> posztok</w:t>
+      </w:r>
+      <w:r>
+        <w:rPr>
+          <w:b/>
+          <w:sz w:val="32"/>
+          <w:szCs w:val="32"/>
+        </w:rPr>
+        <w:t xml:space="preserve"> ablakának tesztelései:</w:t>
+      </w:r>
+    </w:p>
+    <w:p>
+      <w:pPr>
+        <w:pStyle w:val="Listaszerbekezds"/>
+        <w:numPr>
+          <w:ilvl w:val="0"/>
+          <w:numId w:val="3"/>
+        </w:numPr>
+        <w:rPr>
+          <w:sz w:val="26"/>
+          <w:szCs w:val="26"/>
+        </w:rPr>
+      </w:pPr>
+      <w:r>
+        <w:rPr>
+          <w:sz w:val="26"/>
+          <w:szCs w:val="26"/>
+        </w:rPr>
+        <w:t xml:space="preserve">A </w:t>
+      </w:r>
+      <w:proofErr w:type="spellStart"/>
+      <w:r>
+        <w:rPr>
+          <w:sz w:val="26"/>
+          <w:szCs w:val="26"/>
+        </w:rPr>
+        <w:t>Datagrid</w:t>
+      </w:r>
+      <w:proofErr w:type="spellEnd"/>
+      <w:r>
+        <w:rPr>
+          <w:sz w:val="26"/>
+          <w:szCs w:val="26"/>
+        </w:rPr>
+        <w:t xml:space="preserve"> szelekció változásakor történő függvény tesztelése:</w:t>
+      </w:r>
+    </w:p>
+    <w:p>
+      <w:pPr>
+        <w:tabs>
+          <w:tab w:val="left" w:pos="3969"/>
+        </w:tabs>
+        <w:rPr>
+          <w:sz w:val="26"/>
+          <w:szCs w:val="26"/>
+        </w:rPr>
+      </w:pPr>
+      <w:r>
+        <w:rPr>
+          <w:noProof/>
+          <w:sz w:val="26"/>
+          <w:szCs w:val="26"/>
+        </w:rPr>
+        <w:drawing>
+          <wp:anchor distT="0" distB="0" distL="114300" distR="114300" simplePos="0" relativeHeight="251671552" behindDoc="0" locked="0" layoutInCell="1" allowOverlap="1" wp14:anchorId="16516C1D">
+            <wp:simplePos x="0" y="0"/>
+            <wp:positionH relativeFrom="margin">
+              <wp:align>center</wp:align>
+            </wp:positionH>
+            <wp:positionV relativeFrom="paragraph">
+              <wp:posOffset>6985</wp:posOffset>
+            </wp:positionV>
+            <wp:extent cx="3141345" cy="2975610"/>
+            <wp:effectExtent l="0" t="0" r="1905" b="0"/>
+            <wp:wrapSquare wrapText="bothSides"/>
+            <wp:docPr id="13" name="Kép 13"/>
+            <wp:cNvGraphicFramePr>
+              <a:graphicFrameLocks xmlns:a="http://schemas.openxmlformats.org/drawingml/2006/main" noChangeAspect="1"/>
+            </wp:cNvGraphicFramePr>
+            <a:graphic xmlns:a="http://schemas.openxmlformats.org/drawingml/2006/main">
+              <a:graphicData uri="http://schemas.openxmlformats.org/drawingml/2006/picture">
+                <pic:pic xmlns:pic="http://schemas.openxmlformats.org/drawingml/2006/picture">
+                  <pic:nvPicPr>
+                    <pic:cNvPr id="1" name=""/>
+                    <pic:cNvPicPr/>
+                  </pic:nvPicPr>
+                  <pic:blipFill>
+                    <a:blip r:embed="rId18">
+                      <a:extLst>
+                        <a:ext uri="{28A0092B-C50C-407E-A947-70E740481C1C}">
+                          <a14:useLocalDpi xmlns:a14="http://schemas.microsoft.com/office/drawing/2010/main" val="0"/>
+                        </a:ext>
+                      </a:extLst>
+                    </a:blip>
+                    <a:stretch>
+                      <a:fillRect/>
+                    </a:stretch>
+                  </pic:blipFill>
+                  <pic:spPr>
+                    <a:xfrm>
+                      <a:off x="0" y="0"/>
+                      <a:ext cx="3141345" cy="2975610"/>
+                    </a:xfrm>
+                    <a:prstGeom prst="rect">
+                      <a:avLst/>
+                    </a:prstGeom>
+                  </pic:spPr>
+                </pic:pic>
+              </a:graphicData>
+            </a:graphic>
+            <wp14:sizeRelH relativeFrom="margin">
+              <wp14:pctWidth>0</wp14:pctWidth>
+            </wp14:sizeRelH>
+            <wp14:sizeRelV relativeFrom="margin">
+              <wp14:pctHeight>0</wp14:pctHeight>
+            </wp14:sizeRelV>
+          </wp:anchor>
+        </w:drawing>
+      </w:r>
+    </w:p>
+    <w:p>
+      <w:pPr>
+        <w:tabs>
+          <w:tab w:val="left" w:pos="3969"/>
+        </w:tabs>
+        <w:rPr>
+          <w:sz w:val="26"/>
+          <w:szCs w:val="26"/>
+        </w:rPr>
+      </w:pPr>
+    </w:p>
+    <w:p>
+      <w:pPr>
+        <w:tabs>
+          <w:tab w:val="left" w:pos="3969"/>
+        </w:tabs>
+        <w:rPr>
+          <w:sz w:val="26"/>
+          <w:szCs w:val="26"/>
+        </w:rPr>
+      </w:pPr>
+    </w:p>
+    <w:p>
+      <w:pPr>
+        <w:tabs>
+          <w:tab w:val="left" w:pos="3969"/>
+        </w:tabs>
+        <w:rPr>
+          <w:sz w:val="26"/>
+          <w:szCs w:val="26"/>
+        </w:rPr>
+      </w:pPr>
+    </w:p>
+    <w:p>
+      <w:pPr>
+        <w:tabs>
+          <w:tab w:val="left" w:pos="3969"/>
+        </w:tabs>
+        <w:rPr>
+          <w:sz w:val="26"/>
+          <w:szCs w:val="26"/>
+        </w:rPr>
+      </w:pPr>
+    </w:p>
+    <w:p>
+      <w:pPr>
+        <w:tabs>
+          <w:tab w:val="left" w:pos="3969"/>
+        </w:tabs>
+        <w:rPr>
+          <w:sz w:val="26"/>
+          <w:szCs w:val="26"/>
+        </w:rPr>
+      </w:pPr>
+    </w:p>
+    <w:p>
+      <w:pPr>
+        <w:tabs>
+          <w:tab w:val="left" w:pos="3969"/>
+        </w:tabs>
+        <w:rPr>
+          <w:sz w:val="26"/>
+          <w:szCs w:val="26"/>
+        </w:rPr>
+      </w:pPr>
+    </w:p>
+    <w:p>
+      <w:pPr>
+        <w:tabs>
+          <w:tab w:val="left" w:pos="3969"/>
+        </w:tabs>
+        <w:rPr>
+          <w:sz w:val="26"/>
+          <w:szCs w:val="26"/>
+        </w:rPr>
+      </w:pPr>
+    </w:p>
+    <w:p>
+      <w:pPr>
+        <w:tabs>
+          <w:tab w:val="left" w:pos="3969"/>
+        </w:tabs>
+        <w:rPr>
+          <w:sz w:val="26"/>
+          <w:szCs w:val="26"/>
+        </w:rPr>
+      </w:pPr>
+    </w:p>
+    <w:p>
+      <w:pPr>
+        <w:tabs>
+          <w:tab w:val="left" w:pos="3969"/>
+        </w:tabs>
+        <w:rPr>
+          <w:sz w:val="26"/>
+          <w:szCs w:val="26"/>
+        </w:rPr>
+      </w:pPr>
+      <w:r>
+        <w:rPr>
+          <w:noProof/>
+          <w:sz w:val="26"/>
+          <w:szCs w:val="26"/>
+        </w:rPr>
+        <w:drawing>
+          <wp:anchor distT="0" distB="0" distL="114300" distR="114300" simplePos="0" relativeHeight="251673600" behindDoc="0" locked="0" layoutInCell="1" allowOverlap="1" wp14:anchorId="24120284" wp14:editId="61F74071">
+            <wp:simplePos x="0" y="0"/>
+            <wp:positionH relativeFrom="margin">
+              <wp:align>right</wp:align>
+            </wp:positionH>
+            <wp:positionV relativeFrom="paragraph">
+              <wp:posOffset>213767</wp:posOffset>
+            </wp:positionV>
+            <wp:extent cx="5760720" cy="819150"/>
+            <wp:effectExtent l="0" t="0" r="0" b="0"/>
+            <wp:wrapSquare wrapText="bothSides"/>
+            <wp:docPr id="14" name="Kép 14"/>
+            <wp:cNvGraphicFramePr>
+              <a:graphicFrameLocks xmlns:a="http://schemas.openxmlformats.org/drawingml/2006/main" noChangeAspect="1"/>
+            </wp:cNvGraphicFramePr>
+            <a:graphic xmlns:a="http://schemas.openxmlformats.org/drawingml/2006/main">
+              <a:graphicData uri="http://schemas.openxmlformats.org/drawingml/2006/picture">
+                <pic:pic xmlns:pic="http://schemas.openxmlformats.org/drawingml/2006/picture">
+                  <pic:nvPicPr>
+                    <pic:cNvPr id="1" name=""/>
+                    <pic:cNvPicPr/>
+                  </pic:nvPicPr>
+                  <pic:blipFill>
+                    <a:blip r:embed="rId7" cstate="print">
+                      <a:extLst>
+                        <a:ext uri="{28A0092B-C50C-407E-A947-70E740481C1C}">
+                          <a14:useLocalDpi xmlns:a14="http://schemas.microsoft.com/office/drawing/2010/main" val="0"/>
+                        </a:ext>
+                      </a:extLst>
+                    </a:blip>
+                    <a:stretch>
+                      <a:fillRect/>
+                    </a:stretch>
+                  </pic:blipFill>
+                  <pic:spPr>
+                    <a:xfrm>
+                      <a:off x="0" y="0"/>
+                      <a:ext cx="5760720" cy="819150"/>
+                    </a:xfrm>
+                    <a:prstGeom prst="rect">
+                      <a:avLst/>
+                    </a:prstGeom>
+                  </pic:spPr>
+                </pic:pic>
+              </a:graphicData>
+            </a:graphic>
+          </wp:anchor>
+        </w:drawing>
+      </w:r>
+    </w:p>
+    <w:p>
+      <w:pPr>
+        <w:tabs>
+          <w:tab w:val="left" w:pos="3969"/>
+        </w:tabs>
+        <w:rPr>
+          <w:sz w:val="26"/>
+          <w:szCs w:val="26"/>
+        </w:rPr>
+      </w:pPr>
+    </w:p>
+    <w:p>
+      <w:pPr>
+        <w:pStyle w:val="Listaszerbekezds"/>
+        <w:numPr>
+          <w:ilvl w:val="0"/>
+          <w:numId w:val="3"/>
+        </w:numPr>
+        <w:rPr>
+          <w:sz w:val="26"/>
+          <w:szCs w:val="26"/>
+        </w:rPr>
+      </w:pPr>
+      <w:r>
+        <w:rPr>
+          <w:sz w:val="26"/>
+          <w:szCs w:val="26"/>
+        </w:rPr>
+        <w:t xml:space="preserve">A </w:t>
+      </w:r>
+      <w:proofErr w:type="spellStart"/>
+      <w:r>
+        <w:rPr>
+          <w:sz w:val="26"/>
+          <w:szCs w:val="26"/>
+        </w:rPr>
+        <w:t>validálás</w:t>
+      </w:r>
+      <w:proofErr w:type="spellEnd"/>
+      <w:r>
+        <w:rPr>
+          <w:sz w:val="26"/>
+          <w:szCs w:val="26"/>
+        </w:rPr>
+        <w:t xml:space="preserve"> / </w:t>
+      </w:r>
+      <w:proofErr w:type="spellStart"/>
+      <w:r>
+        <w:rPr>
+          <w:sz w:val="26"/>
+          <w:szCs w:val="26"/>
+        </w:rPr>
+        <w:t>invalidálás</w:t>
+      </w:r>
+      <w:proofErr w:type="spellEnd"/>
+      <w:r>
+        <w:rPr>
+          <w:sz w:val="26"/>
+          <w:szCs w:val="26"/>
+        </w:rPr>
+        <w:t xml:space="preserve"> kattintása:</w:t>
+      </w:r>
+    </w:p>
+    <w:p>
+      <w:pPr>
+        <w:tabs>
+          <w:tab w:val="left" w:pos="3969"/>
+        </w:tabs>
+        <w:rPr>
+          <w:sz w:val="26"/>
+          <w:szCs w:val="26"/>
+        </w:rPr>
+      </w:pPr>
+      <w:r>
+        <w:rPr>
+          <w:noProof/>
+          <w:sz w:val="26"/>
+          <w:szCs w:val="26"/>
+        </w:rPr>
+        <w:drawing>
+          <wp:anchor distT="0" distB="0" distL="114300" distR="114300" simplePos="0" relativeHeight="251675648" behindDoc="1" locked="0" layoutInCell="1" allowOverlap="1" wp14:anchorId="53F15465" wp14:editId="6C3F8014">
+            <wp:simplePos x="0" y="0"/>
+            <wp:positionH relativeFrom="margin">
+              <wp:align>center</wp:align>
+            </wp:positionH>
+            <wp:positionV relativeFrom="paragraph">
+              <wp:posOffset>53292</wp:posOffset>
+            </wp:positionV>
+            <wp:extent cx="3510915" cy="2426970"/>
+            <wp:effectExtent l="0" t="0" r="0" b="0"/>
+            <wp:wrapSquare wrapText="bothSides"/>
+            <wp:docPr id="17" name="Kép 17"/>
+            <wp:cNvGraphicFramePr>
+              <a:graphicFrameLocks xmlns:a="http://schemas.openxmlformats.org/drawingml/2006/main" noChangeAspect="1"/>
+            </wp:cNvGraphicFramePr>
+            <a:graphic xmlns:a="http://schemas.openxmlformats.org/drawingml/2006/main">
+              <a:graphicData uri="http://schemas.openxmlformats.org/drawingml/2006/picture">
+                <pic:pic xmlns:pic="http://schemas.openxmlformats.org/drawingml/2006/picture">
+                  <pic:nvPicPr>
+                    <pic:cNvPr id="1" name=""/>
+                    <pic:cNvPicPr/>
+                  </pic:nvPicPr>
+                  <pic:blipFill>
+                    <a:blip r:embed="rId19">
+                      <a:extLst>
+                        <a:ext uri="{28A0092B-C50C-407E-A947-70E740481C1C}">
+                          <a14:useLocalDpi xmlns:a14="http://schemas.microsoft.com/office/drawing/2010/main" val="0"/>
+                        </a:ext>
+                      </a:extLst>
+                    </a:blip>
+                    <a:stretch>
+                      <a:fillRect/>
+                    </a:stretch>
+                  </pic:blipFill>
+                  <pic:spPr>
+                    <a:xfrm>
+                      <a:off x="0" y="0"/>
+                      <a:ext cx="3510915" cy="2426970"/>
+                    </a:xfrm>
+                    <a:prstGeom prst="rect">
+                      <a:avLst/>
+                    </a:prstGeom>
+                  </pic:spPr>
+                </pic:pic>
+              </a:graphicData>
+            </a:graphic>
+            <wp14:sizeRelH relativeFrom="margin">
+              <wp14:pctWidth>0</wp14:pctWidth>
+            </wp14:sizeRelH>
+            <wp14:sizeRelV relativeFrom="margin">
+              <wp14:pctHeight>0</wp14:pctHeight>
+            </wp14:sizeRelV>
+          </wp:anchor>
+        </w:drawing>
+      </w:r>
+    </w:p>
+    <w:p>
+      <w:pPr>
+        <w:tabs>
+          <w:tab w:val="left" w:pos="3969"/>
+        </w:tabs>
+        <w:rPr>
+          <w:sz w:val="26"/>
+          <w:szCs w:val="26"/>
+        </w:rPr>
+      </w:pPr>
+    </w:p>
+    <w:p>
+      <w:pPr>
+        <w:tabs>
+          <w:tab w:val="left" w:pos="3969"/>
+        </w:tabs>
+        <w:rPr>
+          <w:sz w:val="26"/>
+          <w:szCs w:val="26"/>
+        </w:rPr>
+      </w:pPr>
+    </w:p>
+    <w:p>
+      <w:pPr>
+        <w:tabs>
+          <w:tab w:val="left" w:pos="3969"/>
+        </w:tabs>
+        <w:rPr>
+          <w:sz w:val="26"/>
+          <w:szCs w:val="26"/>
+        </w:rPr>
+      </w:pPr>
+    </w:p>
+    <w:p>
+      <w:pPr>
+        <w:tabs>
+          <w:tab w:val="left" w:pos="3969"/>
+        </w:tabs>
+        <w:rPr>
+          <w:sz w:val="26"/>
+          <w:szCs w:val="26"/>
+        </w:rPr>
+      </w:pPr>
+    </w:p>
+    <w:p>
+      <w:pPr>
+        <w:tabs>
+          <w:tab w:val="left" w:pos="3969"/>
+        </w:tabs>
+        <w:rPr>
+          <w:sz w:val="26"/>
+          <w:szCs w:val="26"/>
+        </w:rPr>
+      </w:pPr>
+    </w:p>
+    <w:p>
+      <w:pPr>
+        <w:tabs>
+          <w:tab w:val="left" w:pos="3969"/>
+        </w:tabs>
+        <w:rPr>
+          <w:sz w:val="26"/>
+          <w:szCs w:val="26"/>
+        </w:rPr>
+      </w:pPr>
+    </w:p>
+    <w:p>
+      <w:pPr>
+        <w:tabs>
+          <w:tab w:val="left" w:pos="3969"/>
+        </w:tabs>
+        <w:rPr>
+          <w:sz w:val="26"/>
+          <w:szCs w:val="26"/>
+        </w:rPr>
+      </w:pPr>
+      <w:r>
+        <w:rPr>
+          <w:noProof/>
+          <w:sz w:val="26"/>
+          <w:szCs w:val="26"/>
+        </w:rPr>
+        <w:drawing>
+          <wp:anchor distT="0" distB="0" distL="114300" distR="114300" simplePos="0" relativeHeight="251677696" behindDoc="0" locked="0" layoutInCell="1" allowOverlap="1" wp14:anchorId="23257A37" wp14:editId="6FCE5F41">
+            <wp:simplePos x="0" y="0"/>
+            <wp:positionH relativeFrom="margin">
+              <wp:align>right</wp:align>
+            </wp:positionH>
+            <wp:positionV relativeFrom="paragraph">
+              <wp:posOffset>454324</wp:posOffset>
+            </wp:positionV>
+            <wp:extent cx="5760720" cy="634365"/>
+            <wp:effectExtent l="0" t="0" r="0" b="0"/>
+            <wp:wrapSquare wrapText="bothSides"/>
+            <wp:docPr id="18" name="Kép 18"/>
+            <wp:cNvGraphicFramePr>
+              <a:graphicFrameLocks xmlns:a="http://schemas.openxmlformats.org/drawingml/2006/main" noChangeAspect="1"/>
+            </wp:cNvGraphicFramePr>
+            <a:graphic xmlns:a="http://schemas.openxmlformats.org/drawingml/2006/main">
+              <a:graphicData uri="http://schemas.openxmlformats.org/drawingml/2006/picture">
+                <pic:pic xmlns:pic="http://schemas.openxmlformats.org/drawingml/2006/picture">
+                  <pic:nvPicPr>
+                    <pic:cNvPr id="1" name=""/>
+                    <pic:cNvPicPr/>
+                  </pic:nvPicPr>
+                  <pic:blipFill>
+                    <a:blip r:embed="rId9" cstate="print">
+                      <a:extLst>
+                        <a:ext uri="{28A0092B-C50C-407E-A947-70E740481C1C}">
+                          <a14:useLocalDpi xmlns:a14="http://schemas.microsoft.com/office/drawing/2010/main" val="0"/>
+                        </a:ext>
+                      </a:extLst>
+                    </a:blip>
+                    <a:stretch>
+                      <a:fillRect/>
+                    </a:stretch>
+                  </pic:blipFill>
+                  <pic:spPr>
+                    <a:xfrm>
+                      <a:off x="0" y="0"/>
+                      <a:ext cx="5760720" cy="634365"/>
+                    </a:xfrm>
+                    <a:prstGeom prst="rect">
+                      <a:avLst/>
+                    </a:prstGeom>
+                  </pic:spPr>
+                </pic:pic>
+              </a:graphicData>
+            </a:graphic>
+          </wp:anchor>
+        </w:drawing>
+      </w:r>
+    </w:p>
+    <w:p>
+      <w:pPr>
+        <w:tabs>
+          <w:tab w:val="left" w:pos="3969"/>
+        </w:tabs>
+        <w:rPr>
+          <w:sz w:val="26"/>
+          <w:szCs w:val="26"/>
+        </w:rPr>
+      </w:pPr>
+    </w:p>
+    <w:p>
+      <w:pPr>
+        <w:pStyle w:val="Listaszerbekezds"/>
+        <w:numPr>
+          <w:ilvl w:val="0"/>
+          <w:numId w:val="3"/>
+        </w:numPr>
+        <w:rPr>
+          <w:sz w:val="26"/>
+          <w:szCs w:val="26"/>
+        </w:rPr>
+      </w:pPr>
+      <w:r>
+        <w:rPr>
+          <w:sz w:val="26"/>
+          <w:szCs w:val="26"/>
+        </w:rPr>
+        <w:lastRenderedPageBreak/>
+        <w:t>A keresés mező használatára használt függvény:</w:t>
+      </w:r>
+    </w:p>
+    <w:p>
+      <w:pPr>
+        <w:tabs>
+          <w:tab w:val="left" w:pos="3969"/>
+        </w:tabs>
+        <w:rPr>
+          <w:sz w:val="26"/>
+          <w:szCs w:val="26"/>
+        </w:rPr>
+      </w:pPr>
+      <w:r>
+        <w:rPr>
+          <w:noProof/>
+          <w:sz w:val="26"/>
+          <w:szCs w:val="26"/>
+        </w:rPr>
+        <w:drawing>
+          <wp:anchor distT="0" distB="0" distL="114300" distR="114300" simplePos="0" relativeHeight="251678720" behindDoc="0" locked="0" layoutInCell="1" allowOverlap="1" wp14:anchorId="69725A97">
+            <wp:simplePos x="0" y="0"/>
+            <wp:positionH relativeFrom="margin">
+              <wp:align>center</wp:align>
+            </wp:positionH>
+            <wp:positionV relativeFrom="paragraph">
+              <wp:posOffset>49219</wp:posOffset>
+            </wp:positionV>
+            <wp:extent cx="5010150" cy="1734185"/>
+            <wp:effectExtent l="0" t="0" r="0" b="0"/>
+            <wp:wrapSquare wrapText="bothSides"/>
+            <wp:docPr id="20" name="Kép 20"/>
+            <wp:cNvGraphicFramePr>
+              <a:graphicFrameLocks xmlns:a="http://schemas.openxmlformats.org/drawingml/2006/main" noChangeAspect="1"/>
+            </wp:cNvGraphicFramePr>
+            <a:graphic xmlns:a="http://schemas.openxmlformats.org/drawingml/2006/main">
+              <a:graphicData uri="http://schemas.openxmlformats.org/drawingml/2006/picture">
+                <pic:pic xmlns:pic="http://schemas.openxmlformats.org/drawingml/2006/picture">
+                  <pic:nvPicPr>
+                    <pic:cNvPr id="1" name=""/>
+                    <pic:cNvPicPr/>
+                  </pic:nvPicPr>
+                  <pic:blipFill>
+                    <a:blip r:embed="rId20" cstate="print">
+                      <a:extLst>
+                        <a:ext uri="{28A0092B-C50C-407E-A947-70E740481C1C}">
+                          <a14:useLocalDpi xmlns:a14="http://schemas.microsoft.com/office/drawing/2010/main" val="0"/>
+                        </a:ext>
+                      </a:extLst>
+                    </a:blip>
+                    <a:stretch>
+                      <a:fillRect/>
+                    </a:stretch>
+                  </pic:blipFill>
+                  <pic:spPr>
+                    <a:xfrm>
+                      <a:off x="0" y="0"/>
+                      <a:ext cx="5010150" cy="1734185"/>
+                    </a:xfrm>
+                    <a:prstGeom prst="rect">
+                      <a:avLst/>
+                    </a:prstGeom>
+                  </pic:spPr>
+                </pic:pic>
+              </a:graphicData>
+            </a:graphic>
+            <wp14:sizeRelH relativeFrom="margin">
+              <wp14:pctWidth>0</wp14:pctWidth>
+            </wp14:sizeRelH>
+            <wp14:sizeRelV relativeFrom="margin">
+              <wp14:pctHeight>0</wp14:pctHeight>
+            </wp14:sizeRelV>
+          </wp:anchor>
+        </w:drawing>
+      </w:r>
+    </w:p>
+    <w:p>
+      <w:pPr>
+        <w:tabs>
+          <w:tab w:val="left" w:pos="3969"/>
+        </w:tabs>
+        <w:rPr>
+          <w:sz w:val="26"/>
+          <w:szCs w:val="26"/>
+        </w:rPr>
+      </w:pPr>
+    </w:p>
+    <w:p>
+      <w:pPr>
+        <w:tabs>
+          <w:tab w:val="left" w:pos="3969"/>
+        </w:tabs>
+        <w:rPr>
+          <w:sz w:val="26"/>
+          <w:szCs w:val="26"/>
+        </w:rPr>
+      </w:pPr>
+    </w:p>
+    <w:p>
+      <w:pPr>
+        <w:tabs>
+          <w:tab w:val="left" w:pos="3969"/>
+        </w:tabs>
+        <w:rPr>
+          <w:sz w:val="26"/>
+          <w:szCs w:val="26"/>
+        </w:rPr>
+      </w:pPr>
+    </w:p>
+    <w:p>
+      <w:pPr>
+        <w:tabs>
+          <w:tab w:val="left" w:pos="3969"/>
+        </w:tabs>
+        <w:rPr>
+          <w:sz w:val="26"/>
+          <w:szCs w:val="26"/>
+        </w:rPr>
+      </w:pPr>
+    </w:p>
+    <w:p>
+      <w:pPr>
+        <w:tabs>
+          <w:tab w:val="left" w:pos="3969"/>
+        </w:tabs>
+        <w:rPr>
+          <w:sz w:val="26"/>
+          <w:szCs w:val="26"/>
+        </w:rPr>
+      </w:pPr>
+      <w:r>
+        <w:rPr>
+          <w:noProof/>
+          <w:sz w:val="26"/>
+          <w:szCs w:val="26"/>
+        </w:rPr>
+        <w:drawing>
+          <wp:anchor distT="0" distB="0" distL="114300" distR="114300" simplePos="0" relativeHeight="251680768" behindDoc="0" locked="0" layoutInCell="1" allowOverlap="1" wp14:anchorId="2EA646E6" wp14:editId="3BFAB521">
+            <wp:simplePos x="0" y="0"/>
+            <wp:positionH relativeFrom="margin">
+              <wp:align>right</wp:align>
+            </wp:positionH>
+            <wp:positionV relativeFrom="paragraph">
+              <wp:posOffset>385696</wp:posOffset>
+            </wp:positionV>
+            <wp:extent cx="5760720" cy="621665"/>
+            <wp:effectExtent l="0" t="0" r="0" b="6985"/>
+            <wp:wrapSquare wrapText="bothSides"/>
+            <wp:docPr id="21" name="Kép 21"/>
+            <wp:cNvGraphicFramePr>
+              <a:graphicFrameLocks xmlns:a="http://schemas.openxmlformats.org/drawingml/2006/main" noChangeAspect="1"/>
+            </wp:cNvGraphicFramePr>
+            <a:graphic xmlns:a="http://schemas.openxmlformats.org/drawingml/2006/main">
+              <a:graphicData uri="http://schemas.openxmlformats.org/drawingml/2006/picture">
+                <pic:pic xmlns:pic="http://schemas.openxmlformats.org/drawingml/2006/picture">
+                  <pic:nvPicPr>
+                    <pic:cNvPr id="1" name=""/>
+                    <pic:cNvPicPr/>
+                  </pic:nvPicPr>
+                  <pic:blipFill>
+                    <a:blip r:embed="rId11" cstate="print">
+                      <a:extLst>
+                        <a:ext uri="{28A0092B-C50C-407E-A947-70E740481C1C}">
+                          <a14:useLocalDpi xmlns:a14="http://schemas.microsoft.com/office/drawing/2010/main" val="0"/>
+                        </a:ext>
+                      </a:extLst>
+                    </a:blip>
+                    <a:stretch>
+                      <a:fillRect/>
+                    </a:stretch>
+                  </pic:blipFill>
+                  <pic:spPr>
+                    <a:xfrm>
+                      <a:off x="0" y="0"/>
+                      <a:ext cx="5760720" cy="621665"/>
+                    </a:xfrm>
+                    <a:prstGeom prst="rect">
+                      <a:avLst/>
+                    </a:prstGeom>
+                  </pic:spPr>
+                </pic:pic>
+              </a:graphicData>
+            </a:graphic>
+          </wp:anchor>
+        </w:drawing>
+      </w:r>
+    </w:p>
+    <w:p>
+      <w:pPr>
+        <w:tabs>
+          <w:tab w:val="left" w:pos="3969"/>
+        </w:tabs>
+        <w:rPr>
+          <w:sz w:val="26"/>
+          <w:szCs w:val="26"/>
+        </w:rPr>
+      </w:pPr>
+    </w:p>
+    <w:p>
+      <w:pPr>
+        <w:rPr>
+          <w:b/>
+          <w:sz w:val="32"/>
+          <w:szCs w:val="32"/>
+        </w:rPr>
+      </w:pPr>
+      <w:r>
+        <w:rPr>
+          <w:b/>
+          <w:sz w:val="32"/>
+          <w:szCs w:val="32"/>
+        </w:rPr>
+        <w:t>Összesítés:</w:t>
+      </w:r>
+    </w:p>
+    <w:p>
+      <w:pPr>
+        <w:pStyle w:val="Listaszerbekezds"/>
+        <w:numPr>
+          <w:ilvl w:val="0"/>
+          <w:numId w:val="3"/>
+        </w:numPr>
+        <w:tabs>
+          <w:tab w:val="left" w:pos="4820"/>
+        </w:tabs>
+        <w:rPr>
+          <w:sz w:val="26"/>
+          <w:szCs w:val="26"/>
+        </w:rPr>
+      </w:pPr>
+      <w:r>
+        <w:rPr>
+          <w:sz w:val="26"/>
+          <w:szCs w:val="26"/>
+        </w:rPr>
+        <w:t xml:space="preserve">A közösségi oldal tesztelését végezte: </w:t>
+      </w:r>
+      <w:r>
+        <w:rPr>
+          <w:sz w:val="26"/>
+          <w:szCs w:val="26"/>
+        </w:rPr>
+        <w:tab/>
+        <w:t xml:space="preserve"> </w:t>
+      </w:r>
+      <w:r>
+        <w:rPr>
+          <w:sz w:val="26"/>
+          <w:szCs w:val="26"/>
+        </w:rPr>
+        <w:t>Szabó Bence</w:t>
+      </w:r>
+    </w:p>
+    <w:p>
+      <w:pPr>
+        <w:pStyle w:val="Listaszerbekezds"/>
+        <w:numPr>
+          <w:ilvl w:val="0"/>
+          <w:numId w:val="3"/>
+        </w:numPr>
+        <w:tabs>
+          <w:tab w:val="left" w:pos="4820"/>
+        </w:tabs>
+        <w:rPr>
+          <w:sz w:val="26"/>
+          <w:szCs w:val="26"/>
+        </w:rPr>
+      </w:pPr>
+      <w:r>
+        <w:rPr>
+          <w:sz w:val="26"/>
+          <w:szCs w:val="26"/>
+        </w:rPr>
+        <w:t>Tesztelés időpontja:</w:t>
+      </w:r>
+      <w:r>
+        <w:rPr>
+          <w:sz w:val="26"/>
+          <w:szCs w:val="26"/>
+        </w:rPr>
+        <w:tab/>
+        <w:t xml:space="preserve"> 2026-0</w:t>
+      </w:r>
+      <w:r>
+        <w:rPr>
+          <w:sz w:val="26"/>
+          <w:szCs w:val="26"/>
+        </w:rPr>
+        <w:t>2</w:t>
+      </w:r>
+      <w:r>
+        <w:rPr>
+          <w:sz w:val="26"/>
+          <w:szCs w:val="26"/>
+        </w:rPr>
+        <w:t>-</w:t>
+      </w:r>
+      <w:r>
+        <w:rPr>
+          <w:sz w:val="26"/>
+          <w:szCs w:val="26"/>
+        </w:rPr>
+        <w:t>21</w:t>
+      </w:r>
+    </w:p>
+    <w:p>
+      <w:pPr>
+        <w:pStyle w:val="Listaszerbekezds"/>
+        <w:numPr>
+          <w:ilvl w:val="0"/>
+          <w:numId w:val="3"/>
+        </w:numPr>
+        <w:tabs>
+          <w:tab w:val="left" w:pos="4820"/>
+        </w:tabs>
+        <w:rPr>
+          <w:sz w:val="26"/>
+          <w:szCs w:val="26"/>
+        </w:rPr>
+      </w:pPr>
+      <w:r>
+        <w:rPr>
+          <w:sz w:val="26"/>
+          <w:szCs w:val="26"/>
+        </w:rPr>
+        <w:t>Talált hibák mennyisége:</w:t>
+      </w:r>
+      <w:r>
+        <w:rPr>
+          <w:sz w:val="26"/>
+          <w:szCs w:val="26"/>
+        </w:rPr>
+        <w:tab/>
+        <w:t xml:space="preserve"> 1</w:t>
+      </w:r>
+    </w:p>
+    <w:p>
+      <w:pPr>
+        <w:pStyle w:val="Listaszerbekezds"/>
+        <w:numPr>
+          <w:ilvl w:val="0"/>
+          <w:numId w:val="3"/>
+        </w:numPr>
+        <w:tabs>
+          <w:tab w:val="left" w:pos="4820"/>
+        </w:tabs>
+        <w:rPr>
+          <w:sz w:val="26"/>
+          <w:szCs w:val="26"/>
+        </w:rPr>
+      </w:pPr>
+      <w:r>
+        <w:rPr>
+          <w:sz w:val="26"/>
+          <w:szCs w:val="26"/>
+        </w:rPr>
+        <w:t>Talált hibák súlyossága:</w:t>
+      </w:r>
+      <w:r>
+        <w:rPr>
+          <w:sz w:val="26"/>
+          <w:szCs w:val="26"/>
+        </w:rPr>
+        <w:tab/>
+        <w:t xml:space="preserve"> </w:t>
+      </w:r>
+      <w:r>
+        <w:rPr>
+          <w:sz w:val="26"/>
+          <w:szCs w:val="26"/>
+        </w:rPr>
+        <w:t>Enyhe</w:t>
+      </w:r>
+    </w:p>
+    <w:p>
+      <w:pPr>
+        <w:tabs>
+          <w:tab w:val="left" w:pos="3969"/>
+        </w:tabs>
+        <w:rPr>
+          <w:sz w:val="26"/>
+          <w:szCs w:val="26"/>
+        </w:rPr>
+      </w:pPr>
+    </w:p>
+    <w:p>
+      <w:pPr>
+        <w:tabs>
+          <w:tab w:val="left" w:pos="3969"/>
+        </w:tabs>
+        <w:rPr>
+          <w:sz w:val="26"/>
+          <w:szCs w:val="26"/>
+        </w:rPr>
+      </w:pPr>
+    </w:p>
+    <w:p>
+      <w:pPr>
+        <w:tabs>
+          <w:tab w:val="left" w:pos="3969"/>
+        </w:tabs>
+        <w:rPr>
+          <w:sz w:val="26"/>
+          <w:szCs w:val="26"/>
+        </w:rPr>
+      </w:pPr>
+    </w:p>
+    <w:p>
+      <w:pPr>
+        <w:tabs>
+          <w:tab w:val="left" w:pos="3969"/>
+        </w:tabs>
+        <w:rPr>
+          <w:sz w:val="26"/>
+          <w:szCs w:val="26"/>
+        </w:rPr>
+      </w:pPr>
+    </w:p>
+    <w:p>
+      <w:pPr>
+        <w:tabs>
+          <w:tab w:val="left" w:pos="3969"/>
+        </w:tabs>
+        <w:rPr>
+          <w:sz w:val="26"/>
+          <w:szCs w:val="26"/>
+        </w:rPr>
+      </w:pPr>
+    </w:p>
+    <w:p>
+      <w:pPr>
+        <w:tabs>
+          <w:tab w:val="left" w:pos="3969"/>
+        </w:tabs>
+        <w:rPr>
+          <w:sz w:val="26"/>
+          <w:szCs w:val="26"/>
+        </w:rPr>
+      </w:pPr>
+    </w:p>
+    <w:p>
+      <w:pPr>
+        <w:tabs>
+          <w:tab w:val="left" w:pos="3969"/>
+        </w:tabs>
+        <w:rPr>
+          <w:sz w:val="26"/>
+          <w:szCs w:val="26"/>
+        </w:rPr>
+      </w:pPr>
+    </w:p>
+    <w:p>
+      <w:pPr>
+        <w:tabs>
+          <w:tab w:val="left" w:pos="3969"/>
+        </w:tabs>
+        <w:rPr>
+          <w:sz w:val="26"/>
+          <w:szCs w:val="26"/>
+        </w:rPr>
+      </w:pPr>
+    </w:p>
+    <w:p>
+      <w:pPr>
+        <w:tabs>
+          <w:tab w:val="left" w:pos="3969"/>
+        </w:tabs>
+        <w:rPr>
+          <w:sz w:val="26"/>
+          <w:szCs w:val="26"/>
+        </w:rPr>
+      </w:pPr>
+    </w:p>
+    <w:p>
+      <w:pPr>
+        <w:tabs>
+          <w:tab w:val="left" w:pos="3969"/>
+        </w:tabs>
+        <w:rPr>
+          <w:sz w:val="26"/>
+          <w:szCs w:val="26"/>
+        </w:rPr>
+      </w:pPr>
+    </w:p>
+    <w:p>
+      <w:pPr>
+        <w:tabs>
+          <w:tab w:val="left" w:pos="3969"/>
+        </w:tabs>
+        <w:rPr>
+          <w:sz w:val="26"/>
+          <w:szCs w:val="26"/>
+        </w:rPr>
+      </w:pPr>
+    </w:p>
+    <w:p>
+      <w:pPr>
+        <w:tabs>
+          <w:tab w:val="left" w:pos="3969"/>
+        </w:tabs>
+        <w:rPr>
+          <w:sz w:val="26"/>
+          <w:szCs w:val="26"/>
+        </w:rPr>
+      </w:pPr>
+    </w:p>
+    <w:p>
+      <w:pPr>
+        <w:tabs>
+          <w:tab w:val="left" w:pos="3969"/>
+        </w:tabs>
+        <w:rPr>
+          <w:sz w:val="26"/>
+          <w:szCs w:val="26"/>
+        </w:rPr>
+      </w:pPr>
+    </w:p>
+    <w:p>
+      <w:pPr>
+        <w:rPr>
+          <w:b/>
+          <w:sz w:val="32"/>
+          <w:szCs w:val="32"/>
+        </w:rPr>
+      </w:pPr>
+      <w:r>
+        <w:rPr>
+          <w:b/>
+          <w:sz w:val="32"/>
+          <w:szCs w:val="32"/>
+        </w:rPr>
+        <w:lastRenderedPageBreak/>
+        <w:t>A WPF</w:t>
+      </w:r>
+      <w:r>
+        <w:rPr>
+          <w:b/>
+          <w:sz w:val="32"/>
+          <w:szCs w:val="32"/>
+        </w:rPr>
+        <w:t xml:space="preserve"> program hozzászólások</w:t>
+      </w:r>
+      <w:r>
+        <w:rPr>
+          <w:b/>
+          <w:sz w:val="32"/>
+          <w:szCs w:val="32"/>
+        </w:rPr>
+        <w:t xml:space="preserve"> ablakának tesztelései:</w:t>
+      </w:r>
+    </w:p>
+    <w:p>
+      <w:pPr>
+        <w:pStyle w:val="Listaszerbekezds"/>
+        <w:numPr>
+          <w:ilvl w:val="0"/>
+          <w:numId w:val="3"/>
+        </w:numPr>
+        <w:rPr>
+          <w:sz w:val="26"/>
+          <w:szCs w:val="26"/>
+        </w:rPr>
+      </w:pPr>
+      <w:r>
+        <w:rPr>
+          <w:sz w:val="26"/>
+          <w:szCs w:val="26"/>
+        </w:rPr>
+        <w:t xml:space="preserve">A </w:t>
+      </w:r>
+      <w:proofErr w:type="spellStart"/>
+      <w:r>
+        <w:rPr>
+          <w:sz w:val="26"/>
+          <w:szCs w:val="26"/>
+        </w:rPr>
+        <w:t>Datagrid</w:t>
+      </w:r>
+      <w:proofErr w:type="spellEnd"/>
+      <w:r>
+        <w:rPr>
+          <w:sz w:val="26"/>
+          <w:szCs w:val="26"/>
+        </w:rPr>
+        <w:t xml:space="preserve"> szelekció változásakor történő függvény tesztelése:</w:t>
+      </w:r>
+    </w:p>
+    <w:p>
+      <w:pPr>
+        <w:tabs>
+          <w:tab w:val="left" w:pos="3969"/>
+        </w:tabs>
+        <w:rPr>
+          <w:sz w:val="26"/>
+          <w:szCs w:val="26"/>
+        </w:rPr>
+      </w:pPr>
+      <w:r>
+        <w:rPr>
+          <w:noProof/>
+          <w:sz w:val="26"/>
+          <w:szCs w:val="26"/>
+        </w:rPr>
+        <w:drawing>
+          <wp:anchor distT="0" distB="0" distL="114300" distR="114300" simplePos="0" relativeHeight="251681792" behindDoc="0" locked="0" layoutInCell="1" allowOverlap="1" wp14:anchorId="05377377">
+            <wp:simplePos x="0" y="0"/>
+            <wp:positionH relativeFrom="margin">
+              <wp:align>center</wp:align>
+            </wp:positionH>
+            <wp:positionV relativeFrom="paragraph">
+              <wp:posOffset>6722</wp:posOffset>
+            </wp:positionV>
+            <wp:extent cx="3119755" cy="3027680"/>
+            <wp:effectExtent l="0" t="0" r="4445" b="1270"/>
+            <wp:wrapSquare wrapText="bothSides"/>
+            <wp:docPr id="22" name="Kép 22"/>
+            <wp:cNvGraphicFramePr>
+              <a:graphicFrameLocks xmlns:a="http://schemas.openxmlformats.org/drawingml/2006/main" noChangeAspect="1"/>
+            </wp:cNvGraphicFramePr>
+            <a:graphic xmlns:a="http://schemas.openxmlformats.org/drawingml/2006/main">
+              <a:graphicData uri="http://schemas.openxmlformats.org/drawingml/2006/picture">
+                <pic:pic xmlns:pic="http://schemas.openxmlformats.org/drawingml/2006/picture">
+                  <pic:nvPicPr>
+                    <pic:cNvPr id="1" name=""/>
+                    <pic:cNvPicPr/>
+                  </pic:nvPicPr>
+                  <pic:blipFill>
+                    <a:blip r:embed="rId21">
+                      <a:extLst>
+                        <a:ext uri="{28A0092B-C50C-407E-A947-70E740481C1C}">
+                          <a14:useLocalDpi xmlns:a14="http://schemas.microsoft.com/office/drawing/2010/main" val="0"/>
+                        </a:ext>
+                      </a:extLst>
+                    </a:blip>
+                    <a:stretch>
+                      <a:fillRect/>
+                    </a:stretch>
+                  </pic:blipFill>
+                  <pic:spPr>
+                    <a:xfrm>
+                      <a:off x="0" y="0"/>
+                      <a:ext cx="3119755" cy="3027680"/>
+                    </a:xfrm>
+                    <a:prstGeom prst="rect">
+                      <a:avLst/>
+                    </a:prstGeom>
+                  </pic:spPr>
+                </pic:pic>
+              </a:graphicData>
+            </a:graphic>
+            <wp14:sizeRelH relativeFrom="margin">
+              <wp14:pctWidth>0</wp14:pctWidth>
+            </wp14:sizeRelH>
+            <wp14:sizeRelV relativeFrom="margin">
+              <wp14:pctHeight>0</wp14:pctHeight>
+            </wp14:sizeRelV>
+          </wp:anchor>
+        </w:drawing>
+      </w:r>
+    </w:p>
+    <w:p>
+      <w:pPr>
+        <w:tabs>
+          <w:tab w:val="left" w:pos="3969"/>
+        </w:tabs>
+        <w:rPr>
+          <w:sz w:val="26"/>
+          <w:szCs w:val="26"/>
+        </w:rPr>
+      </w:pPr>
+    </w:p>
+    <w:p>
+      <w:pPr>
+        <w:tabs>
+          <w:tab w:val="left" w:pos="3969"/>
+        </w:tabs>
+        <w:rPr>
+          <w:sz w:val="26"/>
+          <w:szCs w:val="26"/>
+        </w:rPr>
+      </w:pPr>
+    </w:p>
+    <w:p>
+      <w:pPr>
+        <w:tabs>
+          <w:tab w:val="left" w:pos="3969"/>
+        </w:tabs>
+        <w:rPr>
+          <w:sz w:val="26"/>
+          <w:szCs w:val="26"/>
+        </w:rPr>
+      </w:pPr>
+    </w:p>
+    <w:p>
+      <w:pPr>
+        <w:tabs>
+          <w:tab w:val="left" w:pos="3969"/>
+        </w:tabs>
+        <w:rPr>
+          <w:sz w:val="26"/>
+          <w:szCs w:val="26"/>
+        </w:rPr>
+      </w:pPr>
+    </w:p>
+    <w:p>
+      <w:pPr>
+        <w:tabs>
+          <w:tab w:val="left" w:pos="3969"/>
+        </w:tabs>
+        <w:rPr>
+          <w:sz w:val="26"/>
+          <w:szCs w:val="26"/>
+        </w:rPr>
+      </w:pPr>
+    </w:p>
+    <w:p>
+      <w:pPr>
+        <w:tabs>
+          <w:tab w:val="left" w:pos="3969"/>
+        </w:tabs>
+        <w:rPr>
+          <w:sz w:val="26"/>
+          <w:szCs w:val="26"/>
+        </w:rPr>
+      </w:pPr>
+    </w:p>
+    <w:p>
+      <w:pPr>
+        <w:tabs>
+          <w:tab w:val="left" w:pos="3969"/>
+        </w:tabs>
+        <w:rPr>
+          <w:sz w:val="26"/>
+          <w:szCs w:val="26"/>
+        </w:rPr>
+      </w:pPr>
+    </w:p>
+    <w:p>
+      <w:pPr>
+        <w:tabs>
+          <w:tab w:val="left" w:pos="3969"/>
+        </w:tabs>
+        <w:rPr>
+          <w:sz w:val="26"/>
+          <w:szCs w:val="26"/>
+        </w:rPr>
+      </w:pPr>
+    </w:p>
+    <w:p>
+      <w:pPr>
+        <w:tabs>
+          <w:tab w:val="left" w:pos="3969"/>
+        </w:tabs>
+        <w:rPr>
+          <w:sz w:val="26"/>
+          <w:szCs w:val="26"/>
+        </w:rPr>
+      </w:pPr>
+      <w:r>
+        <w:rPr>
+          <w:noProof/>
+          <w:sz w:val="26"/>
+          <w:szCs w:val="26"/>
+        </w:rPr>
+        <w:drawing>
+          <wp:anchor distT="0" distB="0" distL="114300" distR="114300" simplePos="0" relativeHeight="251683840" behindDoc="0" locked="0" layoutInCell="1" allowOverlap="1" wp14:anchorId="076EC193" wp14:editId="3F04D628">
+            <wp:simplePos x="0" y="0"/>
+            <wp:positionH relativeFrom="margin">
+              <wp:align>right</wp:align>
+            </wp:positionH>
+            <wp:positionV relativeFrom="paragraph">
+              <wp:posOffset>347896</wp:posOffset>
+            </wp:positionV>
+            <wp:extent cx="5760720" cy="819150"/>
+            <wp:effectExtent l="0" t="0" r="0" b="0"/>
+            <wp:wrapSquare wrapText="bothSides"/>
+            <wp:docPr id="23" name="Kép 23"/>
+            <wp:cNvGraphicFramePr>
+              <a:graphicFrameLocks xmlns:a="http://schemas.openxmlformats.org/drawingml/2006/main" noChangeAspect="1"/>
+            </wp:cNvGraphicFramePr>
+            <a:graphic xmlns:a="http://schemas.openxmlformats.org/drawingml/2006/main">
+              <a:graphicData uri="http://schemas.openxmlformats.org/drawingml/2006/picture">
+                <pic:pic xmlns:pic="http://schemas.openxmlformats.org/drawingml/2006/picture">
+                  <pic:nvPicPr>
+                    <pic:cNvPr id="1" name=""/>
+                    <pic:cNvPicPr/>
+                  </pic:nvPicPr>
+                  <pic:blipFill>
+                    <a:blip r:embed="rId7" cstate="print">
+                      <a:extLst>
+                        <a:ext uri="{28A0092B-C50C-407E-A947-70E740481C1C}">
+                          <a14:useLocalDpi xmlns:a14="http://schemas.microsoft.com/office/drawing/2010/main" val="0"/>
+                        </a:ext>
+                      </a:extLst>
+                    </a:blip>
+                    <a:stretch>
+                      <a:fillRect/>
+                    </a:stretch>
+                  </pic:blipFill>
+                  <pic:spPr>
+                    <a:xfrm>
+                      <a:off x="0" y="0"/>
+                      <a:ext cx="5760720" cy="819150"/>
+                    </a:xfrm>
+                    <a:prstGeom prst="rect">
+                      <a:avLst/>
+                    </a:prstGeom>
+                  </pic:spPr>
+                </pic:pic>
+              </a:graphicData>
+            </a:graphic>
+          </wp:anchor>
+        </w:drawing>
+      </w:r>
+    </w:p>
+    <w:p/>
+    <w:p>
+      <w:pPr>
+        <w:pStyle w:val="Listaszerbekezds"/>
+        <w:numPr>
+          <w:ilvl w:val="0"/>
+          <w:numId w:val="3"/>
+        </w:numPr>
+        <w:rPr>
+          <w:sz w:val="26"/>
+          <w:szCs w:val="26"/>
+        </w:rPr>
+      </w:pPr>
+      <w:r>
+        <w:rPr>
+          <w:sz w:val="26"/>
+          <w:szCs w:val="26"/>
+        </w:rPr>
+        <w:t xml:space="preserve">A </w:t>
+      </w:r>
+      <w:proofErr w:type="spellStart"/>
+      <w:r>
+        <w:rPr>
+          <w:sz w:val="26"/>
+          <w:szCs w:val="26"/>
+        </w:rPr>
+        <w:t>validálás</w:t>
+      </w:r>
+      <w:proofErr w:type="spellEnd"/>
+      <w:r>
+        <w:rPr>
+          <w:sz w:val="26"/>
+          <w:szCs w:val="26"/>
+        </w:rPr>
+        <w:t xml:space="preserve"> / </w:t>
+      </w:r>
+      <w:proofErr w:type="spellStart"/>
+      <w:r>
+        <w:rPr>
+          <w:sz w:val="26"/>
+          <w:szCs w:val="26"/>
+        </w:rPr>
+        <w:t>invalidálás</w:t>
+      </w:r>
+      <w:proofErr w:type="spellEnd"/>
+      <w:r>
+        <w:rPr>
+          <w:sz w:val="26"/>
+          <w:szCs w:val="26"/>
+        </w:rPr>
+        <w:t xml:space="preserve"> kattintása:</w:t>
+      </w:r>
+    </w:p>
+    <w:p>
+      <w:pPr>
+        <w:tabs>
+          <w:tab w:val="left" w:pos="3969"/>
+        </w:tabs>
+        <w:rPr>
+          <w:sz w:val="26"/>
+          <w:szCs w:val="26"/>
+        </w:rPr>
+      </w:pPr>
+      <w:r>
+        <w:rPr>
+          <w:noProof/>
+          <w:sz w:val="26"/>
+          <w:szCs w:val="26"/>
+        </w:rPr>
+        <w:drawing>
+          <wp:anchor distT="0" distB="0" distL="114300" distR="114300" simplePos="0" relativeHeight="251686912" behindDoc="0" locked="0" layoutInCell="1" allowOverlap="1" wp14:anchorId="0FBDE3E7">
+            <wp:simplePos x="0" y="0"/>
+            <wp:positionH relativeFrom="margin">
+              <wp:align>center</wp:align>
+            </wp:positionH>
+            <wp:positionV relativeFrom="paragraph">
+              <wp:posOffset>4816</wp:posOffset>
+            </wp:positionV>
+            <wp:extent cx="3430905" cy="2346325"/>
+            <wp:effectExtent l="0" t="0" r="0" b="0"/>
+            <wp:wrapSquare wrapText="bothSides"/>
+            <wp:docPr id="25" name="Kép 25"/>
+            <wp:cNvGraphicFramePr>
+              <a:graphicFrameLocks xmlns:a="http://schemas.openxmlformats.org/drawingml/2006/main" noChangeAspect="1"/>
+            </wp:cNvGraphicFramePr>
+            <a:graphic xmlns:a="http://schemas.openxmlformats.org/drawingml/2006/main">
+              <a:graphicData uri="http://schemas.openxmlformats.org/drawingml/2006/picture">
+                <pic:pic xmlns:pic="http://schemas.openxmlformats.org/drawingml/2006/picture">
+                  <pic:nvPicPr>
+                    <pic:cNvPr id="1" name=""/>
+                    <pic:cNvPicPr/>
+                  </pic:nvPicPr>
+                  <pic:blipFill>
+                    <a:blip r:embed="rId22">
+                      <a:extLst>
+                        <a:ext uri="{28A0092B-C50C-407E-A947-70E740481C1C}">
+                          <a14:useLocalDpi xmlns:a14="http://schemas.microsoft.com/office/drawing/2010/main" val="0"/>
+                        </a:ext>
+                      </a:extLst>
+                    </a:blip>
+                    <a:stretch>
+                      <a:fillRect/>
+                    </a:stretch>
+                  </pic:blipFill>
+                  <pic:spPr>
+                    <a:xfrm>
+                      <a:off x="0" y="0"/>
+                      <a:ext cx="3430905" cy="2346325"/>
+                    </a:xfrm>
+                    <a:prstGeom prst="rect">
+                      <a:avLst/>
+                    </a:prstGeom>
+                  </pic:spPr>
+                </pic:pic>
+              </a:graphicData>
+            </a:graphic>
+            <wp14:sizeRelH relativeFrom="margin">
+              <wp14:pctWidth>0</wp14:pctWidth>
+            </wp14:sizeRelH>
+            <wp14:sizeRelV relativeFrom="margin">
+              <wp14:pctHeight>0</wp14:pctHeight>
+            </wp14:sizeRelV>
+          </wp:anchor>
+        </w:drawing>
+      </w:r>
+    </w:p>
+    <w:p>
+      <w:pPr>
+        <w:tabs>
+          <w:tab w:val="left" w:pos="3969"/>
+        </w:tabs>
+        <w:rPr>
+          <w:sz w:val="26"/>
+          <w:szCs w:val="26"/>
+        </w:rPr>
+      </w:pPr>
+    </w:p>
+    <w:p>
+      <w:pPr>
+        <w:tabs>
+          <w:tab w:val="left" w:pos="3969"/>
+        </w:tabs>
+        <w:rPr>
+          <w:sz w:val="26"/>
+          <w:szCs w:val="26"/>
+        </w:rPr>
+      </w:pPr>
+    </w:p>
+    <w:p>
+      <w:pPr>
+        <w:tabs>
+          <w:tab w:val="left" w:pos="3969"/>
+        </w:tabs>
+        <w:rPr>
+          <w:sz w:val="26"/>
+          <w:szCs w:val="26"/>
+        </w:rPr>
+      </w:pPr>
+    </w:p>
+    <w:p>
+      <w:pPr>
+        <w:tabs>
+          <w:tab w:val="left" w:pos="3969"/>
+        </w:tabs>
+        <w:rPr>
+          <w:sz w:val="26"/>
+          <w:szCs w:val="26"/>
+        </w:rPr>
+      </w:pPr>
+    </w:p>
+    <w:p>
+      <w:pPr>
+        <w:tabs>
+          <w:tab w:val="left" w:pos="3969"/>
+        </w:tabs>
+        <w:rPr>
+          <w:sz w:val="26"/>
+          <w:szCs w:val="26"/>
+        </w:rPr>
+      </w:pPr>
+    </w:p>
+    <w:p>
+      <w:pPr>
+        <w:tabs>
+          <w:tab w:val="left" w:pos="3969"/>
+        </w:tabs>
+        <w:rPr>
+          <w:sz w:val="26"/>
+          <w:szCs w:val="26"/>
+        </w:rPr>
+      </w:pPr>
+    </w:p>
+    <w:p>
+      <w:pPr>
+        <w:tabs>
+          <w:tab w:val="left" w:pos="3969"/>
+        </w:tabs>
+        <w:rPr>
+          <w:sz w:val="26"/>
+          <w:szCs w:val="26"/>
+        </w:rPr>
+      </w:pPr>
+      <w:r>
+        <w:rPr>
+          <w:noProof/>
+          <w:sz w:val="26"/>
+          <w:szCs w:val="26"/>
+        </w:rPr>
+        <w:drawing>
+          <wp:anchor distT="0" distB="0" distL="114300" distR="114300" simplePos="0" relativeHeight="251685888" behindDoc="0" locked="0" layoutInCell="1" allowOverlap="1" wp14:anchorId="70A48912" wp14:editId="732B6D66">
+            <wp:simplePos x="0" y="0"/>
+            <wp:positionH relativeFrom="margin">
+              <wp:align>right</wp:align>
+            </wp:positionH>
+            <wp:positionV relativeFrom="paragraph">
+              <wp:posOffset>267587</wp:posOffset>
+            </wp:positionV>
+            <wp:extent cx="5760720" cy="634365"/>
+            <wp:effectExtent l="0" t="0" r="0" b="0"/>
+            <wp:wrapSquare wrapText="bothSides"/>
+            <wp:docPr id="24" name="Kép 24"/>
+            <wp:cNvGraphicFramePr>
+              <a:graphicFrameLocks xmlns:a="http://schemas.openxmlformats.org/drawingml/2006/main" noChangeAspect="1"/>
+            </wp:cNvGraphicFramePr>
+            <a:graphic xmlns:a="http://schemas.openxmlformats.org/drawingml/2006/main">
+              <a:graphicData uri="http://schemas.openxmlformats.org/drawingml/2006/picture">
+                <pic:pic xmlns:pic="http://schemas.openxmlformats.org/drawingml/2006/picture">
+                  <pic:nvPicPr>
+                    <pic:cNvPr id="1" name=""/>
+                    <pic:cNvPicPr/>
+                  </pic:nvPicPr>
+                  <pic:blipFill>
+                    <a:blip r:embed="rId9" cstate="print">
+                      <a:extLst>
+                        <a:ext uri="{28A0092B-C50C-407E-A947-70E740481C1C}">
+                          <a14:useLocalDpi xmlns:a14="http://schemas.microsoft.com/office/drawing/2010/main" val="0"/>
+                        </a:ext>
+                      </a:extLst>
+                    </a:blip>
+                    <a:stretch>
+                      <a:fillRect/>
+                    </a:stretch>
+                  </pic:blipFill>
+                  <pic:spPr>
+                    <a:xfrm>
+                      <a:off x="0" y="0"/>
+                      <a:ext cx="5760720" cy="634365"/>
+                    </a:xfrm>
+                    <a:prstGeom prst="rect">
+                      <a:avLst/>
+                    </a:prstGeom>
+                  </pic:spPr>
+                </pic:pic>
+              </a:graphicData>
+            </a:graphic>
+          </wp:anchor>
+        </w:drawing>
+      </w:r>
+    </w:p>
+    <w:p>
+      <w:pPr>
+        <w:tabs>
+          <w:tab w:val="left" w:pos="3969"/>
+        </w:tabs>
+        <w:rPr>
+          <w:sz w:val="26"/>
+          <w:szCs w:val="26"/>
+        </w:rPr>
+      </w:pPr>
+    </w:p>
+    <w:p>
+      <w:pPr>
+        <w:pStyle w:val="Listaszerbekezds"/>
+        <w:numPr>
+          <w:ilvl w:val="0"/>
+          <w:numId w:val="3"/>
+        </w:numPr>
+        <w:rPr>
+          <w:sz w:val="26"/>
+          <w:szCs w:val="26"/>
+        </w:rPr>
+      </w:pPr>
+      <w:r>
+        <w:rPr>
+          <w:sz w:val="26"/>
+          <w:szCs w:val="26"/>
+        </w:rPr>
+        <w:lastRenderedPageBreak/>
+        <w:t>A keresés mező használatára használt függvény:</w:t>
+      </w:r>
+    </w:p>
+    <w:p>
+      <w:pPr>
+        <w:ind w:left="360"/>
+        <w:rPr>
+          <w:sz w:val="26"/>
+          <w:szCs w:val="26"/>
+        </w:rPr>
+      </w:pPr>
+      <w:r>
+        <w:rPr>
+          <w:noProof/>
+        </w:rPr>
+        <w:drawing>
+          <wp:anchor distT="0" distB="0" distL="114300" distR="114300" simplePos="0" relativeHeight="251691008" behindDoc="0" locked="0" layoutInCell="1" allowOverlap="1" wp14:anchorId="26B963DE">
+            <wp:simplePos x="0" y="0"/>
+            <wp:positionH relativeFrom="margin">
+              <wp:align>center</wp:align>
+            </wp:positionH>
+            <wp:positionV relativeFrom="paragraph">
+              <wp:posOffset>83268</wp:posOffset>
+            </wp:positionV>
+            <wp:extent cx="4674235" cy="2440940"/>
+            <wp:effectExtent l="0" t="0" r="0" b="0"/>
+            <wp:wrapSquare wrapText="bothSides"/>
+            <wp:docPr id="28" name="Kép 28"/>
+            <wp:cNvGraphicFramePr>
+              <a:graphicFrameLocks xmlns:a="http://schemas.openxmlformats.org/drawingml/2006/main" noChangeAspect="1"/>
+            </wp:cNvGraphicFramePr>
+            <a:graphic xmlns:a="http://schemas.openxmlformats.org/drawingml/2006/main">
+              <a:graphicData uri="http://schemas.openxmlformats.org/drawingml/2006/picture">
+                <pic:pic xmlns:pic="http://schemas.openxmlformats.org/drawingml/2006/picture">
+                  <pic:nvPicPr>
+                    <pic:cNvPr id="1" name=""/>
+                    <pic:cNvPicPr/>
+                  </pic:nvPicPr>
+                  <pic:blipFill>
+                    <a:blip r:embed="rId23">
+                      <a:extLst>
+                        <a:ext uri="{28A0092B-C50C-407E-A947-70E740481C1C}">
+                          <a14:useLocalDpi xmlns:a14="http://schemas.microsoft.com/office/drawing/2010/main" val="0"/>
+                        </a:ext>
+                      </a:extLst>
+                    </a:blip>
+                    <a:stretch>
+                      <a:fillRect/>
+                    </a:stretch>
+                  </pic:blipFill>
+                  <pic:spPr>
+                    <a:xfrm>
+                      <a:off x="0" y="0"/>
+                      <a:ext cx="4674235" cy="2440940"/>
+                    </a:xfrm>
+                    <a:prstGeom prst="rect">
+                      <a:avLst/>
+                    </a:prstGeom>
+                  </pic:spPr>
+                </pic:pic>
+              </a:graphicData>
+            </a:graphic>
+            <wp14:sizeRelH relativeFrom="margin">
+              <wp14:pctWidth>0</wp14:pctWidth>
+            </wp14:sizeRelH>
+            <wp14:sizeRelV relativeFrom="margin">
+              <wp14:pctHeight>0</wp14:pctHeight>
+            </wp14:sizeRelV>
+          </wp:anchor>
+        </w:drawing>
+      </w:r>
+    </w:p>
+    <w:p>
+      <w:pPr>
+        <w:rPr>
+          <w:sz w:val="26"/>
+          <w:szCs w:val="26"/>
+        </w:rPr>
+      </w:pPr>
+      <w:r>
+        <w:rPr>
+          <w:noProof/>
+        </w:rPr>
+        <w:drawing>
+          <wp:anchor distT="0" distB="0" distL="114300" distR="114300" simplePos="0" relativeHeight="251689984" behindDoc="0" locked="0" layoutInCell="1" allowOverlap="1" wp14:anchorId="2FE6F888" wp14:editId="4AD955CB">
+            <wp:simplePos x="0" y="0"/>
+            <wp:positionH relativeFrom="margin">
+              <wp:align>right</wp:align>
+            </wp:positionH>
+            <wp:positionV relativeFrom="paragraph">
+              <wp:posOffset>2387133</wp:posOffset>
+            </wp:positionV>
+            <wp:extent cx="5760720" cy="621665"/>
+            <wp:effectExtent l="0" t="0" r="0" b="6985"/>
+            <wp:wrapSquare wrapText="bothSides"/>
+            <wp:docPr id="27" name="Kép 27"/>
+            <wp:cNvGraphicFramePr>
+              <a:graphicFrameLocks xmlns:a="http://schemas.openxmlformats.org/drawingml/2006/main" noChangeAspect="1"/>
+            </wp:cNvGraphicFramePr>
+            <a:graphic xmlns:a="http://schemas.openxmlformats.org/drawingml/2006/main">
+              <a:graphicData uri="http://schemas.openxmlformats.org/drawingml/2006/picture">
+                <pic:pic xmlns:pic="http://schemas.openxmlformats.org/drawingml/2006/picture">
+                  <pic:nvPicPr>
+                    <pic:cNvPr id="1" name=""/>
+                    <pic:cNvPicPr/>
+                  </pic:nvPicPr>
+                  <pic:blipFill>
+                    <a:blip r:embed="rId11" cstate="print">
+                      <a:extLst>
+                        <a:ext uri="{28A0092B-C50C-407E-A947-70E740481C1C}">
+                          <a14:useLocalDpi xmlns:a14="http://schemas.microsoft.com/office/drawing/2010/main" val="0"/>
+                        </a:ext>
+                      </a:extLst>
+                    </a:blip>
+                    <a:stretch>
+                      <a:fillRect/>
+                    </a:stretch>
+                  </pic:blipFill>
+                  <pic:spPr>
+                    <a:xfrm>
+                      <a:off x="0" y="0"/>
+                      <a:ext cx="5760720" cy="621665"/>
+                    </a:xfrm>
+                    <a:prstGeom prst="rect">
+                      <a:avLst/>
+                    </a:prstGeom>
+                  </pic:spPr>
+                </pic:pic>
+              </a:graphicData>
+            </a:graphic>
+          </wp:anchor>
+        </w:drawing>
+      </w:r>
+    </w:p>
+    <w:p>
+      <w:pPr>
+        <w:rPr>
+          <w:b/>
+          <w:sz w:val="32"/>
+          <w:szCs w:val="32"/>
+        </w:rPr>
+      </w:pPr>
+    </w:p>
+    <w:p>
+      <w:pPr>
+        <w:rPr>
+          <w:b/>
+          <w:sz w:val="32"/>
+          <w:szCs w:val="32"/>
+        </w:rPr>
+      </w:pPr>
+    </w:p>
+    <w:p>
+      <w:pPr>
+        <w:rPr>
+          <w:b/>
+          <w:sz w:val="32"/>
+          <w:szCs w:val="32"/>
+        </w:rPr>
+      </w:pPr>
+    </w:p>
+    <w:p>
+      <w:pPr>
+        <w:rPr>
+          <w:b/>
+          <w:sz w:val="32"/>
+          <w:szCs w:val="32"/>
+        </w:rPr>
+      </w:pPr>
+    </w:p>
+    <w:p>
+      <w:pPr>
+        <w:rPr>
+          <w:b/>
+          <w:sz w:val="32"/>
+          <w:szCs w:val="32"/>
+        </w:rPr>
+      </w:pPr>
+    </w:p>
+    <w:p>
+      <w:pPr>
+        <w:rPr>
+          <w:b/>
+          <w:sz w:val="32"/>
+          <w:szCs w:val="32"/>
+        </w:rPr>
+      </w:pPr>
+    </w:p>
+    <w:p>
+      <w:pPr>
+        <w:rPr>
+          <w:b/>
+          <w:sz w:val="32"/>
+          <w:szCs w:val="32"/>
+        </w:rPr>
+      </w:pPr>
+      <w:r>
+        <w:rPr>
+          <w:b/>
+          <w:sz w:val="32"/>
+          <w:szCs w:val="32"/>
+        </w:rPr>
+        <w:t>Összesítés:</w:t>
+      </w:r>
+    </w:p>
+    <w:p>
+      <w:pPr>
+        <w:pStyle w:val="Listaszerbekezds"/>
+        <w:numPr>
+          <w:ilvl w:val="0"/>
+          <w:numId w:val="3"/>
+        </w:numPr>
+        <w:tabs>
+          <w:tab w:val="left" w:pos="4820"/>
+        </w:tabs>
+        <w:rPr>
+          <w:sz w:val="26"/>
+          <w:szCs w:val="26"/>
+        </w:rPr>
+      </w:pPr>
+      <w:r>
+        <w:rPr>
+          <w:sz w:val="26"/>
+          <w:szCs w:val="26"/>
+        </w:rPr>
+        <w:t xml:space="preserve">A közösségi oldal tesztelését végezte: </w:t>
+      </w:r>
+      <w:r>
+        <w:rPr>
+          <w:sz w:val="26"/>
+          <w:szCs w:val="26"/>
+        </w:rPr>
+        <w:tab/>
+        <w:t xml:space="preserve"> Berta Barnabás</w:t>
+      </w:r>
+    </w:p>
+    <w:p>
+      <w:pPr>
+        <w:pStyle w:val="Listaszerbekezds"/>
+        <w:numPr>
+          <w:ilvl w:val="0"/>
+          <w:numId w:val="3"/>
+        </w:numPr>
+        <w:tabs>
+          <w:tab w:val="left" w:pos="4820"/>
+        </w:tabs>
+        <w:rPr>
+          <w:sz w:val="26"/>
+          <w:szCs w:val="26"/>
+        </w:rPr>
+      </w:pPr>
+      <w:r>
+        <w:rPr>
+          <w:sz w:val="26"/>
+          <w:szCs w:val="26"/>
+        </w:rPr>
+        <w:t>Tesztelés időpontja:</w:t>
+      </w:r>
+      <w:r>
+        <w:rPr>
+          <w:sz w:val="26"/>
+          <w:szCs w:val="26"/>
+        </w:rPr>
+        <w:tab/>
+        <w:t xml:space="preserve"> 2026-0</w:t>
+      </w:r>
+      <w:r>
+        <w:rPr>
+          <w:sz w:val="26"/>
+          <w:szCs w:val="26"/>
+        </w:rPr>
+        <w:t>2</w:t>
+      </w:r>
+      <w:r>
+        <w:rPr>
+          <w:sz w:val="26"/>
+          <w:szCs w:val="26"/>
+        </w:rPr>
+        <w:t>-</w:t>
+      </w:r>
+      <w:r>
+        <w:rPr>
+          <w:sz w:val="26"/>
+          <w:szCs w:val="26"/>
+        </w:rPr>
+        <w:t>24</w:t>
+      </w:r>
+    </w:p>
+    <w:p>
+      <w:pPr>
+        <w:pStyle w:val="Listaszerbekezds"/>
+        <w:numPr>
+          <w:ilvl w:val="0"/>
+          <w:numId w:val="3"/>
+        </w:numPr>
+        <w:tabs>
+          <w:tab w:val="left" w:pos="4820"/>
+        </w:tabs>
+        <w:rPr>
+          <w:sz w:val="26"/>
+          <w:szCs w:val="26"/>
+        </w:rPr>
+      </w:pPr>
+      <w:r>
+        <w:rPr>
+          <w:sz w:val="26"/>
+          <w:szCs w:val="26"/>
+        </w:rPr>
+        <w:t>Talált hibák mennyisége:</w:t>
+      </w:r>
+      <w:r>
+        <w:rPr>
+          <w:sz w:val="26"/>
+          <w:szCs w:val="26"/>
+        </w:rPr>
+        <w:tab/>
+        <w:t xml:space="preserve"> 1</w:t>
+      </w:r>
+    </w:p>
+    <w:p>
+      <w:pPr>
+        <w:pStyle w:val="Listaszerbekezds"/>
+        <w:numPr>
+          <w:ilvl w:val="0"/>
+          <w:numId w:val="3"/>
+        </w:numPr>
+        <w:tabs>
+          <w:tab w:val="left" w:pos="4820"/>
+        </w:tabs>
+        <w:rPr>
+          <w:sz w:val="26"/>
+          <w:szCs w:val="26"/>
+        </w:rPr>
+      </w:pPr>
+      <w:r>
+        <w:rPr>
+          <w:sz w:val="26"/>
+          <w:szCs w:val="26"/>
+        </w:rPr>
+        <w:t>Talált hibák súlyossága:</w:t>
+      </w:r>
+      <w:r>
+        <w:rPr>
+          <w:sz w:val="26"/>
+          <w:szCs w:val="26"/>
+        </w:rPr>
+        <w:tab/>
+        <w:t xml:space="preserve"> </w:t>
+      </w:r>
+      <w:r>
+        <w:rPr>
+          <w:sz w:val="26"/>
+          <w:szCs w:val="26"/>
+        </w:rPr>
+        <w:t>Enyhe</w:t>
+      </w:r>
+    </w:p>
+    <w:p>
+      <w:pPr>
+        <w:tabs>
+          <w:tab w:val="left" w:pos="3969"/>
+        </w:tabs>
+        <w:rPr>
+          <w:sz w:val="26"/>
+          <w:szCs w:val="26"/>
+        </w:rPr>
+      </w:pPr>
+    </w:p>
+    <w:p>
+      <w:pPr>
+        <w:tabs>
+          <w:tab w:val="left" w:pos="3969"/>
+        </w:tabs>
+        <w:rPr>
+          <w:sz w:val="26"/>
+          <w:szCs w:val="26"/>
+        </w:rPr>
+      </w:pPr>
+    </w:p>
+    <w:p>
+      <w:pPr>
+        <w:tabs>
+          <w:tab w:val="left" w:pos="3969"/>
+        </w:tabs>
+        <w:rPr>
+          <w:sz w:val="26"/>
+          <w:szCs w:val="26"/>
+        </w:rPr>
+      </w:pPr>
+    </w:p>
+    <w:p>
+      <w:pPr>
+        <w:tabs>
+          <w:tab w:val="left" w:pos="3969"/>
+        </w:tabs>
+        <w:rPr>
+          <w:sz w:val="26"/>
+          <w:szCs w:val="26"/>
+        </w:rPr>
+      </w:pPr>
+    </w:p>
+    <w:p>
+      <w:pPr>
+        <w:tabs>
+          <w:tab w:val="left" w:pos="3969"/>
+        </w:tabs>
+        <w:rPr>
+          <w:sz w:val="26"/>
+          <w:szCs w:val="26"/>
+        </w:rPr>
+      </w:pPr>
+    </w:p>
+    <w:p>
+      <w:pPr>
+        <w:tabs>
+          <w:tab w:val="left" w:pos="3969"/>
+        </w:tabs>
+        <w:rPr>
+          <w:sz w:val="26"/>
+          <w:szCs w:val="26"/>
+        </w:rPr>
+      </w:pPr>
+    </w:p>
+    <w:p>
+      <w:pPr>
+        <w:tabs>
+          <w:tab w:val="left" w:pos="3969"/>
+        </w:tabs>
+        <w:rPr>
+          <w:sz w:val="26"/>
+          <w:szCs w:val="26"/>
+        </w:rPr>
+      </w:pPr>
+    </w:p>
+    <w:p>
+      <w:pPr>
+        <w:tabs>
+          <w:tab w:val="left" w:pos="3969"/>
+        </w:tabs>
+        <w:rPr>
+          <w:sz w:val="26"/>
+          <w:szCs w:val="26"/>
+        </w:rPr>
+      </w:pPr>
+    </w:p>
+    <w:p>
+      <w:pPr>
+        <w:tabs>
+          <w:tab w:val="left" w:pos="3969"/>
+        </w:tabs>
+        <w:rPr>
+          <w:sz w:val="26"/>
+          <w:szCs w:val="26"/>
+        </w:rPr>
+      </w:pPr>
+    </w:p>
+    <w:p>
+      <w:pPr>
+        <w:tabs>
+          <w:tab w:val="left" w:pos="3969"/>
+        </w:tabs>
+        <w:rPr>
+          <w:sz w:val="26"/>
+          <w:szCs w:val="26"/>
+        </w:rPr>
+      </w:pPr>
+    </w:p>
+    <w:p>
+      <w:pPr>
+        <w:tabs>
+          <w:tab w:val="left" w:pos="3969"/>
+        </w:tabs>
+        <w:rPr>
+          <w:sz w:val="26"/>
+          <w:szCs w:val="26"/>
+        </w:rPr>
+      </w:pPr>
+    </w:p>
+    <w:p>
+      <w:pPr>
+        <w:rPr>
+          <w:b/>
+          <w:sz w:val="32"/>
+          <w:szCs w:val="32"/>
+        </w:rPr>
+      </w:pPr>
+      <w:r>
+        <w:rPr>
+          <w:b/>
+          <w:sz w:val="32"/>
+          <w:szCs w:val="32"/>
+        </w:rPr>
+        <w:lastRenderedPageBreak/>
+        <w:t>A WPF</w:t>
+      </w:r>
+      <w:r>
+        <w:rPr>
+          <w:b/>
+          <w:sz w:val="32"/>
+          <w:szCs w:val="32"/>
+        </w:rPr>
+        <w:t xml:space="preserve"> program</w:t>
+      </w:r>
+      <w:r>
+        <w:rPr>
+          <w:b/>
+          <w:sz w:val="32"/>
+          <w:szCs w:val="32"/>
+        </w:rPr>
+        <w:t xml:space="preserve"> bejelentés</w:t>
+      </w:r>
+      <w:r>
+        <w:rPr>
+          <w:b/>
+          <w:sz w:val="32"/>
+          <w:szCs w:val="32"/>
+        </w:rPr>
+        <w:t xml:space="preserve"> ablakának tesztelései:</w:t>
+      </w:r>
+    </w:p>
+    <w:p>
+      <w:pPr>
+        <w:pStyle w:val="Listaszerbekezds"/>
+        <w:numPr>
+          <w:ilvl w:val="0"/>
+          <w:numId w:val="3"/>
+        </w:numPr>
+        <w:rPr>
+          <w:sz w:val="26"/>
+          <w:szCs w:val="26"/>
+        </w:rPr>
+      </w:pPr>
+      <w:r>
+        <w:rPr>
+          <w:noProof/>
+          <w:sz w:val="26"/>
+          <w:szCs w:val="26"/>
+        </w:rPr>
+        <w:drawing>
+          <wp:anchor distT="0" distB="0" distL="114300" distR="114300" simplePos="0" relativeHeight="251694080" behindDoc="0" locked="0" layoutInCell="1" allowOverlap="1" wp14:anchorId="57AB9920" wp14:editId="6D1E5237">
+            <wp:simplePos x="0" y="0"/>
+            <wp:positionH relativeFrom="margin">
+              <wp:align>right</wp:align>
+            </wp:positionH>
+            <wp:positionV relativeFrom="paragraph">
+              <wp:posOffset>361758</wp:posOffset>
+            </wp:positionV>
+            <wp:extent cx="5760720" cy="819150"/>
+            <wp:effectExtent l="0" t="0" r="0" b="0"/>
+            <wp:wrapSquare wrapText="bothSides"/>
+            <wp:docPr id="16" name="Kép 16"/>
+            <wp:cNvGraphicFramePr>
+              <a:graphicFrameLocks xmlns:a="http://schemas.openxmlformats.org/drawingml/2006/main" noChangeAspect="1"/>
+            </wp:cNvGraphicFramePr>
+            <a:graphic xmlns:a="http://schemas.openxmlformats.org/drawingml/2006/main">
+              <a:graphicData uri="http://schemas.openxmlformats.org/drawingml/2006/picture">
+                <pic:pic xmlns:pic="http://schemas.openxmlformats.org/drawingml/2006/picture">
+                  <pic:nvPicPr>
+                    <pic:cNvPr id="1" name=""/>
+                    <pic:cNvPicPr/>
+                  </pic:nvPicPr>
+                  <pic:blipFill>
+                    <a:blip r:embed="rId7" cstate="print">
+                      <a:extLst>
+                        <a:ext uri="{28A0092B-C50C-407E-A947-70E740481C1C}">
+                          <a14:useLocalDpi xmlns:a14="http://schemas.microsoft.com/office/drawing/2010/main" val="0"/>
+                        </a:ext>
+                      </a:extLst>
+                    </a:blip>
+                    <a:stretch>
+                      <a:fillRect/>
+                    </a:stretch>
+                  </pic:blipFill>
+                  <pic:spPr>
+                    <a:xfrm>
+                      <a:off x="0" y="0"/>
+                      <a:ext cx="5760720" cy="819150"/>
+                    </a:xfrm>
+                    <a:prstGeom prst="rect">
+                      <a:avLst/>
+                    </a:prstGeom>
+                  </pic:spPr>
+                </pic:pic>
+              </a:graphicData>
+            </a:graphic>
+          </wp:anchor>
+        </w:drawing>
+      </w:r>
+      <w:r>
+        <w:rPr>
+          <w:sz w:val="26"/>
+          <w:szCs w:val="26"/>
+        </w:rPr>
+        <w:t xml:space="preserve">A </w:t>
+      </w:r>
+      <w:proofErr w:type="spellStart"/>
+      <w:r>
+        <w:rPr>
+          <w:sz w:val="26"/>
+          <w:szCs w:val="26"/>
+        </w:rPr>
+        <w:t>Datagrid</w:t>
+      </w:r>
+      <w:proofErr w:type="spellEnd"/>
+      <w:r>
+        <w:rPr>
+          <w:sz w:val="26"/>
+          <w:szCs w:val="26"/>
+        </w:rPr>
+        <w:t xml:space="preserve"> szelekció változásakor történő függvény tesztelése:</w:t>
+      </w:r>
+    </w:p>
+    <w:p>
+      <w:pPr>
+        <w:tabs>
+          <w:tab w:val="left" w:pos="3969"/>
+        </w:tabs>
+        <w:rPr>
+          <w:sz w:val="26"/>
+          <w:szCs w:val="26"/>
+        </w:rPr>
+      </w:pPr>
+      <w:r>
+        <w:rPr>
+          <w:sz w:val="26"/>
+          <w:szCs w:val="26"/>
+        </w:rPr>
+        <w:drawing>
+          <wp:anchor distT="0" distB="0" distL="114300" distR="114300" simplePos="0" relativeHeight="251692032" behindDoc="0" locked="0" layoutInCell="1" allowOverlap="1" wp14:anchorId="2B86C2B0">
+            <wp:simplePos x="0" y="0"/>
+            <wp:positionH relativeFrom="margin">
+              <wp:align>center</wp:align>
+            </wp:positionH>
+            <wp:positionV relativeFrom="paragraph">
+              <wp:posOffset>964565</wp:posOffset>
+            </wp:positionV>
+            <wp:extent cx="2924175" cy="2795905"/>
+            <wp:effectExtent l="0" t="0" r="9525" b="4445"/>
+            <wp:wrapSquare wrapText="bothSides"/>
+            <wp:docPr id="15" name="Kép 15"/>
+            <wp:cNvGraphicFramePr>
+              <a:graphicFrameLocks xmlns:a="http://schemas.openxmlformats.org/drawingml/2006/main" noChangeAspect="1"/>
+            </wp:cNvGraphicFramePr>
+            <a:graphic xmlns:a="http://schemas.openxmlformats.org/drawingml/2006/main">
+              <a:graphicData uri="http://schemas.openxmlformats.org/drawingml/2006/picture">
+                <pic:pic xmlns:pic="http://schemas.openxmlformats.org/drawingml/2006/picture">
+                  <pic:nvPicPr>
+                    <pic:cNvPr id="1" name=""/>
+                    <pic:cNvPicPr/>
+                  </pic:nvPicPr>
+                  <pic:blipFill>
+                    <a:blip r:embed="rId24" cstate="print">
+                      <a:extLst>
+                        <a:ext uri="{28A0092B-C50C-407E-A947-70E740481C1C}">
+                          <a14:useLocalDpi xmlns:a14="http://schemas.microsoft.com/office/drawing/2010/main" val="0"/>
+                        </a:ext>
+                      </a:extLst>
+                    </a:blip>
+                    <a:stretch>
+                      <a:fillRect/>
+                    </a:stretch>
+                  </pic:blipFill>
+                  <pic:spPr>
+                    <a:xfrm>
+                      <a:off x="0" y="0"/>
+                      <a:ext cx="2924175" cy="2795905"/>
+                    </a:xfrm>
+                    <a:prstGeom prst="rect">
+                      <a:avLst/>
+                    </a:prstGeom>
+                  </pic:spPr>
+                </pic:pic>
+              </a:graphicData>
+            </a:graphic>
+            <wp14:sizeRelH relativeFrom="margin">
+              <wp14:pctWidth>0</wp14:pctWidth>
+            </wp14:sizeRelH>
+            <wp14:sizeRelV relativeFrom="margin">
+              <wp14:pctHeight>0</wp14:pctHeight>
+            </wp14:sizeRelV>
+          </wp:anchor>
+        </w:drawing>
+      </w:r>
+    </w:p>
+    <w:p>
+      <w:pPr>
+        <w:tabs>
+          <w:tab w:val="left" w:pos="3969"/>
+        </w:tabs>
+        <w:rPr>
+          <w:sz w:val="26"/>
+          <w:szCs w:val="26"/>
+        </w:rPr>
+      </w:pPr>
+    </w:p>
+    <w:p>
+      <w:pPr>
+        <w:tabs>
+          <w:tab w:val="left" w:pos="3969"/>
+        </w:tabs>
+        <w:rPr>
+          <w:sz w:val="26"/>
+          <w:szCs w:val="26"/>
+        </w:rPr>
+      </w:pPr>
+    </w:p>
+    <w:p>
+      <w:pPr>
+        <w:tabs>
+          <w:tab w:val="left" w:pos="3969"/>
+        </w:tabs>
+        <w:rPr>
+          <w:sz w:val="26"/>
+          <w:szCs w:val="26"/>
+        </w:rPr>
+      </w:pPr>
+    </w:p>
+    <w:p>
+      <w:pPr>
+        <w:tabs>
+          <w:tab w:val="left" w:pos="3969"/>
+        </w:tabs>
+        <w:rPr>
+          <w:sz w:val="26"/>
+          <w:szCs w:val="26"/>
+        </w:rPr>
+      </w:pPr>
+    </w:p>
+    <w:p>
+      <w:pPr>
+        <w:tabs>
+          <w:tab w:val="left" w:pos="3969"/>
+        </w:tabs>
+        <w:rPr>
+          <w:sz w:val="26"/>
+          <w:szCs w:val="26"/>
+        </w:rPr>
+      </w:pPr>
+    </w:p>
+    <w:p>
+      <w:pPr>
+        <w:tabs>
+          <w:tab w:val="left" w:pos="3969"/>
+        </w:tabs>
+        <w:rPr>
+          <w:sz w:val="26"/>
+          <w:szCs w:val="26"/>
+        </w:rPr>
+      </w:pPr>
+    </w:p>
+    <w:p>
+      <w:pPr>
+        <w:tabs>
+          <w:tab w:val="left" w:pos="3969"/>
+        </w:tabs>
+        <w:rPr>
+          <w:sz w:val="26"/>
+          <w:szCs w:val="26"/>
+        </w:rPr>
+      </w:pPr>
+    </w:p>
+    <w:p>
+      <w:pPr>
+        <w:tabs>
+          <w:tab w:val="left" w:pos="3969"/>
+        </w:tabs>
+        <w:rPr>
+          <w:sz w:val="26"/>
+          <w:szCs w:val="26"/>
+        </w:rPr>
+      </w:pPr>
+    </w:p>
+    <w:p>
+      <w:pPr>
+        <w:tabs>
+          <w:tab w:val="left" w:pos="3969"/>
+        </w:tabs>
+        <w:rPr>
+          <w:sz w:val="26"/>
+          <w:szCs w:val="26"/>
+        </w:rPr>
+      </w:pPr>
+    </w:p>
+    <w:p>
+      <w:pPr>
+        <w:pStyle w:val="Listaszerbekezds"/>
+        <w:numPr>
+          <w:ilvl w:val="0"/>
+          <w:numId w:val="3"/>
+        </w:numPr>
+        <w:tabs>
+          <w:tab w:val="left" w:pos="3969"/>
+        </w:tabs>
+        <w:rPr>
+          <w:sz w:val="26"/>
+          <w:szCs w:val="26"/>
+        </w:rPr>
+      </w:pPr>
+      <w:r>
+        <w:rPr>
+          <w:sz w:val="26"/>
+          <w:szCs w:val="26"/>
+        </w:rPr>
+        <w:drawing>
+          <wp:anchor distT="0" distB="0" distL="114300" distR="114300" simplePos="0" relativeHeight="251699200" behindDoc="0" locked="0" layoutInCell="1" allowOverlap="1" wp14:anchorId="7853809B">
+            <wp:simplePos x="0" y="0"/>
+            <wp:positionH relativeFrom="margin">
+              <wp:align>right</wp:align>
+            </wp:positionH>
+            <wp:positionV relativeFrom="paragraph">
+              <wp:posOffset>345548</wp:posOffset>
+            </wp:positionV>
+            <wp:extent cx="5760720" cy="626110"/>
+            <wp:effectExtent l="0" t="0" r="0" b="2540"/>
+            <wp:wrapSquare wrapText="bothSides"/>
+            <wp:docPr id="30" name="Kép 30"/>
+            <wp:cNvGraphicFramePr>
+              <a:graphicFrameLocks xmlns:a="http://schemas.openxmlformats.org/drawingml/2006/main" noChangeAspect="1"/>
+            </wp:cNvGraphicFramePr>
+            <a:graphic xmlns:a="http://schemas.openxmlformats.org/drawingml/2006/main">
+              <a:graphicData uri="http://schemas.openxmlformats.org/drawingml/2006/picture">
+                <pic:pic xmlns:pic="http://schemas.openxmlformats.org/drawingml/2006/picture">
+                  <pic:nvPicPr>
+                    <pic:cNvPr id="1" name=""/>
+                    <pic:cNvPicPr/>
+                  </pic:nvPicPr>
+                  <pic:blipFill>
+                    <a:blip r:embed="rId25" cstate="print">
+                      <a:extLst>
+                        <a:ext uri="{28A0092B-C50C-407E-A947-70E740481C1C}">
+                          <a14:useLocalDpi xmlns:a14="http://schemas.microsoft.com/office/drawing/2010/main" val="0"/>
+                        </a:ext>
+                      </a:extLst>
+                    </a:blip>
+                    <a:stretch>
+                      <a:fillRect/>
+                    </a:stretch>
+                  </pic:blipFill>
+                  <pic:spPr>
+                    <a:xfrm>
+                      <a:off x="0" y="0"/>
+                      <a:ext cx="5760720" cy="626110"/>
+                    </a:xfrm>
+                    <a:prstGeom prst="rect">
+                      <a:avLst/>
+                    </a:prstGeom>
+                  </pic:spPr>
+                </pic:pic>
+              </a:graphicData>
+            </a:graphic>
+          </wp:anchor>
+        </w:drawing>
+      </w:r>
+      <w:r>
+        <w:rPr>
+          <w:sz w:val="26"/>
+          <w:szCs w:val="26"/>
+        </w:rPr>
+        <w:t xml:space="preserve">Adott felhasználó kitiltása, </w:t>
+      </w:r>
+      <w:proofErr w:type="spellStart"/>
+      <w:r>
+        <w:rPr>
+          <w:sz w:val="26"/>
+          <w:szCs w:val="26"/>
+        </w:rPr>
+        <w:t>report</w:t>
+      </w:r>
+      <w:proofErr w:type="spellEnd"/>
+      <w:r>
+        <w:rPr>
+          <w:sz w:val="26"/>
+          <w:szCs w:val="26"/>
+        </w:rPr>
+        <w:t xml:space="preserve"> kitörlése</w:t>
+      </w:r>
+      <w:r>
+        <w:rPr>
+          <w:sz w:val="26"/>
+          <w:szCs w:val="26"/>
+        </w:rPr>
+        <w:t>:</w:t>
+      </w:r>
+    </w:p>
+    <w:p>
+      <w:pPr>
+        <w:tabs>
+          <w:tab w:val="left" w:pos="3969"/>
+        </w:tabs>
+        <w:rPr>
+          <w:sz w:val="26"/>
+          <w:szCs w:val="26"/>
+        </w:rPr>
+      </w:pPr>
+      <w:r>
+        <w:rPr>
+          <w:sz w:val="26"/>
+          <w:szCs w:val="26"/>
+        </w:rPr>
+        <w:drawing>
+          <wp:anchor distT="0" distB="0" distL="114300" distR="114300" simplePos="0" relativeHeight="251698176" behindDoc="0" locked="0" layoutInCell="1" allowOverlap="1" wp14:anchorId="5E8B2766">
+            <wp:simplePos x="0" y="0"/>
+            <wp:positionH relativeFrom="margin">
+              <wp:align>center</wp:align>
+            </wp:positionH>
+            <wp:positionV relativeFrom="paragraph">
+              <wp:posOffset>794948</wp:posOffset>
+            </wp:positionV>
+            <wp:extent cx="2717165" cy="2862580"/>
+            <wp:effectExtent l="0" t="0" r="6985" b="0"/>
+            <wp:wrapSquare wrapText="bothSides"/>
+            <wp:docPr id="29" name="Kép 29"/>
+            <wp:cNvGraphicFramePr>
+              <a:graphicFrameLocks xmlns:a="http://schemas.openxmlformats.org/drawingml/2006/main" noChangeAspect="1"/>
+            </wp:cNvGraphicFramePr>
+            <a:graphic xmlns:a="http://schemas.openxmlformats.org/drawingml/2006/main">
+              <a:graphicData uri="http://schemas.openxmlformats.org/drawingml/2006/picture">
+                <pic:pic xmlns:pic="http://schemas.openxmlformats.org/drawingml/2006/picture">
+                  <pic:nvPicPr>
+                    <pic:cNvPr id="1" name=""/>
+                    <pic:cNvPicPr/>
+                  </pic:nvPicPr>
+                  <pic:blipFill>
+                    <a:blip r:embed="rId26" cstate="print">
+                      <a:extLst>
+                        <a:ext uri="{28A0092B-C50C-407E-A947-70E740481C1C}">
+                          <a14:useLocalDpi xmlns:a14="http://schemas.microsoft.com/office/drawing/2010/main" val="0"/>
+                        </a:ext>
+                      </a:extLst>
+                    </a:blip>
+                    <a:stretch>
+                      <a:fillRect/>
+                    </a:stretch>
+                  </pic:blipFill>
+                  <pic:spPr>
+                    <a:xfrm>
+                      <a:off x="0" y="0"/>
+                      <a:ext cx="2717165" cy="2862580"/>
+                    </a:xfrm>
+                    <a:prstGeom prst="rect">
+                      <a:avLst/>
+                    </a:prstGeom>
+                  </pic:spPr>
+                </pic:pic>
+              </a:graphicData>
+            </a:graphic>
+            <wp14:sizeRelH relativeFrom="margin">
+              <wp14:pctWidth>0</wp14:pctWidth>
+            </wp14:sizeRelH>
+            <wp14:sizeRelV relativeFrom="margin">
+              <wp14:pctHeight>0</wp14:pctHeight>
+            </wp14:sizeRelV>
+          </wp:anchor>
+        </w:drawing>
+      </w:r>
+    </w:p>
+    <w:p>
+      <w:pPr>
+        <w:tabs>
+          <w:tab w:val="left" w:pos="3969"/>
+        </w:tabs>
+        <w:rPr>
+          <w:sz w:val="26"/>
+          <w:szCs w:val="26"/>
+        </w:rPr>
+      </w:pPr>
+    </w:p>
+    <w:p>
+      <w:pPr>
+        <w:tabs>
+          <w:tab w:val="left" w:pos="3969"/>
+        </w:tabs>
+        <w:rPr>
+          <w:sz w:val="26"/>
+          <w:szCs w:val="26"/>
+        </w:rPr>
+      </w:pPr>
+    </w:p>
+    <w:p>
+      <w:pPr>
+        <w:tabs>
+          <w:tab w:val="left" w:pos="3969"/>
+        </w:tabs>
+        <w:rPr>
+          <w:sz w:val="26"/>
+          <w:szCs w:val="26"/>
+        </w:rPr>
+      </w:pPr>
+    </w:p>
+    <w:p>
+      <w:pPr>
+        <w:tabs>
+          <w:tab w:val="left" w:pos="3969"/>
+        </w:tabs>
+        <w:rPr>
+          <w:sz w:val="26"/>
+          <w:szCs w:val="26"/>
+        </w:rPr>
+      </w:pPr>
+    </w:p>
+    <w:p>
+      <w:pPr>
+        <w:tabs>
+          <w:tab w:val="left" w:pos="3969"/>
+        </w:tabs>
+        <w:rPr>
+          <w:sz w:val="26"/>
+          <w:szCs w:val="26"/>
+        </w:rPr>
+      </w:pPr>
+    </w:p>
+    <w:p>
+      <w:pPr>
+        <w:tabs>
+          <w:tab w:val="left" w:pos="3969"/>
+        </w:tabs>
+        <w:rPr>
+          <w:sz w:val="26"/>
+          <w:szCs w:val="26"/>
+        </w:rPr>
+      </w:pPr>
+    </w:p>
+    <w:p>
+      <w:pPr>
+        <w:tabs>
+          <w:tab w:val="left" w:pos="3969"/>
+        </w:tabs>
+        <w:rPr>
+          <w:sz w:val="26"/>
+          <w:szCs w:val="26"/>
+        </w:rPr>
+      </w:pPr>
+    </w:p>
+    <w:p>
+      <w:pPr>
+        <w:tabs>
+          <w:tab w:val="left" w:pos="3969"/>
+        </w:tabs>
+        <w:rPr>
+          <w:sz w:val="26"/>
+          <w:szCs w:val="26"/>
+        </w:rPr>
+      </w:pPr>
+    </w:p>
+    <w:p>
+      <w:pPr>
+        <w:tabs>
+          <w:tab w:val="left" w:pos="3969"/>
+        </w:tabs>
+        <w:rPr>
+          <w:sz w:val="26"/>
+          <w:szCs w:val="26"/>
+        </w:rPr>
+      </w:pPr>
+    </w:p>
+    <w:p>
+      <w:pPr>
+        <w:tabs>
+          <w:tab w:val="left" w:pos="3969"/>
+        </w:tabs>
+        <w:rPr>
+          <w:sz w:val="26"/>
+          <w:szCs w:val="26"/>
+        </w:rPr>
+      </w:pPr>
+    </w:p>
+    <w:p>
+      <w:pPr>
+        <w:tabs>
+          <w:tab w:val="left" w:pos="3969"/>
+        </w:tabs>
+        <w:rPr>
+          <w:sz w:val="26"/>
+          <w:szCs w:val="26"/>
+        </w:rPr>
+      </w:pPr>
+    </w:p>
+    <w:p>
+      <w:pPr>
+        <w:pStyle w:val="Listaszerbekezds"/>
+        <w:numPr>
+          <w:ilvl w:val="0"/>
+          <w:numId w:val="3"/>
+        </w:numPr>
+        <w:rPr>
+          <w:sz w:val="26"/>
+          <w:szCs w:val="26"/>
+        </w:rPr>
+      </w:pPr>
+      <w:r>
+        <w:rPr>
+          <w:sz w:val="26"/>
+          <w:szCs w:val="26"/>
+        </w:rPr>
+        <w:t>A keresés mező használatára használt függvény:</w:t>
+      </w:r>
+      <w:r>
+        <w:rPr>
+          <w:noProof/>
+        </w:rPr>
+        <w:drawing>
+          <wp:anchor distT="0" distB="0" distL="114300" distR="114300" simplePos="0" relativeHeight="251697152" behindDoc="0" locked="0" layoutInCell="1" allowOverlap="1" wp14:anchorId="5B29C709" wp14:editId="6CC5866C">
+            <wp:simplePos x="0" y="0"/>
+            <wp:positionH relativeFrom="margin">
+              <wp:posOffset>0</wp:posOffset>
+            </wp:positionH>
+            <wp:positionV relativeFrom="paragraph">
+              <wp:posOffset>327025</wp:posOffset>
+            </wp:positionV>
+            <wp:extent cx="5760720" cy="621665"/>
+            <wp:effectExtent l="0" t="0" r="0" b="6985"/>
+            <wp:wrapSquare wrapText="bothSides"/>
+            <wp:docPr id="26" name="Kép 26"/>
+            <wp:cNvGraphicFramePr>
+              <a:graphicFrameLocks xmlns:a="http://schemas.openxmlformats.org/drawingml/2006/main" noChangeAspect="1"/>
+            </wp:cNvGraphicFramePr>
+            <a:graphic xmlns:a="http://schemas.openxmlformats.org/drawingml/2006/main">
+              <a:graphicData uri="http://schemas.openxmlformats.org/drawingml/2006/picture">
+                <pic:pic xmlns:pic="http://schemas.openxmlformats.org/drawingml/2006/picture">
+                  <pic:nvPicPr>
+                    <pic:cNvPr id="1" name=""/>
+                    <pic:cNvPicPr/>
+                  </pic:nvPicPr>
+                  <pic:blipFill>
+                    <a:blip r:embed="rId11" cstate="print">
+                      <a:extLst>
+                        <a:ext uri="{28A0092B-C50C-407E-A947-70E740481C1C}">
+                          <a14:useLocalDpi xmlns:a14="http://schemas.microsoft.com/office/drawing/2010/main" val="0"/>
+                        </a:ext>
+                      </a:extLst>
+                    </a:blip>
+                    <a:stretch>
+                      <a:fillRect/>
+                    </a:stretch>
+                  </pic:blipFill>
+                  <pic:spPr>
+                    <a:xfrm>
+                      <a:off x="0" y="0"/>
+                      <a:ext cx="5760720" cy="621665"/>
+                    </a:xfrm>
+                    <a:prstGeom prst="rect">
+                      <a:avLst/>
+                    </a:prstGeom>
+                  </pic:spPr>
+                </pic:pic>
+              </a:graphicData>
+            </a:graphic>
+          </wp:anchor>
+        </w:drawing>
+      </w:r>
+    </w:p>
+    <w:p>
+      <w:pPr>
+        <w:tabs>
+          <w:tab w:val="left" w:pos="3969"/>
+        </w:tabs>
+        <w:rPr>
+          <w:sz w:val="26"/>
+          <w:szCs w:val="26"/>
+        </w:rPr>
+      </w:pPr>
+    </w:p>
+    <w:p>
+      <w:pPr>
+        <w:tabs>
+          <w:tab w:val="left" w:pos="3969"/>
+        </w:tabs>
+        <w:rPr>
+          <w:sz w:val="26"/>
+          <w:szCs w:val="26"/>
+        </w:rPr>
+      </w:pPr>
+    </w:p>
+    <w:p>
+      <w:pPr>
+        <w:tabs>
+          <w:tab w:val="left" w:pos="3969"/>
+        </w:tabs>
+        <w:rPr>
+          <w:sz w:val="26"/>
+          <w:szCs w:val="26"/>
+        </w:rPr>
+      </w:pPr>
+      <w:r>
+        <w:rPr>
+          <w:sz w:val="26"/>
+          <w:szCs w:val="26"/>
+        </w:rPr>
+        <w:drawing>
+          <wp:anchor distT="0" distB="0" distL="114300" distR="114300" simplePos="0" relativeHeight="251695104" behindDoc="0" locked="0" layoutInCell="1" allowOverlap="1" wp14:anchorId="58A2A670">
+            <wp:simplePos x="0" y="0"/>
+            <wp:positionH relativeFrom="margin">
+              <wp:align>center</wp:align>
+            </wp:positionH>
+            <wp:positionV relativeFrom="paragraph">
+              <wp:posOffset>-453977</wp:posOffset>
+            </wp:positionV>
+            <wp:extent cx="4657725" cy="2369185"/>
+            <wp:effectExtent l="0" t="0" r="9525" b="0"/>
+            <wp:wrapSquare wrapText="bothSides"/>
+            <wp:docPr id="19" name="Kép 19"/>
+            <wp:cNvGraphicFramePr>
+              <a:graphicFrameLocks xmlns:a="http://schemas.openxmlformats.org/drawingml/2006/main" noChangeAspect="1"/>
+            </wp:cNvGraphicFramePr>
+            <a:graphic xmlns:a="http://schemas.openxmlformats.org/drawingml/2006/main">
+              <a:graphicData uri="http://schemas.openxmlformats.org/drawingml/2006/picture">
+                <pic:pic xmlns:pic="http://schemas.openxmlformats.org/drawingml/2006/picture">
+                  <pic:nvPicPr>
+                    <pic:cNvPr id="1" name=""/>
+                    <pic:cNvPicPr/>
+                  </pic:nvPicPr>
+                  <pic:blipFill>
+                    <a:blip r:embed="rId27">
+                      <a:extLst>
+                        <a:ext uri="{28A0092B-C50C-407E-A947-70E740481C1C}">
+                          <a14:useLocalDpi xmlns:a14="http://schemas.microsoft.com/office/drawing/2010/main" val="0"/>
+                        </a:ext>
+                      </a:extLst>
+                    </a:blip>
+                    <a:stretch>
+                      <a:fillRect/>
+                    </a:stretch>
+                  </pic:blipFill>
+                  <pic:spPr>
+                    <a:xfrm>
+                      <a:off x="0" y="0"/>
+                      <a:ext cx="4657725" cy="2369185"/>
+                    </a:xfrm>
+                    <a:prstGeom prst="rect">
+                      <a:avLst/>
+                    </a:prstGeom>
+                  </pic:spPr>
+                </pic:pic>
+              </a:graphicData>
+            </a:graphic>
+            <wp14:sizeRelH relativeFrom="margin">
+              <wp14:pctWidth>0</wp14:pctWidth>
+            </wp14:sizeRelH>
+            <wp14:sizeRelV relativeFrom="margin">
+              <wp14:pctHeight>0</wp14:pctHeight>
+            </wp14:sizeRelV>
+          </wp:anchor>
+        </w:drawing>
+      </w:r>
+    </w:p>
+    <w:p>
+      <w:pPr>
+        <w:tabs>
+          <w:tab w:val="left" w:pos="3969"/>
+        </w:tabs>
+        <w:rPr>
+          <w:sz w:val="26"/>
+          <w:szCs w:val="26"/>
+        </w:rPr>
+      </w:pPr>
+    </w:p>
+    <w:p>
+      <w:pPr>
+        <w:tabs>
+          <w:tab w:val="left" w:pos="3969"/>
+        </w:tabs>
+        <w:rPr>
+          <w:sz w:val="26"/>
+          <w:szCs w:val="26"/>
+        </w:rPr>
+      </w:pPr>
+    </w:p>
+    <w:p>
+      <w:pPr>
+        <w:tabs>
+          <w:tab w:val="left" w:pos="3969"/>
+        </w:tabs>
+        <w:rPr>
+          <w:sz w:val="26"/>
+          <w:szCs w:val="26"/>
+        </w:rPr>
+      </w:pPr>
+    </w:p>
+    <w:p>
+      <w:pPr>
+        <w:tabs>
+          <w:tab w:val="left" w:pos="3969"/>
+        </w:tabs>
+        <w:rPr>
+          <w:sz w:val="26"/>
+          <w:szCs w:val="26"/>
+        </w:rPr>
+      </w:pPr>
+    </w:p>
+    <w:p>
+      <w:pPr>
+        <w:tabs>
+          <w:tab w:val="left" w:pos="3969"/>
+        </w:tabs>
+        <w:rPr>
+          <w:sz w:val="26"/>
+          <w:szCs w:val="26"/>
+        </w:rPr>
+      </w:pPr>
+    </w:p>
+    <w:p>
+      <w:pPr>
+        <w:tabs>
+          <w:tab w:val="left" w:pos="3969"/>
+        </w:tabs>
+        <w:rPr>
+          <w:sz w:val="26"/>
+          <w:szCs w:val="26"/>
+        </w:rPr>
+      </w:pPr>
+    </w:p>
+    <w:p>
+      <w:pPr>
+        <w:rPr>
+          <w:b/>
+          <w:sz w:val="32"/>
+          <w:szCs w:val="32"/>
+        </w:rPr>
+      </w:pPr>
+      <w:r>
+        <w:rPr>
+          <w:b/>
+          <w:sz w:val="32"/>
+          <w:szCs w:val="32"/>
+        </w:rPr>
+        <w:t>Összesítés:</w:t>
+      </w:r>
+    </w:p>
+    <w:p>
+      <w:pPr>
+        <w:pStyle w:val="Listaszerbekezds"/>
+        <w:numPr>
+          <w:ilvl w:val="0"/>
+          <w:numId w:val="3"/>
+        </w:numPr>
+        <w:tabs>
+          <w:tab w:val="left" w:pos="4820"/>
+        </w:tabs>
+        <w:rPr>
+          <w:sz w:val="26"/>
+          <w:szCs w:val="26"/>
+        </w:rPr>
+      </w:pPr>
+      <w:r>
+        <w:rPr>
+          <w:sz w:val="26"/>
+          <w:szCs w:val="26"/>
+        </w:rPr>
+        <w:t xml:space="preserve">A közösségi oldal tesztelését végezte: </w:t>
+      </w:r>
+      <w:r>
+        <w:rPr>
+          <w:sz w:val="26"/>
+          <w:szCs w:val="26"/>
+        </w:rPr>
+        <w:tab/>
+        <w:t xml:space="preserve"> </w:t>
+      </w:r>
+      <w:r>
+        <w:rPr>
+          <w:sz w:val="26"/>
+          <w:szCs w:val="26"/>
+        </w:rPr>
+        <w:t>Szabó Bence</w:t>
+      </w:r>
+    </w:p>
+    <w:p>
+      <w:pPr>
+        <w:pStyle w:val="Listaszerbekezds"/>
+        <w:numPr>
+          <w:ilvl w:val="0"/>
+          <w:numId w:val="3"/>
+        </w:numPr>
+        <w:tabs>
+          <w:tab w:val="left" w:pos="4820"/>
+        </w:tabs>
+        <w:rPr>
+          <w:sz w:val="26"/>
+          <w:szCs w:val="26"/>
+        </w:rPr>
+      </w:pPr>
+      <w:r>
+        <w:rPr>
+          <w:sz w:val="26"/>
+          <w:szCs w:val="26"/>
+        </w:rPr>
+        <w:t>Tesztelés időpontja:</w:t>
+      </w:r>
+      <w:r>
+        <w:rPr>
+          <w:sz w:val="26"/>
+          <w:szCs w:val="26"/>
+        </w:rPr>
+        <w:tab/>
+        <w:t xml:space="preserve"> 2026-0</w:t>
+      </w:r>
+      <w:r>
+        <w:rPr>
+          <w:sz w:val="26"/>
+          <w:szCs w:val="26"/>
+        </w:rPr>
+        <w:t>2</w:t>
+      </w:r>
+      <w:r>
+        <w:rPr>
+          <w:sz w:val="26"/>
+          <w:szCs w:val="26"/>
+        </w:rPr>
+        <w:t>-</w:t>
+      </w:r>
+      <w:r>
+        <w:rPr>
+          <w:sz w:val="26"/>
+          <w:szCs w:val="26"/>
+        </w:rPr>
+        <w:t>24</w:t>
+      </w:r>
+    </w:p>
+    <w:p>
+      <w:pPr>
+        <w:pStyle w:val="Listaszerbekezds"/>
+        <w:numPr>
+          <w:ilvl w:val="0"/>
+          <w:numId w:val="3"/>
+        </w:numPr>
+        <w:tabs>
+          <w:tab w:val="left" w:pos="4820"/>
+        </w:tabs>
+        <w:rPr>
+          <w:sz w:val="26"/>
+          <w:szCs w:val="26"/>
+        </w:rPr>
+      </w:pPr>
+      <w:r>
+        <w:rPr>
+          <w:sz w:val="26"/>
+          <w:szCs w:val="26"/>
+        </w:rPr>
+        <w:t>Talált hibák mennyisége:</w:t>
+      </w:r>
+      <w:r>
+        <w:rPr>
+          <w:sz w:val="26"/>
+          <w:szCs w:val="26"/>
+        </w:rPr>
+        <w:tab/>
+        <w:t xml:space="preserve"> </w:t>
+      </w:r>
+      <w:r>
+        <w:rPr>
+          <w:sz w:val="26"/>
+          <w:szCs w:val="26"/>
+        </w:rPr>
+        <w:t>2</w:t>
+      </w:r>
+    </w:p>
+    <w:p>
+      <w:pPr>
+        <w:pStyle w:val="Listaszerbekezds"/>
+        <w:numPr>
+          <w:ilvl w:val="0"/>
+          <w:numId w:val="3"/>
+        </w:numPr>
+        <w:tabs>
+          <w:tab w:val="left" w:pos="4820"/>
+        </w:tabs>
+        <w:rPr>
+          <w:sz w:val="26"/>
+          <w:szCs w:val="26"/>
+        </w:rPr>
+      </w:pPr>
+      <w:r>
+        <w:rPr>
+          <w:sz w:val="26"/>
+          <w:szCs w:val="26"/>
+        </w:rPr>
+        <w:t>Talált hibák súlyossága:</w:t>
+      </w:r>
+      <w:r>
+        <w:rPr>
+          <w:sz w:val="26"/>
+          <w:szCs w:val="26"/>
+        </w:rPr>
+        <w:tab/>
+        <w:t xml:space="preserve"> </w:t>
+      </w:r>
+      <w:r>
+        <w:rPr>
+          <w:sz w:val="26"/>
+          <w:szCs w:val="26"/>
+        </w:rPr>
+        <w:t>Enyhe</w:t>
+      </w:r>
+    </w:p>
+    <w:p>
+      <w:pPr>
+        <w:tabs>
+          <w:tab w:val="left" w:pos="3969"/>
+        </w:tabs>
+        <w:rPr>
+          <w:sz w:val="26"/>
+          <w:szCs w:val="26"/>
+        </w:rPr>
+      </w:pPr>
+    </w:p>
+    <w:p>
+      <w:pPr>
+        <w:tabs>
+          <w:tab w:val="left" w:pos="3969"/>
+        </w:tabs>
+        <w:rPr>
+          <w:sz w:val="26"/>
+          <w:szCs w:val="26"/>
+        </w:rPr>
+      </w:pPr>
+    </w:p>
+    <w:p>
+      <w:pPr>
+        <w:tabs>
+          <w:tab w:val="left" w:pos="3969"/>
+        </w:tabs>
+        <w:rPr>
+          <w:sz w:val="26"/>
+          <w:szCs w:val="26"/>
+        </w:rPr>
+      </w:pPr>
+    </w:p>
+    <w:p>
+      <w:pPr>
+        <w:tabs>
+          <w:tab w:val="left" w:pos="3969"/>
+        </w:tabs>
+        <w:rPr>
+          <w:sz w:val="26"/>
+          <w:szCs w:val="26"/>
+        </w:rPr>
+      </w:pPr>
+    </w:p>
+    <w:p>
+      <w:pPr>
+        <w:tabs>
+          <w:tab w:val="left" w:pos="3969"/>
+        </w:tabs>
+        <w:rPr>
+          <w:sz w:val="26"/>
+          <w:szCs w:val="26"/>
+        </w:rPr>
+      </w:pPr>
+    </w:p>
+    <w:p>
+      <w:pPr>
+        <w:tabs>
+          <w:tab w:val="left" w:pos="3969"/>
+        </w:tabs>
+        <w:rPr>
+          <w:sz w:val="26"/>
+          <w:szCs w:val="26"/>
+        </w:rPr>
+      </w:pPr>
+    </w:p>
+    <w:p>
+      <w:pPr>
+        <w:tabs>
+          <w:tab w:val="left" w:pos="3969"/>
+        </w:tabs>
+        <w:rPr>
+          <w:sz w:val="26"/>
+          <w:szCs w:val="26"/>
+        </w:rPr>
+      </w:pPr>
+    </w:p>
+    <w:p>
+      <w:pPr>
+        <w:tabs>
+          <w:tab w:val="left" w:pos="3969"/>
+        </w:tabs>
+        <w:rPr>
+          <w:sz w:val="26"/>
+          <w:szCs w:val="26"/>
+        </w:rPr>
+      </w:pPr>
+    </w:p>
+    <w:p>
+      <w:pPr>
+        <w:tabs>
+          <w:tab w:val="left" w:pos="3969"/>
+        </w:tabs>
+        <w:rPr>
+          <w:sz w:val="26"/>
+          <w:szCs w:val="26"/>
+        </w:rPr>
+      </w:pPr>
+    </w:p>
+    <w:p>
+      <w:pPr>
+        <w:rPr>
+          <w:sz w:val="26"/>
+          <w:szCs w:val="26"/>
+        </w:rPr>
+      </w:pPr>
+      <w:r>
+        <w:rPr>
+          <w:b/>
+          <w:sz w:val="32"/>
+          <w:szCs w:val="32"/>
+        </w:rPr>
+        <w:lastRenderedPageBreak/>
+        <w:t>Teljes hibatesztelési összesítő</w:t>
+      </w:r>
+    </w:p>
+    <w:p>
+      <w:pPr>
+        <w:pStyle w:val="Listaszerbekezds"/>
+        <w:numPr>
+          <w:ilvl w:val="0"/>
+          <w:numId w:val="3"/>
+        </w:numPr>
+        <w:tabs>
+          <w:tab w:val="left" w:pos="4820"/>
+        </w:tabs>
+        <w:rPr>
+          <w:sz w:val="26"/>
+          <w:szCs w:val="26"/>
+        </w:rPr>
+      </w:pPr>
+      <w:r>
+        <w:rPr>
+          <w:sz w:val="26"/>
+          <w:szCs w:val="26"/>
+        </w:rPr>
+        <w:t>Talált hibák mennyisége:</w:t>
+      </w:r>
+      <w:r>
+        <w:rPr>
+          <w:sz w:val="26"/>
+          <w:szCs w:val="26"/>
+        </w:rPr>
+        <w:tab/>
+        <w:t xml:space="preserve"> </w:t>
+      </w:r>
+      <w:r>
+        <w:rPr>
+          <w:sz w:val="26"/>
+          <w:szCs w:val="26"/>
+        </w:rPr>
+        <w:t>9</w:t>
+      </w:r>
+    </w:p>
+    <w:p>
+      <w:pPr>
+        <w:pStyle w:val="Listaszerbekezds"/>
+        <w:numPr>
+          <w:ilvl w:val="0"/>
+          <w:numId w:val="3"/>
+        </w:numPr>
+        <w:tabs>
+          <w:tab w:val="left" w:pos="4820"/>
+        </w:tabs>
+        <w:rPr>
+          <w:sz w:val="26"/>
+          <w:szCs w:val="26"/>
+        </w:rPr>
+      </w:pPr>
+      <w:r>
+        <w:rPr>
+          <w:sz w:val="26"/>
+          <w:szCs w:val="26"/>
+        </w:rPr>
+        <w:t>Kritikus hibák száma</w:t>
+      </w:r>
+      <w:r>
+        <w:rPr>
+          <w:sz w:val="26"/>
+          <w:szCs w:val="26"/>
+        </w:rPr>
+        <w:t>:</w:t>
+      </w:r>
+      <w:r>
+        <w:rPr>
+          <w:sz w:val="26"/>
+          <w:szCs w:val="26"/>
+        </w:rPr>
+        <w:tab/>
+        <w:t xml:space="preserve"> </w:t>
+      </w:r>
+      <w:r>
+        <w:rPr>
+          <w:sz w:val="26"/>
+          <w:szCs w:val="26"/>
+        </w:rPr>
+        <w:t>2</w:t>
+      </w:r>
+    </w:p>
+    <w:p>
+      <w:pPr>
+        <w:pStyle w:val="Listaszerbekezds"/>
+        <w:numPr>
+          <w:ilvl w:val="0"/>
+          <w:numId w:val="3"/>
+        </w:numPr>
+        <w:tabs>
+          <w:tab w:val="left" w:pos="4820"/>
+        </w:tabs>
+        <w:rPr>
+          <w:sz w:val="26"/>
+          <w:szCs w:val="26"/>
+        </w:rPr>
+      </w:pPr>
+      <w:r>
+        <w:rPr>
+          <w:sz w:val="26"/>
+          <w:szCs w:val="26"/>
+        </w:rPr>
+        <w:t>Enyhe hibák száma:</w:t>
+      </w:r>
+      <w:r>
+        <w:rPr>
+          <w:sz w:val="26"/>
+          <w:szCs w:val="26"/>
+        </w:rPr>
+        <w:tab/>
+        <w:t xml:space="preserve"> 7</w:t>
       </w:r>
       <w:bookmarkStart w:id="0" w:name="_GoBack"/>
       <w:bookmarkEnd w:id="0"/>
@@ -1020,6 +5902,356 @@
     </w:sectPr>
   </w:body>
 </w:document>
+</file>
+
+<file path=word/numbering.xml><?xml version="1.0" encoding="utf-8"?>
+<w:numbering xmlns:wpc="http://schemas.microsoft.com/office/word/2010/wordprocessingCanvas" xmlns:cx="http://schemas.microsoft.com/office/drawing/2014/chartex" xmlns:cx1="http://schemas.microsoft.com/office/drawing/2015/9/8/chartex" xmlns:cx2="http://schemas.microsoft.com/office/drawing/2015/10/21/chartex" xmlns:cx3="http://schemas.microsoft.com/office/drawing/2016/5/9/chartex" xmlns:cx4="http://schemas.microsoft.com/office/drawing/2016/5/10/chartex" xmlns:cx5="http://schemas.microsoft.com/office/drawing/2016/5/11/chartex" xmlns:cx6="http://schemas.microsoft.com/office/drawing/2016/5/12/chartex" xmlns:cx7="http://schemas.microsoft.com/office/drawing/2016/5/13/chartex" xmlns:cx8="http://schemas.microsoft.com/office/drawing/2016/5/14/chartex" xmlns:mc="http://schemas.openxmlformats.org/markup-compatibility/2006" xmlns:aink="http://schemas.microsoft.com/office/drawing/2016/ink" xmlns:am3d="http://schemas.microsoft.com/office/drawing/2017/model3d" xmlns:o="urn:schemas-microsoft-com:office:office" xmlns:r="http://schemas.openxmlformats.org/officeDocument/2006/relationships" xmlns:m="http://schemas.openxmlformats.org/officeDocument/2006/math" xmlns:v="urn:schemas-microsoft-com:vml" xmlns:wp14="http://schemas.microsoft.com/office/word/2010/wordprocessingDrawing" xmlns:wp="http://schemas.openxmlformats.org/drawingml/2006/wordprocessingDrawing" xmlns:w10="urn:schemas-microsoft-com:office:word" xmlns:w="http://schemas.openxmlformats.org/wordprocessingml/2006/main" xmlns:w14="http://schemas.microsoft.com/office/word/2010/wordml" xmlns:w15="http://schemas.microsoft.com/office/word/2012/wordml" xmlns:w16cid="http://schemas.microsoft.com/office/word/2016/wordml/cid" xmlns:w16se="http://schemas.microsoft.com/office/word/2015/wordml/symex" xmlns:wpg="http://schemas.microsoft.com/office/word/2010/wordprocessingGroup" xmlns:wpi="http://schemas.microsoft.com/office/word/2010/wordprocessingInk" xmlns:wne="http://schemas.microsoft.com/office/word/2006/wordml" xmlns:wps="http://schemas.microsoft.com/office/word/2010/wordprocessingShape" mc:Ignorable="w14 w15 w16se w16cid wp14">
+  <w:abstractNum w:abstractNumId="0" w15:restartNumberingAfterBreak="0">
+    <w:nsid w:val="014E3A80"/>
+    <w:multiLevelType w:val="hybridMultilevel"/>
+    <w:tmpl w:val="8C729E12"/>
+    <w:lvl w:ilvl="0" w:tplc="DE8C5BDC">
+      <w:numFmt w:val="bullet"/>
+      <w:lvlText w:val=""/>
+      <w:lvlJc w:val="left"/>
+      <w:pPr>
+        <w:ind w:left="720" w:hanging="360"/>
+      </w:pPr>
+      <w:rPr>
+        <w:rFonts w:ascii="Symbol" w:eastAsiaTheme="minorHAnsi" w:hAnsi="Symbol" w:cstheme="minorBidi" w:hint="default"/>
+      </w:rPr>
+    </w:lvl>
+    <w:lvl w:ilvl="1" w:tplc="040E0003" w:tentative="1">
+      <w:start w:val="1"/>
+      <w:numFmt w:val="bullet"/>
+      <w:lvlText w:val="o"/>
+      <w:lvlJc w:val="left"/>
+      <w:pPr>
+        <w:ind w:left="1440" w:hanging="360"/>
+      </w:pPr>
+      <w:rPr>
+        <w:rFonts w:ascii="Courier New" w:hAnsi="Courier New" w:cs="Courier New" w:hint="default"/>
+      </w:rPr>
+    </w:lvl>
+    <w:lvl w:ilvl="2" w:tplc="040E0005" w:tentative="1">
+      <w:start w:val="1"/>
+      <w:numFmt w:val="bullet"/>
+      <w:lvlText w:val=""/>
+      <w:lvlJc w:val="left"/>
+      <w:pPr>
+        <w:ind w:left="2160" w:hanging="360"/>
+      </w:pPr>
+      <w:rPr>
+        <w:rFonts w:ascii="Wingdings" w:hAnsi="Wingdings" w:hint="default"/>
+      </w:rPr>
+    </w:lvl>
+    <w:lvl w:ilvl="3" w:tplc="040E0001" w:tentative="1">
+      <w:start w:val="1"/>
+      <w:numFmt w:val="bullet"/>
+      <w:lvlText w:val=""/>
+      <w:lvlJc w:val="left"/>
+      <w:pPr>
+        <w:ind w:left="2880" w:hanging="360"/>
+      </w:pPr>
+      <w:rPr>
+        <w:rFonts w:ascii="Symbol" w:hAnsi="Symbol" w:hint="default"/>
+      </w:rPr>
+    </w:lvl>
+    <w:lvl w:ilvl="4" w:tplc="040E0003" w:tentative="1">
+      <w:start w:val="1"/>
+      <w:numFmt w:val="bullet"/>
+      <w:lvlText w:val="o"/>
+      <w:lvlJc w:val="left"/>
+      <w:pPr>
+        <w:ind w:left="3600" w:hanging="360"/>
+      </w:pPr>
+      <w:rPr>
+        <w:rFonts w:ascii="Courier New" w:hAnsi="Courier New" w:cs="Courier New" w:hint="default"/>
+      </w:rPr>
+    </w:lvl>
+    <w:lvl w:ilvl="5" w:tplc="040E0005" w:tentative="1">
+      <w:start w:val="1"/>
+      <w:numFmt w:val="bullet"/>
+      <w:lvlText w:val=""/>
+      <w:lvlJc w:val="left"/>
+      <w:pPr>
+        <w:ind w:left="4320" w:hanging="360"/>
+      </w:pPr>
+      <w:rPr>
+        <w:rFonts w:ascii="Wingdings" w:hAnsi="Wingdings" w:hint="default"/>
+      </w:rPr>
+    </w:lvl>
+    <w:lvl w:ilvl="6" w:tplc="040E0001" w:tentative="1">
+      <w:start w:val="1"/>
+      <w:numFmt w:val="bullet"/>
+      <w:lvlText w:val=""/>
+      <w:lvlJc w:val="left"/>
+      <w:pPr>
+        <w:ind w:left="5040" w:hanging="360"/>
+      </w:pPr>
+      <w:rPr>
+        <w:rFonts w:ascii="Symbol" w:hAnsi="Symbol" w:hint="default"/>
+      </w:rPr>
+    </w:lvl>
+    <w:lvl w:ilvl="7" w:tplc="040E0003" w:tentative="1">
+      <w:start w:val="1"/>
+      <w:numFmt w:val="bullet"/>
+      <w:lvlText w:val="o"/>
+      <w:lvlJc w:val="left"/>
+      <w:pPr>
+        <w:ind w:left="5760" w:hanging="360"/>
+      </w:pPr>
+      <w:rPr>
+        <w:rFonts w:ascii="Courier New" w:hAnsi="Courier New" w:cs="Courier New" w:hint="default"/>
+      </w:rPr>
+    </w:lvl>
+    <w:lvl w:ilvl="8" w:tplc="040E0005" w:tentative="1">
+      <w:start w:val="1"/>
+      <w:numFmt w:val="bullet"/>
+      <w:lvlText w:val=""/>
+      <w:lvlJc w:val="left"/>
+      <w:pPr>
+        <w:ind w:left="6480" w:hanging="360"/>
+      </w:pPr>
+      <w:rPr>
+        <w:rFonts w:ascii="Wingdings" w:hAnsi="Wingdings" w:hint="default"/>
+      </w:rPr>
+    </w:lvl>
+  </w:abstractNum>
+  <w:abstractNum w:abstractNumId="1" w15:restartNumberingAfterBreak="0">
+    <w:nsid w:val="29322D06"/>
+    <w:multiLevelType w:val="hybridMultilevel"/>
+    <w:tmpl w:val="DE1086AA"/>
+    <w:lvl w:ilvl="0" w:tplc="91C2321C">
+      <w:numFmt w:val="bullet"/>
+      <w:lvlText w:val=""/>
+      <w:lvlJc w:val="left"/>
+      <w:pPr>
+        <w:ind w:left="720" w:hanging="360"/>
+      </w:pPr>
+      <w:rPr>
+        <w:rFonts w:ascii="Symbol" w:eastAsiaTheme="minorHAnsi" w:hAnsi="Symbol" w:cstheme="minorBidi" w:hint="default"/>
+      </w:rPr>
+    </w:lvl>
+    <w:lvl w:ilvl="1" w:tplc="040E0003" w:tentative="1">
+      <w:start w:val="1"/>
+      <w:numFmt w:val="bullet"/>
+      <w:lvlText w:val="o"/>
+      <w:lvlJc w:val="left"/>
+      <w:pPr>
+        <w:ind w:left="1440" w:hanging="360"/>
+      </w:pPr>
+      <w:rPr>
+        <w:rFonts w:ascii="Courier New" w:hAnsi="Courier New" w:cs="Courier New" w:hint="default"/>
+      </w:rPr>
+    </w:lvl>
+    <w:lvl w:ilvl="2" w:tplc="040E0005" w:tentative="1">
+      <w:start w:val="1"/>
+      <w:numFmt w:val="bullet"/>
+      <w:lvlText w:val=""/>
+      <w:lvlJc w:val="left"/>
+      <w:pPr>
+        <w:ind w:left="2160" w:hanging="360"/>
+      </w:pPr>
+      <w:rPr>
+        <w:rFonts w:ascii="Wingdings" w:hAnsi="Wingdings" w:hint="default"/>
+      </w:rPr>
+    </w:lvl>
+    <w:lvl w:ilvl="3" w:tplc="040E0001" w:tentative="1">
+      <w:start w:val="1"/>
+      <w:numFmt w:val="bullet"/>
+      <w:lvlText w:val=""/>
+      <w:lvlJc w:val="left"/>
+      <w:pPr>
+        <w:ind w:left="2880" w:hanging="360"/>
+      </w:pPr>
+      <w:rPr>
+        <w:rFonts w:ascii="Symbol" w:hAnsi="Symbol" w:hint="default"/>
+      </w:rPr>
+    </w:lvl>
+    <w:lvl w:ilvl="4" w:tplc="040E0003" w:tentative="1">
+      <w:start w:val="1"/>
+      <w:numFmt w:val="bullet"/>
+      <w:lvlText w:val="o"/>
+      <w:lvlJc w:val="left"/>
+      <w:pPr>
+        <w:ind w:left="3600" w:hanging="360"/>
+      </w:pPr>
+      <w:rPr>
+        <w:rFonts w:ascii="Courier New" w:hAnsi="Courier New" w:cs="Courier New" w:hint="default"/>
+      </w:rPr>
+    </w:lvl>
+    <w:lvl w:ilvl="5" w:tplc="040E0005" w:tentative="1">
+      <w:start w:val="1"/>
+      <w:numFmt w:val="bullet"/>
+      <w:lvlText w:val=""/>
+      <w:lvlJc w:val="left"/>
+      <w:pPr>
+        <w:ind w:left="4320" w:hanging="360"/>
+      </w:pPr>
+      <w:rPr>
+        <w:rFonts w:ascii="Wingdings" w:hAnsi="Wingdings" w:hint="default"/>
+      </w:rPr>
+    </w:lvl>
+    <w:lvl w:ilvl="6" w:tplc="040E0001" w:tentative="1">
+      <w:start w:val="1"/>
+      <w:numFmt w:val="bullet"/>
+      <w:lvlText w:val=""/>
+      <w:lvlJc w:val="left"/>
+      <w:pPr>
+        <w:ind w:left="5040" w:hanging="360"/>
+      </w:pPr>
+      <w:rPr>
+        <w:rFonts w:ascii="Symbol" w:hAnsi="Symbol" w:hint="default"/>
+      </w:rPr>
+    </w:lvl>
+    <w:lvl w:ilvl="7" w:tplc="040E0003" w:tentative="1">
+      <w:start w:val="1"/>
+      <w:numFmt w:val="bullet"/>
+      <w:lvlText w:val="o"/>
+      <w:lvlJc w:val="left"/>
+      <w:pPr>
+        <w:ind w:left="5760" w:hanging="360"/>
+      </w:pPr>
+      <w:rPr>
+        <w:rFonts w:ascii="Courier New" w:hAnsi="Courier New" w:cs="Courier New" w:hint="default"/>
+      </w:rPr>
+    </w:lvl>
+    <w:lvl w:ilvl="8" w:tplc="040E0005" w:tentative="1">
+      <w:start w:val="1"/>
+      <w:numFmt w:val="bullet"/>
+      <w:lvlText w:val=""/>
+      <w:lvlJc w:val="left"/>
+      <w:pPr>
+        <w:ind w:left="6480" w:hanging="360"/>
+      </w:pPr>
+      <w:rPr>
+        <w:rFonts w:ascii="Wingdings" w:hAnsi="Wingdings" w:hint="default"/>
+      </w:rPr>
+    </w:lvl>
+  </w:abstractNum>
+  <w:abstractNum w:abstractNumId="2" w15:restartNumberingAfterBreak="0">
+    <w:nsid w:val="39DD202A"/>
+    <w:multiLevelType w:val="hybridMultilevel"/>
+    <w:tmpl w:val="9CE68A26"/>
+    <w:lvl w:ilvl="0" w:tplc="6B9A6846">
+      <w:numFmt w:val="bullet"/>
+      <w:lvlText w:val="-"/>
+      <w:lvlJc w:val="left"/>
+      <w:pPr>
+        <w:ind w:left="720" w:hanging="360"/>
+      </w:pPr>
+      <w:rPr>
+        <w:rFonts w:ascii="Calibri" w:eastAsiaTheme="minorHAnsi" w:hAnsi="Calibri" w:cs="Calibri" w:hint="default"/>
+      </w:rPr>
+    </w:lvl>
+    <w:lvl w:ilvl="1" w:tplc="040E0003" w:tentative="1">
+      <w:start w:val="1"/>
+      <w:numFmt w:val="bullet"/>
+      <w:lvlText w:val="o"/>
+      <w:lvlJc w:val="left"/>
+      <w:pPr>
+        <w:ind w:left="1440" w:hanging="360"/>
+      </w:pPr>
+      <w:rPr>
+        <w:rFonts w:ascii="Courier New" w:hAnsi="Courier New" w:cs="Courier New" w:hint="default"/>
+      </w:rPr>
+    </w:lvl>
+    <w:lvl w:ilvl="2" w:tplc="040E0005" w:tentative="1">
+      <w:start w:val="1"/>
+      <w:numFmt w:val="bullet"/>
+      <w:lvlText w:val=""/>
+      <w:lvlJc w:val="left"/>
+      <w:pPr>
+        <w:ind w:left="2160" w:hanging="360"/>
+      </w:pPr>
+      <w:rPr>
+        <w:rFonts w:ascii="Wingdings" w:hAnsi="Wingdings" w:hint="default"/>
+      </w:rPr>
+    </w:lvl>
+    <w:lvl w:ilvl="3" w:tplc="040E0001" w:tentative="1">
+      <w:start w:val="1"/>
+      <w:numFmt w:val="bullet"/>
+      <w:lvlText w:val=""/>
+      <w:lvlJc w:val="left"/>
+      <w:pPr>
+        <w:ind w:left="2880" w:hanging="360"/>
+      </w:pPr>
+      <w:rPr>
+        <w:rFonts w:ascii="Symbol" w:hAnsi="Symbol" w:hint="default"/>
+      </w:rPr>
+    </w:lvl>
+    <w:lvl w:ilvl="4" w:tplc="040E0003" w:tentative="1">
+      <w:start w:val="1"/>
+      <w:numFmt w:val="bullet"/>
+      <w:lvlText w:val="o"/>
+      <w:lvlJc w:val="left"/>
+      <w:pPr>
+        <w:ind w:left="3600" w:hanging="360"/>
+      </w:pPr>
+      <w:rPr>
+        <w:rFonts w:ascii="Courier New" w:hAnsi="Courier New" w:cs="Courier New" w:hint="default"/>
+      </w:rPr>
+    </w:lvl>
+    <w:lvl w:ilvl="5" w:tplc="040E0005" w:tentative="1">
+      <w:start w:val="1"/>
+      <w:numFmt w:val="bullet"/>
+      <w:lvlText w:val=""/>
+      <w:lvlJc w:val="left"/>
+      <w:pPr>
+        <w:ind w:left="4320" w:hanging="360"/>
+      </w:pPr>
+      <w:rPr>
+        <w:rFonts w:ascii="Wingdings" w:hAnsi="Wingdings" w:hint="default"/>
+      </w:rPr>
+    </w:lvl>
+    <w:lvl w:ilvl="6" w:tplc="040E0001" w:tentative="1">
+      <w:start w:val="1"/>
+      <w:numFmt w:val="bullet"/>
+      <w:lvlText w:val=""/>
+      <w:lvlJc w:val="left"/>
+      <w:pPr>
+        <w:ind w:left="5040" w:hanging="360"/>
+      </w:pPr>
+      <w:rPr>
+        <w:rFonts w:ascii="Symbol" w:hAnsi="Symbol" w:hint="default"/>
+      </w:rPr>
+    </w:lvl>
+    <w:lvl w:ilvl="7" w:tplc="040E0003" w:tentative="1">
+      <w:start w:val="1"/>
+      <w:numFmt w:val="bullet"/>
+      <w:lvlText w:val="o"/>
+      <w:lvlJc w:val="left"/>
+      <w:pPr>
+        <w:ind w:left="5760" w:hanging="360"/>
+      </w:pPr>
+      <w:rPr>
+        <w:rFonts w:ascii="Courier New" w:hAnsi="Courier New" w:cs="Courier New" w:hint="default"/>
+      </w:rPr>
+    </w:lvl>
+    <w:lvl w:ilvl="8" w:tplc="040E0005" w:tentative="1">
+      <w:start w:val="1"/>
+      <w:numFmt w:val="bullet"/>
+      <w:lvlText w:val=""/>
+      <w:lvlJc w:val="left"/>
+      <w:pPr>
+        <w:ind w:left="6480" w:hanging="360"/>
+      </w:pPr>
+      <w:rPr>
+        <w:rFonts w:ascii="Wingdings" w:hAnsi="Wingdings" w:hint="default"/>
+      </w:rPr>
+    </w:lvl>
+  </w:abstractNum>
+  <w:num w:numId="1">
+    <w:abstractNumId w:val="2"/>
+  </w:num>
+  <w:num w:numId="2">
+    <w:abstractNumId w:val="1"/>
+  </w:num>
+  <w:num w:numId="3">
+    <w:abstractNumId w:val="0"/>
+  </w:num>
+</w:numbering>
 </file>
 
 <file path=word/styles.xml><?xml version="1.0" encoding="utf-8"?>
@@ -1419,6 +6651,7 @@
   <w:style w:type="paragraph" w:default="1" w:styleId="Norml">
     <w:name w:val="Normal"/>
     <w:qFormat/>
+    <w:rsid w:val="001720CD"/>
   </w:style>
   <w:style w:type="character" w:default="1" w:styleId="Bekezdsalapbettpusa">
     <w:name w:val="Default Paragraph Font"/>
@@ -1446,6 +6679,17 @@
     <w:uiPriority w:val="99"/>
     <w:semiHidden/>
     <w:unhideWhenUsed/>
+  </w:style>
+  <w:style w:type="paragraph" w:styleId="Listaszerbekezds">
+    <w:name w:val="List Paragraph"/>
+    <w:basedOn w:val="Norml"/>
+    <w:uiPriority w:val="34"/>
+    <w:qFormat/>
+    <w:rsid w:val="00BB5421"/>
+    <w:pPr>
+      <w:ind w:left="720"/>
+      <w:contextualSpacing/>
+    </w:pPr>
   </w:style>
 </w:styles>
 </file>
@@ -1750,7 +6994,7 @@
 </file>
 
 <file path=customXml/itemProps1.xml><?xml version="1.0" encoding="utf-8"?>
-<ds:datastoreItem xmlns:ds="http://schemas.openxmlformats.org/officeDocument/2006/customXml" ds:itemID="{2EEBB298-D7AE-4D66-BE02-A6D0034A1810}">
+<ds:datastoreItem xmlns:ds="http://schemas.openxmlformats.org/officeDocument/2006/customXml" ds:itemID="{717766D2-FD78-4F86-8775-5DC2DB1AF78B}">
   <ds:schemaRefs>
     <ds:schemaRef ds:uri="http://schemas.openxmlformats.org/officeDocument/2006/bibliography"/>
   </ds:schemaRefs>

--- a/doc/WPF_teszteles.docx
+++ b/doc/WPF_teszteles.docx
@@ -24,12 +24,16 @@
       <w:pPr>
         <w:jc w:val="center"/>
         <w:rPr>
-          <w:sz w:val="26"/>
-          <w:szCs w:val="26"/>
-        </w:rPr>
-      </w:pPr>
-      <w:r>
-        <w:rPr>
+          <w:b/>
+          <w:i/>
+          <w:sz w:val="26"/>
+          <w:szCs w:val="26"/>
+        </w:rPr>
+      </w:pPr>
+      <w:r>
+        <w:rPr>
+          <w:b/>
+          <w:i/>
           <w:sz w:val="26"/>
           <w:szCs w:val="26"/>
         </w:rPr>
@@ -37,6 +41,8 @@
       </w:r>
       <w:r>
         <w:rPr>
+          <w:b/>
+          <w:i/>
           <w:sz w:val="26"/>
           <w:szCs w:val="26"/>
         </w:rPr>
@@ -44,6 +50,8 @@
       </w:r>
       <w:r>
         <w:rPr>
+          <w:b/>
+          <w:i/>
           <w:sz w:val="26"/>
           <w:szCs w:val="26"/>
         </w:rPr>
@@ -99,7 +107,21 @@
           <w:sz w:val="26"/>
           <w:szCs w:val="26"/>
         </w:rPr>
-        <w:t>Célunk a teszteléssel az esetleges hibák kiszűrése, jobb, könnyedebb felhasználói élmény nyújtásáért.</w:t>
+        <w:t>Célunk a teszteléssel az esetleges hibák kiszűrése, jobb, könnyedebb felhasználói élmény nyújtás</w:t>
+      </w:r>
+      <w:r>
+        <w:rPr>
+          <w:sz w:val="26"/>
+          <w:szCs w:val="26"/>
+        </w:rPr>
+        <w:t>a a felület adminisztrátorainak</w:t>
+      </w:r>
+      <w:r>
+        <w:rPr>
+          <w:sz w:val="26"/>
+          <w:szCs w:val="26"/>
+        </w:rPr>
+        <w:t>.</w:t>
       </w:r>
     </w:p>
     <w:p>
@@ -4669,15 +4691,7 @@
           <w:sz w:val="32"/>
           <w:szCs w:val="32"/>
         </w:rPr>
-        <w:t xml:space="preserve"> program</w:t>
-      </w:r>
-      <w:r>
-        <w:rPr>
-          <w:b/>
-          <w:sz w:val="32"/>
-          <w:szCs w:val="32"/>
-        </w:rPr>
-        <w:t xml:space="preserve"> bejelentés</w:t>
+        <w:t xml:space="preserve"> program bejelentés</w:t>
       </w:r>
       <w:r>
         <w:rPr>
@@ -4792,6 +4806,7 @@
       </w:pPr>
       <w:r>
         <w:rPr>
+          <w:noProof/>
           <w:sz w:val="26"/>
           <w:szCs w:val="26"/>
         </w:rPr>
@@ -4968,6 +4983,7 @@
       </w:pPr>
       <w:r>
         <w:rPr>
+          <w:noProof/>
           <w:sz w:val="26"/>
           <w:szCs w:val="26"/>
         </w:rPr>
@@ -5064,6 +5080,7 @@
       </w:pPr>
       <w:r>
         <w:rPr>
+          <w:noProof/>
           <w:sz w:val="26"/>
           <w:szCs w:val="26"/>
         </w:rPr>
@@ -5353,6 +5370,7 @@
       </w:pPr>
       <w:r>
         <w:rPr>
+          <w:noProof/>
           <w:sz w:val="26"/>
           <w:szCs w:val="26"/>
         </w:rPr>
@@ -5524,14 +5542,7 @@
           <w:szCs w:val="26"/>
         </w:rPr>
         <w:tab/>
-        <w:t xml:space="preserve"> </w:t>
-      </w:r>
-      <w:r>
-        <w:rPr>
-          <w:sz w:val="26"/>
-          <w:szCs w:val="26"/>
-        </w:rPr>
-        <w:t>Szabó Bence</w:t>
+        <w:t xml:space="preserve"> Szabó Bence</w:t>
       </w:r>
     </w:p>
     <w:p>
@@ -5775,7 +5786,33 @@
           <w:szCs w:val="32"/>
         </w:rPr>
         <w:lastRenderedPageBreak/>
-        <w:t>Teljes hibatesztelési összesítő</w:t>
+        <w:t xml:space="preserve">Teljes hibatesztelési </w:t>
+      </w:r>
+      <w:proofErr w:type="gramStart"/>
+      <w:r>
+        <w:rPr>
+          <w:b/>
+          <w:sz w:val="32"/>
+          <w:szCs w:val="32"/>
+        </w:rPr>
+        <w:t>összesítő</w:t>
+      </w:r>
+      <w:r>
+        <w:rPr>
+          <w:b/>
+          <w:sz w:val="32"/>
+          <w:szCs w:val="32"/>
+        </w:rPr>
+        <w:t>(</w:t>
+      </w:r>
+      <w:proofErr w:type="gramEnd"/>
+      <w:r>
+        <w:rPr>
+          <w:b/>
+          <w:sz w:val="32"/>
+          <w:szCs w:val="32"/>
+        </w:rPr>
+        <w:t>WPF)</w:t>
       </w:r>
     </w:p>
     <w:p>
@@ -5891,8 +5928,423 @@
         <w:tab/>
         <w:t xml:space="preserve"> 7</w:t>
       </w:r>
+    </w:p>
+    <w:p>
+      <w:pPr>
+        <w:rPr>
+          <w:sz w:val="26"/>
+          <w:szCs w:val="26"/>
+        </w:rPr>
+      </w:pPr>
+      <w:r>
+        <w:rPr>
+          <w:sz w:val="26"/>
+          <w:szCs w:val="26"/>
+        </w:rPr>
+        <w:br w:type="page"/>
+      </w:r>
+    </w:p>
+    <w:p>
+      <w:pPr>
+        <w:jc w:val="center"/>
+        <w:rPr>
+          <w:b/>
+          <w:sz w:val="26"/>
+          <w:szCs w:val="26"/>
+        </w:rPr>
+      </w:pPr>
+      <w:r>
+        <w:rPr>
+          <w:b/>
+          <w:i/>
+          <w:sz w:val="26"/>
+          <w:szCs w:val="26"/>
+        </w:rPr>
+        <w:lastRenderedPageBreak/>
+        <w:t>W</w:t>
+      </w:r>
+      <w:r>
+        <w:rPr>
+          <w:b/>
+          <w:i/>
+          <w:sz w:val="26"/>
+          <w:szCs w:val="26"/>
+        </w:rPr>
+        <w:t>EB</w:t>
+      </w:r>
+      <w:r>
+        <w:rPr>
+          <w:b/>
+          <w:i/>
+          <w:sz w:val="26"/>
+          <w:szCs w:val="26"/>
+        </w:rPr>
+        <w:t xml:space="preserve"> tesztelési dokumentáció</w:t>
+      </w:r>
+      <w:r>
+        <w:rPr>
+          <w:b/>
+          <w:sz w:val="26"/>
+          <w:szCs w:val="26"/>
+        </w:rPr>
+        <w:br/>
+      </w:r>
+      <w:r>
+        <w:rPr>
+          <w:b/>
+          <w:sz w:val="26"/>
+          <w:szCs w:val="26"/>
+        </w:rPr>
+        <w:br/>
+      </w:r>
+      <w:r>
+        <w:rPr>
+          <w:b/>
+          <w:sz w:val="26"/>
+          <w:szCs w:val="26"/>
+        </w:rPr>
+        <w:br/>
+      </w:r>
+    </w:p>
+    <w:p>
+      <w:pPr>
+        <w:rPr>
+          <w:sz w:val="32"/>
+          <w:szCs w:val="32"/>
+        </w:rPr>
+      </w:pPr>
+      <w:r>
+        <w:rPr>
+          <w:sz w:val="32"/>
+          <w:szCs w:val="32"/>
+        </w:rPr>
+        <w:t>A teszteléssel való célunk:</w:t>
+      </w:r>
+    </w:p>
+    <w:p>
+      <w:pPr>
+        <w:pStyle w:val="Listaszerbekezds"/>
+        <w:numPr>
+          <w:ilvl w:val="0"/>
+          <w:numId w:val="3"/>
+        </w:numPr>
+        <w:jc w:val="both"/>
+        <w:rPr>
+          <w:sz w:val="26"/>
+          <w:szCs w:val="26"/>
+        </w:rPr>
+      </w:pPr>
+      <w:r>
+        <w:rPr>
+          <w:sz w:val="26"/>
+          <w:szCs w:val="26"/>
+        </w:rPr>
+        <w:t>Célunk a teszteléssel az esetleges hibák kiszűrése, jobb, könnyedebb felhasználói élmény nyújtás</w:t>
+      </w:r>
+      <w:r>
+        <w:rPr>
+          <w:sz w:val="26"/>
+          <w:szCs w:val="26"/>
+        </w:rPr>
+        <w:t>a</w:t>
+      </w:r>
+      <w:r>
+        <w:rPr>
+          <w:sz w:val="26"/>
+          <w:szCs w:val="26"/>
+        </w:rPr>
+        <w:t>.</w:t>
+      </w:r>
+    </w:p>
+    <w:p>
+      <w:pPr>
+        <w:rPr>
+          <w:sz w:val="26"/>
+          <w:szCs w:val="26"/>
+        </w:rPr>
+      </w:pPr>
+    </w:p>
+    <w:p>
+      <w:pPr>
+        <w:rPr>
+          <w:sz w:val="32"/>
+          <w:szCs w:val="32"/>
+        </w:rPr>
+      </w:pPr>
+      <w:r>
+        <w:rPr>
+          <w:sz w:val="32"/>
+          <w:szCs w:val="32"/>
+        </w:rPr>
+        <w:t>A szükséges feltételek:</w:t>
+      </w:r>
+    </w:p>
+    <w:p>
+      <w:pPr>
+        <w:pStyle w:val="Listaszerbekezds"/>
+        <w:numPr>
+          <w:ilvl w:val="0"/>
+          <w:numId w:val="3"/>
+        </w:numPr>
+        <w:jc w:val="both"/>
+        <w:rPr>
+          <w:sz w:val="26"/>
+          <w:szCs w:val="26"/>
+        </w:rPr>
+      </w:pPr>
+      <w:r>
+        <w:rPr>
+          <w:sz w:val="26"/>
+          <w:szCs w:val="26"/>
+        </w:rPr>
+        <w:t xml:space="preserve">A tesztek a Visual </w:t>
+      </w:r>
+      <w:proofErr w:type="spellStart"/>
+      <w:r>
+        <w:rPr>
+          <w:sz w:val="26"/>
+          <w:szCs w:val="26"/>
+        </w:rPr>
+        <w:t>Studio</w:t>
+      </w:r>
+      <w:proofErr w:type="spellEnd"/>
+      <w:r>
+        <w:rPr>
+          <w:sz w:val="26"/>
+          <w:szCs w:val="26"/>
+        </w:rPr>
+        <w:t xml:space="preserve"> </w:t>
+      </w:r>
+      <w:proofErr w:type="spellStart"/>
+      <w:r>
+        <w:rPr>
+          <w:sz w:val="26"/>
+          <w:szCs w:val="26"/>
+        </w:rPr>
+        <w:t>Code</w:t>
+      </w:r>
+      <w:proofErr w:type="spellEnd"/>
+      <w:r>
+        <w:rPr>
+          <w:sz w:val="26"/>
+          <w:szCs w:val="26"/>
+        </w:rPr>
+        <w:t xml:space="preserve"> környezetben folytak. A teszteléshez szükségesen a program futtatásához szükséges </w:t>
+      </w:r>
+      <w:r>
+        <w:rPr>
+          <w:sz w:val="26"/>
+          <w:szCs w:val="26"/>
+        </w:rPr>
+        <w:t>Node.js</w:t>
+      </w:r>
+      <w:r>
+        <w:rPr>
+          <w:sz w:val="26"/>
+          <w:szCs w:val="26"/>
+        </w:rPr>
+        <w:t>, mely a program futás</w:t>
+      </w:r>
+      <w:r>
+        <w:rPr>
+          <w:sz w:val="26"/>
+          <w:szCs w:val="26"/>
+        </w:rPr>
+        <w:t>áért</w:t>
+      </w:r>
+      <w:r>
+        <w:rPr>
+          <w:sz w:val="26"/>
+          <w:szCs w:val="26"/>
+        </w:rPr>
+        <w:t xml:space="preserve"> </w:t>
+      </w:r>
+      <w:r>
+        <w:rPr>
+          <w:sz w:val="26"/>
+          <w:szCs w:val="26"/>
+        </w:rPr>
+        <w:t xml:space="preserve">és a </w:t>
+      </w:r>
+      <w:r>
+        <w:rPr>
+          <w:sz w:val="26"/>
+          <w:szCs w:val="26"/>
+        </w:rPr>
+        <w:t>lokális szerver</w:t>
+      </w:r>
+      <w:r>
+        <w:rPr>
+          <w:sz w:val="26"/>
+          <w:szCs w:val="26"/>
+        </w:rPr>
+        <w:t>ért felelős</w:t>
+      </w:r>
+      <w:r>
+        <w:rPr>
+          <w:sz w:val="26"/>
+          <w:szCs w:val="26"/>
+        </w:rPr>
+        <w:t>. A futtatáshoz még szükséges a programhoz illeszkedő adatbázis. Mi erre a feladatra a XAMPP programot használtuk a tesztelés, illetve a fejlesztés során.</w:t>
+      </w:r>
+    </w:p>
+    <w:p>
+      <w:pPr>
+        <w:rPr>
+          <w:sz w:val="26"/>
+          <w:szCs w:val="26"/>
+        </w:rPr>
+      </w:pPr>
+    </w:p>
+    <w:p>
+      <w:pPr>
+        <w:rPr>
+          <w:sz w:val="32"/>
+          <w:szCs w:val="32"/>
+        </w:rPr>
+      </w:pPr>
+      <w:r>
+        <w:rPr>
+          <w:sz w:val="32"/>
+          <w:szCs w:val="32"/>
+        </w:rPr>
+        <w:t>Tesztelési és futtatási előfeltételek:</w:t>
+      </w:r>
+    </w:p>
+    <w:p>
+      <w:pPr>
+        <w:pStyle w:val="Listaszerbekezds"/>
+        <w:numPr>
+          <w:ilvl w:val="0"/>
+          <w:numId w:val="3"/>
+        </w:numPr>
+        <w:jc w:val="both"/>
+        <w:rPr>
+          <w:sz w:val="26"/>
+          <w:szCs w:val="26"/>
+        </w:rPr>
+      </w:pPr>
+      <w:r>
+        <w:rPr>
+          <w:sz w:val="26"/>
+          <w:szCs w:val="26"/>
+        </w:rPr>
+        <w:t>A program futtatásának és tesztelésének előfeltétele a XAMPP-</w:t>
+      </w:r>
+      <w:proofErr w:type="spellStart"/>
+      <w:r>
+        <w:rPr>
+          <w:sz w:val="26"/>
+          <w:szCs w:val="26"/>
+        </w:rPr>
+        <w:t>on</w:t>
+      </w:r>
+      <w:proofErr w:type="spellEnd"/>
+      <w:r>
+        <w:rPr>
+          <w:sz w:val="26"/>
+          <w:szCs w:val="26"/>
+        </w:rPr>
+        <w:t xml:space="preserve"> lévő adatbázis futtatása és </w:t>
+      </w:r>
+      <w:r>
+        <w:rPr>
+          <w:sz w:val="26"/>
+          <w:szCs w:val="26"/>
+        </w:rPr>
+        <w:t>Node.js lokális szerver</w:t>
+      </w:r>
+      <w:r>
+        <w:rPr>
+          <w:sz w:val="26"/>
+          <w:szCs w:val="26"/>
+        </w:rPr>
+        <w:t>rr</w:t>
+      </w:r>
       <w:bookmarkStart w:id="0" w:name="_GoBack"/>
       <w:bookmarkEnd w:id="0"/>
+      <w:r>
+        <w:rPr>
+          <w:sz w:val="26"/>
+          <w:szCs w:val="26"/>
+        </w:rPr>
+        <w:t>.</w:t>
+      </w:r>
+    </w:p>
+    <w:p>
+      <w:pPr>
+        <w:rPr>
+          <w:b/>
+          <w:sz w:val="26"/>
+          <w:szCs w:val="26"/>
+        </w:rPr>
+      </w:pPr>
+      <w:r>
+        <w:rPr>
+          <w:b/>
+          <w:sz w:val="26"/>
+          <w:szCs w:val="26"/>
+        </w:rPr>
+        <w:br w:type="page"/>
+      </w:r>
+    </w:p>
+    <w:p>
+      <w:pPr>
+        <w:jc w:val="center"/>
+        <w:rPr>
+          <w:b/>
+          <w:sz w:val="26"/>
+          <w:szCs w:val="26"/>
+        </w:rPr>
+      </w:pPr>
+      <w:r>
+        <w:rPr>
+          <w:b/>
+          <w:sz w:val="26"/>
+          <w:szCs w:val="26"/>
+        </w:rPr>
+        <w:lastRenderedPageBreak/>
+        <w:t>FRONTEND</w:t>
+      </w:r>
+    </w:p>
+    <w:p>
+      <w:pPr>
+        <w:jc w:val="center"/>
+        <w:rPr>
+          <w:b/>
+          <w:sz w:val="26"/>
+          <w:szCs w:val="26"/>
+        </w:rPr>
+      </w:pPr>
+    </w:p>
+    <w:p>
+      <w:pPr>
+        <w:rPr>
+          <w:b/>
+          <w:sz w:val="26"/>
+          <w:szCs w:val="26"/>
+        </w:rPr>
+      </w:pPr>
+      <w:r>
+        <w:rPr>
+          <w:b/>
+          <w:sz w:val="26"/>
+          <w:szCs w:val="26"/>
+        </w:rPr>
+        <w:br/>
+      </w:r>
+    </w:p>
+    <w:p>
+      <w:pPr>
+        <w:pStyle w:val="Listaszerbekezds"/>
+        <w:tabs>
+          <w:tab w:val="left" w:pos="4820"/>
+        </w:tabs>
+        <w:rPr>
+          <w:sz w:val="26"/>
+          <w:szCs w:val="26"/>
+        </w:rPr>
+      </w:pPr>
     </w:p>
     <w:sectPr>
       <w:pgSz w:w="11906" w:h="16838"/>
@@ -6994,7 +7446,7 @@
 </file>
 
 <file path=customXml/itemProps1.xml><?xml version="1.0" encoding="utf-8"?>
-<ds:datastoreItem xmlns:ds="http://schemas.openxmlformats.org/officeDocument/2006/customXml" ds:itemID="{717766D2-FD78-4F86-8775-5DC2DB1AF78B}">
+<ds:datastoreItem xmlns:ds="http://schemas.openxmlformats.org/officeDocument/2006/customXml" ds:itemID="{82DB0B84-898B-412E-A556-5AC4549B7566}">
   <ds:schemaRefs>
     <ds:schemaRef ds:uri="http://schemas.openxmlformats.org/officeDocument/2006/bibliography"/>
   </ds:schemaRefs>

--- a/doc/WPF_teszteles.docx
+++ b/doc/WPF_teszteles.docx
@@ -6046,14 +6046,7 @@
           <w:sz w:val="26"/>
           <w:szCs w:val="26"/>
         </w:rPr>
-        <w:t>a</w:t>
-      </w:r>
-      <w:r>
-        <w:rPr>
-          <w:sz w:val="26"/>
-          <w:szCs w:val="26"/>
-        </w:rPr>
-        <w:t>.</w:t>
+        <w:t>a.</w:t>
       </w:r>
     </w:p>
     <w:p>
@@ -6261,90 +6254,1077 @@
         </w:rPr>
         <w:t>rr</w:t>
       </w:r>
+      <w:r>
+        <w:rPr>
+          <w:sz w:val="26"/>
+          <w:szCs w:val="26"/>
+        </w:rPr>
+        <w:t>.</w:t>
+      </w:r>
+    </w:p>
+    <w:p>
+      <w:pPr>
+        <w:rPr>
+          <w:b/>
+          <w:sz w:val="26"/>
+          <w:szCs w:val="26"/>
+        </w:rPr>
+      </w:pPr>
+      <w:r>
+        <w:rPr>
+          <w:b/>
+          <w:sz w:val="26"/>
+          <w:szCs w:val="26"/>
+        </w:rPr>
+        <w:br w:type="page"/>
+      </w:r>
+    </w:p>
+    <w:p>
+      <w:pPr>
+        <w:jc w:val="center"/>
+        <w:rPr>
+          <w:b/>
+          <w:sz w:val="26"/>
+          <w:szCs w:val="26"/>
+        </w:rPr>
+      </w:pPr>
+      <w:r>
+        <w:rPr>
+          <w:b/>
+          <w:sz w:val="26"/>
+          <w:szCs w:val="26"/>
+        </w:rPr>
+        <w:lastRenderedPageBreak/>
+        <w:t>FRONTEND</w:t>
+      </w:r>
+    </w:p>
+    <w:p>
+      <w:pPr>
+        <w:jc w:val="center"/>
+        <w:rPr>
+          <w:b/>
+          <w:sz w:val="26"/>
+          <w:szCs w:val="26"/>
+        </w:rPr>
+      </w:pPr>
+    </w:p>
+    <w:p>
+      <w:pPr>
+        <w:pStyle w:val="Listaszerbekezds"/>
+        <w:numPr>
+          <w:ilvl w:val="0"/>
+          <w:numId w:val="4"/>
+        </w:numPr>
+        <w:rPr>
+          <w:sz w:val="26"/>
+          <w:szCs w:val="26"/>
+        </w:rPr>
+      </w:pPr>
+      <w:r>
+        <w:rPr>
+          <w:noProof/>
+        </w:rPr>
+        <w:drawing>
+          <wp:anchor distT="0" distB="0" distL="114300" distR="114300" simplePos="0" relativeHeight="251702272" behindDoc="0" locked="0" layoutInCell="1" allowOverlap="1">
+            <wp:simplePos x="0" y="0"/>
+            <wp:positionH relativeFrom="margin">
+              <wp:align>center</wp:align>
+            </wp:positionH>
+            <wp:positionV relativeFrom="paragraph">
+              <wp:posOffset>2375332</wp:posOffset>
+            </wp:positionV>
+            <wp:extent cx="7234597" cy="760781"/>
+            <wp:effectExtent l="0" t="0" r="4445" b="1270"/>
+            <wp:wrapSquare wrapText="bothSides"/>
+            <wp:docPr id="31" name="Kép 31"/>
+            <wp:cNvGraphicFramePr>
+              <a:graphicFrameLocks xmlns:a="http://schemas.openxmlformats.org/drawingml/2006/main" noChangeAspect="1"/>
+            </wp:cNvGraphicFramePr>
+            <a:graphic xmlns:a="http://schemas.openxmlformats.org/drawingml/2006/main">
+              <a:graphicData uri="http://schemas.openxmlformats.org/drawingml/2006/picture">
+                <pic:pic xmlns:pic="http://schemas.openxmlformats.org/drawingml/2006/picture">
+                  <pic:nvPicPr>
+                    <pic:cNvPr id="31" name="3.PNG"/>
+                    <pic:cNvPicPr/>
+                  </pic:nvPicPr>
+                  <pic:blipFill>
+                    <a:blip r:embed="rId28" cstate="print">
+                      <a:extLst>
+                        <a:ext uri="{28A0092B-C50C-407E-A947-70E740481C1C}">
+                          <a14:useLocalDpi xmlns:a14="http://schemas.microsoft.com/office/drawing/2010/main" val="0"/>
+                        </a:ext>
+                      </a:extLst>
+                    </a:blip>
+                    <a:stretch>
+                      <a:fillRect/>
+                    </a:stretch>
+                  </pic:blipFill>
+                  <pic:spPr>
+                    <a:xfrm>
+                      <a:off x="0" y="0"/>
+                      <a:ext cx="7234597" cy="760781"/>
+                    </a:xfrm>
+                    <a:prstGeom prst="rect">
+                      <a:avLst/>
+                    </a:prstGeom>
+                  </pic:spPr>
+                </pic:pic>
+              </a:graphicData>
+            </a:graphic>
+          </wp:anchor>
+        </w:drawing>
+      </w:r>
+      <w:r>
+        <w:rPr>
+          <w:noProof/>
+        </w:rPr>
+        <w:drawing>
+          <wp:anchor distT="0" distB="0" distL="114300" distR="114300" simplePos="0" relativeHeight="251701248" behindDoc="0" locked="0" layoutInCell="1" allowOverlap="1">
+            <wp:simplePos x="0" y="0"/>
+            <wp:positionH relativeFrom="column">
+              <wp:posOffset>3174289</wp:posOffset>
+            </wp:positionH>
+            <wp:positionV relativeFrom="paragraph">
+              <wp:posOffset>77902</wp:posOffset>
+            </wp:positionV>
+            <wp:extent cx="3152140" cy="2099310"/>
+            <wp:effectExtent l="0" t="0" r="0" b="0"/>
+            <wp:wrapSquare wrapText="bothSides"/>
+            <wp:docPr id="33" name="Kép 33"/>
+            <wp:cNvGraphicFramePr>
+              <a:graphicFrameLocks xmlns:a="http://schemas.openxmlformats.org/drawingml/2006/main" noChangeAspect="1"/>
+            </wp:cNvGraphicFramePr>
+            <a:graphic xmlns:a="http://schemas.openxmlformats.org/drawingml/2006/main">
+              <a:graphicData uri="http://schemas.openxmlformats.org/drawingml/2006/picture">
+                <pic:pic xmlns:pic="http://schemas.openxmlformats.org/drawingml/2006/picture">
+                  <pic:nvPicPr>
+                    <pic:cNvPr id="33" name="2.PNG"/>
+                    <pic:cNvPicPr/>
+                  </pic:nvPicPr>
+                  <pic:blipFill>
+                    <a:blip r:embed="rId29">
+                      <a:extLst>
+                        <a:ext uri="{28A0092B-C50C-407E-A947-70E740481C1C}">
+                          <a14:useLocalDpi xmlns:a14="http://schemas.microsoft.com/office/drawing/2010/main" val="0"/>
+                        </a:ext>
+                      </a:extLst>
+                    </a:blip>
+                    <a:stretch>
+                      <a:fillRect/>
+                    </a:stretch>
+                  </pic:blipFill>
+                  <pic:spPr>
+                    <a:xfrm>
+                      <a:off x="0" y="0"/>
+                      <a:ext cx="3152140" cy="2099310"/>
+                    </a:xfrm>
+                    <a:prstGeom prst="rect">
+                      <a:avLst/>
+                    </a:prstGeom>
+                  </pic:spPr>
+                </pic:pic>
+              </a:graphicData>
+            </a:graphic>
+          </wp:anchor>
+        </w:drawing>
+      </w:r>
+      <w:r>
+        <w:rPr>
+          <w:noProof/>
+        </w:rPr>
+        <w:drawing>
+          <wp:anchor distT="0" distB="0" distL="114300" distR="114300" simplePos="0" relativeHeight="251700224" behindDoc="0" locked="0" layoutInCell="1" allowOverlap="1">
+            <wp:simplePos x="0" y="0"/>
+            <wp:positionH relativeFrom="page">
+              <wp:align>left</wp:align>
+            </wp:positionH>
+            <wp:positionV relativeFrom="paragraph">
+              <wp:posOffset>312319</wp:posOffset>
+            </wp:positionV>
+            <wp:extent cx="4381500" cy="1674495"/>
+            <wp:effectExtent l="0" t="0" r="0" b="1905"/>
+            <wp:wrapSquare wrapText="bothSides"/>
+            <wp:docPr id="32" name="Kép 32"/>
+            <wp:cNvGraphicFramePr>
+              <a:graphicFrameLocks xmlns:a="http://schemas.openxmlformats.org/drawingml/2006/main" noChangeAspect="1"/>
+            </wp:cNvGraphicFramePr>
+            <a:graphic xmlns:a="http://schemas.openxmlformats.org/drawingml/2006/main">
+              <a:graphicData uri="http://schemas.openxmlformats.org/drawingml/2006/picture">
+                <pic:pic xmlns:pic="http://schemas.openxmlformats.org/drawingml/2006/picture">
+                  <pic:nvPicPr>
+                    <pic:cNvPr id="32" name="1.PNG"/>
+                    <pic:cNvPicPr/>
+                  </pic:nvPicPr>
+                  <pic:blipFill>
+                    <a:blip r:embed="rId30">
+                      <a:extLst>
+                        <a:ext uri="{28A0092B-C50C-407E-A947-70E740481C1C}">
+                          <a14:useLocalDpi xmlns:a14="http://schemas.microsoft.com/office/drawing/2010/main" val="0"/>
+                        </a:ext>
+                      </a:extLst>
+                    </a:blip>
+                    <a:stretch>
+                      <a:fillRect/>
+                    </a:stretch>
+                  </pic:blipFill>
+                  <pic:spPr>
+                    <a:xfrm>
+                      <a:off x="0" y="0"/>
+                      <a:ext cx="4381500" cy="1674495"/>
+                    </a:xfrm>
+                    <a:prstGeom prst="rect">
+                      <a:avLst/>
+                    </a:prstGeom>
+                  </pic:spPr>
+                </pic:pic>
+              </a:graphicData>
+            </a:graphic>
+            <wp14:sizeRelH relativeFrom="margin">
+              <wp14:pctWidth>0</wp14:pctWidth>
+            </wp14:sizeRelH>
+            <wp14:sizeRelV relativeFrom="margin">
+              <wp14:pctHeight>0</wp14:pctHeight>
+            </wp14:sizeRelV>
+          </wp:anchor>
+        </w:drawing>
+      </w:r>
+      <w:r>
+        <w:rPr>
+          <w:sz w:val="26"/>
+          <w:szCs w:val="26"/>
+        </w:rPr>
+        <w:t>Közösségbe belépés, kilépés gombok</w:t>
+      </w:r>
+      <w:r>
+        <w:rPr>
+          <w:sz w:val="26"/>
+          <w:szCs w:val="26"/>
+        </w:rPr>
+        <w:br/>
+      </w:r>
+    </w:p>
+    <w:p>
+      <w:pPr>
+        <w:pStyle w:val="Listaszerbekezds"/>
+        <w:tabs>
+          <w:tab w:val="left" w:pos="4820"/>
+        </w:tabs>
+        <w:rPr>
+          <w:sz w:val="26"/>
+          <w:szCs w:val="26"/>
+        </w:rPr>
+      </w:pPr>
+    </w:p>
+    <w:p>
+      <w:pPr>
+        <w:pStyle w:val="Listaszerbekezds"/>
+        <w:tabs>
+          <w:tab w:val="left" w:pos="4820"/>
+        </w:tabs>
+        <w:rPr>
+          <w:sz w:val="26"/>
+          <w:szCs w:val="26"/>
+        </w:rPr>
+      </w:pPr>
+    </w:p>
+    <w:p>
+      <w:pPr>
+        <w:pStyle w:val="Listaszerbekezds"/>
+        <w:tabs>
+          <w:tab w:val="left" w:pos="4820"/>
+        </w:tabs>
+        <w:rPr>
+          <w:sz w:val="26"/>
+          <w:szCs w:val="26"/>
+        </w:rPr>
+      </w:pPr>
+      <w:r>
+        <w:rPr>
+          <w:noProof/>
+          <w:sz w:val="26"/>
+          <w:szCs w:val="26"/>
+        </w:rPr>
+        <w:drawing>
+          <wp:anchor distT="0" distB="0" distL="114300" distR="114300" simplePos="0" relativeHeight="251703296" behindDoc="0" locked="0" layoutInCell="1" allowOverlap="1">
+            <wp:simplePos x="0" y="0"/>
+            <wp:positionH relativeFrom="column">
+              <wp:posOffset>-439420</wp:posOffset>
+            </wp:positionH>
+            <wp:positionV relativeFrom="paragraph">
+              <wp:posOffset>273685</wp:posOffset>
+            </wp:positionV>
+            <wp:extent cx="3686810" cy="1021080"/>
+            <wp:effectExtent l="0" t="0" r="8890" b="7620"/>
+            <wp:wrapSquare wrapText="bothSides"/>
+            <wp:docPr id="34" name="Kép 34"/>
+            <wp:cNvGraphicFramePr>
+              <a:graphicFrameLocks xmlns:a="http://schemas.openxmlformats.org/drawingml/2006/main" noChangeAspect="1"/>
+            </wp:cNvGraphicFramePr>
+            <a:graphic xmlns:a="http://schemas.openxmlformats.org/drawingml/2006/main">
+              <a:graphicData uri="http://schemas.openxmlformats.org/drawingml/2006/picture">
+                <pic:pic xmlns:pic="http://schemas.openxmlformats.org/drawingml/2006/picture">
+                  <pic:nvPicPr>
+                    <pic:cNvPr id="34" name="4.PNG"/>
+                    <pic:cNvPicPr/>
+                  </pic:nvPicPr>
+                  <pic:blipFill>
+                    <a:blip r:embed="rId31">
+                      <a:extLst>
+                        <a:ext uri="{28A0092B-C50C-407E-A947-70E740481C1C}">
+                          <a14:useLocalDpi xmlns:a14="http://schemas.microsoft.com/office/drawing/2010/main" val="0"/>
+                        </a:ext>
+                      </a:extLst>
+                    </a:blip>
+                    <a:stretch>
+                      <a:fillRect/>
+                    </a:stretch>
+                  </pic:blipFill>
+                  <pic:spPr>
+                    <a:xfrm>
+                      <a:off x="0" y="0"/>
+                      <a:ext cx="3686810" cy="1021080"/>
+                    </a:xfrm>
+                    <a:prstGeom prst="rect">
+                      <a:avLst/>
+                    </a:prstGeom>
+                  </pic:spPr>
+                </pic:pic>
+              </a:graphicData>
+            </a:graphic>
+            <wp14:sizeRelH relativeFrom="margin">
+              <wp14:pctWidth>0</wp14:pctWidth>
+            </wp14:sizeRelH>
+            <wp14:sizeRelV relativeFrom="margin">
+              <wp14:pctHeight>0</wp14:pctHeight>
+            </wp14:sizeRelV>
+          </wp:anchor>
+        </w:drawing>
+      </w:r>
+    </w:p>
+    <w:p>
+      <w:pPr>
+        <w:pStyle w:val="Listaszerbekezds"/>
+        <w:tabs>
+          <w:tab w:val="left" w:pos="4820"/>
+        </w:tabs>
+        <w:rPr>
+          <w:sz w:val="26"/>
+          <w:szCs w:val="26"/>
+        </w:rPr>
+      </w:pPr>
+    </w:p>
+    <w:p>
+      <w:pPr>
+        <w:pStyle w:val="Listaszerbekezds"/>
+        <w:numPr>
+          <w:ilvl w:val="3"/>
+          <w:numId w:val="4"/>
+        </w:numPr>
+        <w:tabs>
+          <w:tab w:val="left" w:pos="4820"/>
+        </w:tabs>
+        <w:rPr>
+          <w:sz w:val="26"/>
+          <w:szCs w:val="26"/>
+        </w:rPr>
+      </w:pPr>
+      <w:r>
+        <w:rPr>
+          <w:noProof/>
+          <w:sz w:val="26"/>
+          <w:szCs w:val="26"/>
+        </w:rPr>
+        <w:drawing>
+          <wp:anchor distT="0" distB="0" distL="114300" distR="114300" simplePos="0" relativeHeight="251705344" behindDoc="0" locked="0" layoutInCell="1" allowOverlap="1">
+            <wp:simplePos x="0" y="0"/>
+            <wp:positionH relativeFrom="margin">
+              <wp:align>center</wp:align>
+            </wp:positionH>
+            <wp:positionV relativeFrom="paragraph">
+              <wp:posOffset>2530754</wp:posOffset>
+            </wp:positionV>
+            <wp:extent cx="6208395" cy="753110"/>
+            <wp:effectExtent l="0" t="0" r="1905" b="8890"/>
+            <wp:wrapSquare wrapText="bothSides"/>
+            <wp:docPr id="36" name="Kép 36"/>
+            <wp:cNvGraphicFramePr>
+              <a:graphicFrameLocks xmlns:a="http://schemas.openxmlformats.org/drawingml/2006/main" noChangeAspect="1"/>
+            </wp:cNvGraphicFramePr>
+            <a:graphic xmlns:a="http://schemas.openxmlformats.org/drawingml/2006/main">
+              <a:graphicData uri="http://schemas.openxmlformats.org/drawingml/2006/picture">
+                <pic:pic xmlns:pic="http://schemas.openxmlformats.org/drawingml/2006/picture">
+                  <pic:nvPicPr>
+                    <pic:cNvPr id="36" name="6.PNG"/>
+                    <pic:cNvPicPr/>
+                  </pic:nvPicPr>
+                  <pic:blipFill>
+                    <a:blip r:embed="rId32">
+                      <a:extLst>
+                        <a:ext uri="{28A0092B-C50C-407E-A947-70E740481C1C}">
+                          <a14:useLocalDpi xmlns:a14="http://schemas.microsoft.com/office/drawing/2010/main" val="0"/>
+                        </a:ext>
+                      </a:extLst>
+                    </a:blip>
+                    <a:stretch>
+                      <a:fillRect/>
+                    </a:stretch>
+                  </pic:blipFill>
+                  <pic:spPr>
+                    <a:xfrm>
+                      <a:off x="0" y="0"/>
+                      <a:ext cx="6208395" cy="753110"/>
+                    </a:xfrm>
+                    <a:prstGeom prst="rect">
+                      <a:avLst/>
+                    </a:prstGeom>
+                  </pic:spPr>
+                </pic:pic>
+              </a:graphicData>
+            </a:graphic>
+            <wp14:sizeRelH relativeFrom="margin">
+              <wp14:pctWidth>0</wp14:pctWidth>
+            </wp14:sizeRelH>
+            <wp14:sizeRelV relativeFrom="margin">
+              <wp14:pctHeight>0</wp14:pctHeight>
+            </wp14:sizeRelV>
+          </wp:anchor>
+        </w:drawing>
+      </w:r>
+      <w:r>
+        <w:rPr>
+          <w:noProof/>
+          <w:sz w:val="26"/>
+          <w:szCs w:val="26"/>
+        </w:rPr>
+        <w:drawing>
+          <wp:anchor distT="0" distB="0" distL="114300" distR="114300" simplePos="0" relativeHeight="251704320" behindDoc="0" locked="0" layoutInCell="1" allowOverlap="1">
+            <wp:simplePos x="0" y="0"/>
+            <wp:positionH relativeFrom="column">
+              <wp:posOffset>2567152</wp:posOffset>
+            </wp:positionH>
+            <wp:positionV relativeFrom="paragraph">
+              <wp:posOffset>1031113</wp:posOffset>
+            </wp:positionV>
+            <wp:extent cx="3839111" cy="857370"/>
+            <wp:effectExtent l="0" t="0" r="0" b="0"/>
+            <wp:wrapSquare wrapText="bothSides"/>
+            <wp:docPr id="35" name="Kép 35"/>
+            <wp:cNvGraphicFramePr>
+              <a:graphicFrameLocks xmlns:a="http://schemas.openxmlformats.org/drawingml/2006/main" noChangeAspect="1"/>
+            </wp:cNvGraphicFramePr>
+            <a:graphic xmlns:a="http://schemas.openxmlformats.org/drawingml/2006/main">
+              <a:graphicData uri="http://schemas.openxmlformats.org/drawingml/2006/picture">
+                <pic:pic xmlns:pic="http://schemas.openxmlformats.org/drawingml/2006/picture">
+                  <pic:nvPicPr>
+                    <pic:cNvPr id="35" name="5.PNG"/>
+                    <pic:cNvPicPr/>
+                  </pic:nvPicPr>
+                  <pic:blipFill>
+                    <a:blip r:embed="rId33">
+                      <a:extLst>
+                        <a:ext uri="{28A0092B-C50C-407E-A947-70E740481C1C}">
+                          <a14:useLocalDpi xmlns:a14="http://schemas.microsoft.com/office/drawing/2010/main" val="0"/>
+                        </a:ext>
+                      </a:extLst>
+                    </a:blip>
+                    <a:stretch>
+                      <a:fillRect/>
+                    </a:stretch>
+                  </pic:blipFill>
+                  <pic:spPr>
+                    <a:xfrm>
+                      <a:off x="0" y="0"/>
+                      <a:ext cx="3839111" cy="857370"/>
+                    </a:xfrm>
+                    <a:prstGeom prst="rect">
+                      <a:avLst/>
+                    </a:prstGeom>
+                  </pic:spPr>
+                </pic:pic>
+              </a:graphicData>
+            </a:graphic>
+          </wp:anchor>
+        </w:drawing>
+      </w:r>
+      <w:r>
+        <w:rPr>
+          <w:sz w:val="26"/>
+          <w:szCs w:val="26"/>
+        </w:rPr>
+        <w:t>Közösséghez</w:t>
+      </w:r>
+      <w:r>
+        <w:rPr>
+          <w:sz w:val="26"/>
+          <w:szCs w:val="26"/>
+        </w:rPr>
+        <w:t xml:space="preserve"> </w:t>
+      </w:r>
+      <w:r>
+        <w:rPr>
+          <w:sz w:val="26"/>
+          <w:szCs w:val="26"/>
+        </w:rPr>
+        <w:t>irányítás</w:t>
+      </w:r>
+    </w:p>
+    <w:p>
+      <w:pPr>
+        <w:tabs>
+          <w:tab w:val="left" w:pos="4820"/>
+        </w:tabs>
+        <w:ind w:left="2160"/>
+        <w:rPr>
+          <w:sz w:val="26"/>
+          <w:szCs w:val="26"/>
+        </w:rPr>
+      </w:pPr>
+      <w:r>
+        <w:rPr>
+          <w:sz w:val="26"/>
+          <w:szCs w:val="26"/>
+        </w:rPr>
+        <w:br/>
+      </w:r>
+      <w:r>
+        <w:rPr>
+          <w:sz w:val="26"/>
+          <w:szCs w:val="26"/>
+        </w:rPr>
+        <w:br/>
+      </w:r>
+      <w:r>
+        <w:rPr>
+          <w:sz w:val="26"/>
+          <w:szCs w:val="26"/>
+        </w:rPr>
+        <w:br/>
+      </w:r>
+    </w:p>
+    <w:p>
+      <w:pPr>
+        <w:tabs>
+          <w:tab w:val="left" w:pos="4820"/>
+        </w:tabs>
+        <w:ind w:left="2160"/>
+        <w:rPr>
+          <w:sz w:val="26"/>
+          <w:szCs w:val="26"/>
+        </w:rPr>
+      </w:pPr>
+    </w:p>
+    <w:p>
+      <w:pPr>
+        <w:tabs>
+          <w:tab w:val="left" w:pos="4820"/>
+        </w:tabs>
+        <w:ind w:left="2160"/>
+        <w:rPr>
+          <w:sz w:val="26"/>
+          <w:szCs w:val="26"/>
+        </w:rPr>
+      </w:pPr>
+    </w:p>
+    <w:p>
+      <w:pPr>
+        <w:tabs>
+          <w:tab w:val="left" w:pos="4820"/>
+        </w:tabs>
+        <w:ind w:left="2160"/>
+        <w:rPr>
+          <w:sz w:val="26"/>
+          <w:szCs w:val="26"/>
+        </w:rPr>
+      </w:pPr>
+    </w:p>
+    <w:p>
+      <w:pPr>
+        <w:pStyle w:val="Listaszerbekezds"/>
+        <w:numPr>
+          <w:ilvl w:val="3"/>
+          <w:numId w:val="4"/>
+        </w:numPr>
+        <w:tabs>
+          <w:tab w:val="left" w:pos="4820"/>
+        </w:tabs>
+        <w:rPr>
+          <w:sz w:val="26"/>
+          <w:szCs w:val="26"/>
+        </w:rPr>
+      </w:pPr>
+      <w:r>
+        <w:rPr>
+          <w:noProof/>
+        </w:rPr>
+        <w:lastRenderedPageBreak/>
+        <w:drawing>
+          <wp:anchor distT="0" distB="0" distL="114300" distR="114300" simplePos="0" relativeHeight="251707392" behindDoc="0" locked="0" layoutInCell="1" allowOverlap="1">
+            <wp:simplePos x="0" y="0"/>
+            <wp:positionH relativeFrom="page">
+              <wp:posOffset>4145026</wp:posOffset>
+            </wp:positionH>
+            <wp:positionV relativeFrom="paragraph">
+              <wp:posOffset>606121</wp:posOffset>
+            </wp:positionV>
+            <wp:extent cx="2987040" cy="1989455"/>
+            <wp:effectExtent l="0" t="0" r="3810" b="0"/>
+            <wp:wrapSquare wrapText="bothSides"/>
+            <wp:docPr id="39" name="Kép 39"/>
+            <wp:cNvGraphicFramePr>
+              <a:graphicFrameLocks xmlns:a="http://schemas.openxmlformats.org/drawingml/2006/main" noChangeAspect="1"/>
+            </wp:cNvGraphicFramePr>
+            <a:graphic xmlns:a="http://schemas.openxmlformats.org/drawingml/2006/main">
+              <a:graphicData uri="http://schemas.openxmlformats.org/drawingml/2006/picture">
+                <pic:pic xmlns:pic="http://schemas.openxmlformats.org/drawingml/2006/picture">
+                  <pic:nvPicPr>
+                    <pic:cNvPr id="39" name="8.PNG"/>
+                    <pic:cNvPicPr/>
+                  </pic:nvPicPr>
+                  <pic:blipFill>
+                    <a:blip r:embed="rId34">
+                      <a:extLst>
+                        <a:ext uri="{28A0092B-C50C-407E-A947-70E740481C1C}">
+                          <a14:useLocalDpi xmlns:a14="http://schemas.microsoft.com/office/drawing/2010/main" val="0"/>
+                        </a:ext>
+                      </a:extLst>
+                    </a:blip>
+                    <a:stretch>
+                      <a:fillRect/>
+                    </a:stretch>
+                  </pic:blipFill>
+                  <pic:spPr>
+                    <a:xfrm>
+                      <a:off x="0" y="0"/>
+                      <a:ext cx="2987040" cy="1989455"/>
+                    </a:xfrm>
+                    <a:prstGeom prst="rect">
+                      <a:avLst/>
+                    </a:prstGeom>
+                  </pic:spPr>
+                </pic:pic>
+              </a:graphicData>
+            </a:graphic>
+            <wp14:sizeRelH relativeFrom="margin">
+              <wp14:pctWidth>0</wp14:pctWidth>
+            </wp14:sizeRelH>
+            <wp14:sizeRelV relativeFrom="margin">
+              <wp14:pctHeight>0</wp14:pctHeight>
+            </wp14:sizeRelV>
+          </wp:anchor>
+        </w:drawing>
+      </w:r>
+      <w:r>
+        <w:rPr>
+          <w:noProof/>
+        </w:rPr>
+        <w:drawing>
+          <wp:anchor distT="0" distB="0" distL="114300" distR="114300" simplePos="0" relativeHeight="251706368" behindDoc="0" locked="0" layoutInCell="1" allowOverlap="1">
+            <wp:simplePos x="0" y="0"/>
+            <wp:positionH relativeFrom="margin">
+              <wp:posOffset>-380390</wp:posOffset>
+            </wp:positionH>
+            <wp:positionV relativeFrom="paragraph">
+              <wp:posOffset>628040</wp:posOffset>
+            </wp:positionV>
+            <wp:extent cx="3459480" cy="1947545"/>
+            <wp:effectExtent l="0" t="0" r="7620" b="0"/>
+            <wp:wrapSquare wrapText="bothSides"/>
+            <wp:docPr id="37" name="Kép 37"/>
+            <wp:cNvGraphicFramePr>
+              <a:graphicFrameLocks xmlns:a="http://schemas.openxmlformats.org/drawingml/2006/main" noChangeAspect="1"/>
+            </wp:cNvGraphicFramePr>
+            <a:graphic xmlns:a="http://schemas.openxmlformats.org/drawingml/2006/main">
+              <a:graphicData uri="http://schemas.openxmlformats.org/drawingml/2006/picture">
+                <pic:pic xmlns:pic="http://schemas.openxmlformats.org/drawingml/2006/picture">
+                  <pic:nvPicPr>
+                    <pic:cNvPr id="37" name="7.PNG"/>
+                    <pic:cNvPicPr/>
+                  </pic:nvPicPr>
+                  <pic:blipFill>
+                    <a:blip r:embed="rId35">
+                      <a:extLst>
+                        <a:ext uri="{28A0092B-C50C-407E-A947-70E740481C1C}">
+                          <a14:useLocalDpi xmlns:a14="http://schemas.microsoft.com/office/drawing/2010/main" val="0"/>
+                        </a:ext>
+                      </a:extLst>
+                    </a:blip>
+                    <a:stretch>
+                      <a:fillRect/>
+                    </a:stretch>
+                  </pic:blipFill>
+                  <pic:spPr>
+                    <a:xfrm>
+                      <a:off x="0" y="0"/>
+                      <a:ext cx="3459480" cy="1947545"/>
+                    </a:xfrm>
+                    <a:prstGeom prst="rect">
+                      <a:avLst/>
+                    </a:prstGeom>
+                  </pic:spPr>
+                </pic:pic>
+              </a:graphicData>
+            </a:graphic>
+            <wp14:sizeRelH relativeFrom="margin">
+              <wp14:pctWidth>0</wp14:pctWidth>
+            </wp14:sizeRelH>
+            <wp14:sizeRelV relativeFrom="margin">
+              <wp14:pctHeight>0</wp14:pctHeight>
+            </wp14:sizeRelV>
+          </wp:anchor>
+        </w:drawing>
+      </w:r>
+      <w:r>
+        <w:rPr>
+          <w:noProof/>
+          <w:sz w:val="26"/>
+          <w:szCs w:val="26"/>
+        </w:rPr>
+        <w:drawing>
+          <wp:anchor distT="0" distB="0" distL="114300" distR="114300" simplePos="0" relativeHeight="251708416" behindDoc="0" locked="0" layoutInCell="1" allowOverlap="1">
+            <wp:simplePos x="0" y="0"/>
+            <wp:positionH relativeFrom="margin">
+              <wp:align>center</wp:align>
+            </wp:positionH>
+            <wp:positionV relativeFrom="paragraph">
+              <wp:posOffset>3064891</wp:posOffset>
+            </wp:positionV>
+            <wp:extent cx="6961206" cy="658368"/>
+            <wp:effectExtent l="0" t="0" r="0" b="8890"/>
+            <wp:wrapSquare wrapText="bothSides"/>
+            <wp:docPr id="40" name="Kép 40"/>
+            <wp:cNvGraphicFramePr>
+              <a:graphicFrameLocks xmlns:a="http://schemas.openxmlformats.org/drawingml/2006/main" noChangeAspect="1"/>
+            </wp:cNvGraphicFramePr>
+            <a:graphic xmlns:a="http://schemas.openxmlformats.org/drawingml/2006/main">
+              <a:graphicData uri="http://schemas.openxmlformats.org/drawingml/2006/picture">
+                <pic:pic xmlns:pic="http://schemas.openxmlformats.org/drawingml/2006/picture">
+                  <pic:nvPicPr>
+                    <pic:cNvPr id="40" name="9.PNG"/>
+                    <pic:cNvPicPr/>
+                  </pic:nvPicPr>
+                  <pic:blipFill>
+                    <a:blip r:embed="rId36">
+                      <a:extLst>
+                        <a:ext uri="{28A0092B-C50C-407E-A947-70E740481C1C}">
+                          <a14:useLocalDpi xmlns:a14="http://schemas.microsoft.com/office/drawing/2010/main" val="0"/>
+                        </a:ext>
+                      </a:extLst>
+                    </a:blip>
+                    <a:stretch>
+                      <a:fillRect/>
+                    </a:stretch>
+                  </pic:blipFill>
+                  <pic:spPr>
+                    <a:xfrm>
+                      <a:off x="0" y="0"/>
+                      <a:ext cx="6961206" cy="658368"/>
+                    </a:xfrm>
+                    <a:prstGeom prst="rect">
+                      <a:avLst/>
+                    </a:prstGeom>
+                  </pic:spPr>
+                </pic:pic>
+              </a:graphicData>
+            </a:graphic>
+            <wp14:sizeRelH relativeFrom="margin">
+              <wp14:pctWidth>0</wp14:pctWidth>
+            </wp14:sizeRelH>
+            <wp14:sizeRelV relativeFrom="margin">
+              <wp14:pctHeight>0</wp14:pctHeight>
+            </wp14:sizeRelV>
+          </wp:anchor>
+        </w:drawing>
+      </w:r>
+      <w:r>
+        <w:rPr>
+          <w:sz w:val="26"/>
+          <w:szCs w:val="26"/>
+        </w:rPr>
+        <w:t>Komment adatainak küldése a backendnek</w:t>
+      </w:r>
+      <w:r>
+        <w:rPr>
+          <w:sz w:val="26"/>
+          <w:szCs w:val="26"/>
+        </w:rPr>
+        <w:br/>
+      </w:r>
+    </w:p>
+    <w:p>
+      <w:pPr>
+        <w:tabs>
+          <w:tab w:val="left" w:pos="4820"/>
+        </w:tabs>
+        <w:rPr>
+          <w:sz w:val="26"/>
+          <w:szCs w:val="26"/>
+        </w:rPr>
+      </w:pPr>
+    </w:p>
+    <w:p>
+      <w:pPr>
+        <w:tabs>
+          <w:tab w:val="left" w:pos="4820"/>
+        </w:tabs>
+        <w:rPr>
+          <w:sz w:val="26"/>
+          <w:szCs w:val="26"/>
+        </w:rPr>
+      </w:pPr>
+    </w:p>
+    <w:p>
+      <w:pPr>
+        <w:tabs>
+          <w:tab w:val="left" w:pos="4820"/>
+        </w:tabs>
+        <w:rPr>
+          <w:sz w:val="26"/>
+          <w:szCs w:val="26"/>
+        </w:rPr>
+      </w:pPr>
+    </w:p>
+    <w:p>
+      <w:pPr>
+        <w:pStyle w:val="Listaszerbekezds"/>
+        <w:numPr>
+          <w:ilvl w:val="3"/>
+          <w:numId w:val="4"/>
+        </w:numPr>
+        <w:tabs>
+          <w:tab w:val="left" w:pos="4820"/>
+        </w:tabs>
+        <w:rPr>
+          <w:sz w:val="26"/>
+          <w:szCs w:val="26"/>
+        </w:rPr>
+      </w:pPr>
+      <w:proofErr w:type="spellStart"/>
+      <w:r>
+        <w:rPr>
+          <w:sz w:val="26"/>
+          <w:szCs w:val="26"/>
+        </w:rPr>
+        <w:t>Adminoknak</w:t>
+      </w:r>
+      <w:proofErr w:type="spellEnd"/>
+      <w:r>
+        <w:rPr>
+          <w:sz w:val="26"/>
+          <w:szCs w:val="26"/>
+        </w:rPr>
+        <w:t xml:space="preserve"> a</w:t>
+      </w:r>
+      <w:r>
+        <w:rPr>
+          <w:sz w:val="26"/>
+          <w:szCs w:val="26"/>
+        </w:rPr>
+        <w:t xml:space="preserve"> poszt kezelő megnyitása</w:t>
+      </w:r>
+    </w:p>
+    <w:p>
+      <w:pPr>
+        <w:tabs>
+          <w:tab w:val="left" w:pos="4820"/>
+        </w:tabs>
+        <w:rPr>
+          <w:sz w:val="26"/>
+          <w:szCs w:val="26"/>
+        </w:rPr>
+      </w:pPr>
+      <w:r>
+        <w:rPr>
+          <w:noProof/>
+          <w:sz w:val="26"/>
+          <w:szCs w:val="26"/>
+        </w:rPr>
+        <w:drawing>
+          <wp:anchor distT="0" distB="0" distL="114300" distR="114300" simplePos="0" relativeHeight="251710464" behindDoc="0" locked="0" layoutInCell="1" allowOverlap="1">
+            <wp:simplePos x="0" y="0"/>
+            <wp:positionH relativeFrom="page">
+              <wp:posOffset>3768065</wp:posOffset>
+            </wp:positionH>
+            <wp:positionV relativeFrom="paragraph">
+              <wp:posOffset>246177</wp:posOffset>
+            </wp:positionV>
+            <wp:extent cx="3343275" cy="1390650"/>
+            <wp:effectExtent l="0" t="0" r="9525" b="0"/>
+            <wp:wrapSquare wrapText="bothSides"/>
+            <wp:docPr id="42" name="Kép 42"/>
+            <wp:cNvGraphicFramePr>
+              <a:graphicFrameLocks xmlns:a="http://schemas.openxmlformats.org/drawingml/2006/main" noChangeAspect="1"/>
+            </wp:cNvGraphicFramePr>
+            <a:graphic xmlns:a="http://schemas.openxmlformats.org/drawingml/2006/main">
+              <a:graphicData uri="http://schemas.openxmlformats.org/drawingml/2006/picture">
+                <pic:pic xmlns:pic="http://schemas.openxmlformats.org/drawingml/2006/picture">
+                  <pic:nvPicPr>
+                    <pic:cNvPr id="42" name="11.PNG"/>
+                    <pic:cNvPicPr/>
+                  </pic:nvPicPr>
+                  <pic:blipFill>
+                    <a:blip r:embed="rId37">
+                      <a:extLst>
+                        <a:ext uri="{28A0092B-C50C-407E-A947-70E740481C1C}">
+                          <a14:useLocalDpi xmlns:a14="http://schemas.microsoft.com/office/drawing/2010/main" val="0"/>
+                        </a:ext>
+                      </a:extLst>
+                    </a:blip>
+                    <a:stretch>
+                      <a:fillRect/>
+                    </a:stretch>
+                  </pic:blipFill>
+                  <pic:spPr>
+                    <a:xfrm>
+                      <a:off x="0" y="0"/>
+                      <a:ext cx="3343275" cy="1390650"/>
+                    </a:xfrm>
+                    <a:prstGeom prst="rect">
+                      <a:avLst/>
+                    </a:prstGeom>
+                  </pic:spPr>
+                </pic:pic>
+              </a:graphicData>
+            </a:graphic>
+          </wp:anchor>
+        </w:drawing>
+      </w:r>
+    </w:p>
+    <w:p>
+      <w:pPr>
+        <w:tabs>
+          <w:tab w:val="left" w:pos="4820"/>
+        </w:tabs>
+        <w:rPr>
+          <w:sz w:val="26"/>
+          <w:szCs w:val="26"/>
+        </w:rPr>
+      </w:pPr>
       <w:bookmarkStart w:id="0" w:name="_GoBack"/>
       <w:bookmarkEnd w:id="0"/>
       <w:r>
         <w:rPr>
-          <w:sz w:val="26"/>
-          <w:szCs w:val="26"/>
-        </w:rPr>
-        <w:t>.</w:t>
-      </w:r>
-    </w:p>
-    <w:p>
-      <w:pPr>
-        <w:rPr>
-          <w:b/>
-          <w:sz w:val="26"/>
-          <w:szCs w:val="26"/>
-        </w:rPr>
-      </w:pPr>
-      <w:r>
-        <w:rPr>
-          <w:b/>
-          <w:sz w:val="26"/>
-          <w:szCs w:val="26"/>
-        </w:rPr>
-        <w:br w:type="page"/>
-      </w:r>
-    </w:p>
-    <w:p>
-      <w:pPr>
-        <w:jc w:val="center"/>
-        <w:rPr>
-          <w:b/>
-          <w:sz w:val="26"/>
-          <w:szCs w:val="26"/>
-        </w:rPr>
-      </w:pPr>
-      <w:r>
-        <w:rPr>
-          <w:b/>
-          <w:sz w:val="26"/>
-          <w:szCs w:val="26"/>
-        </w:rPr>
-        <w:lastRenderedPageBreak/>
-        <w:t>FRONTEND</w:t>
-      </w:r>
-    </w:p>
-    <w:p>
-      <w:pPr>
-        <w:jc w:val="center"/>
-        <w:rPr>
-          <w:b/>
-          <w:sz w:val="26"/>
-          <w:szCs w:val="26"/>
-        </w:rPr>
-      </w:pPr>
-    </w:p>
-    <w:p>
-      <w:pPr>
-        <w:rPr>
-          <w:b/>
-          <w:sz w:val="26"/>
-          <w:szCs w:val="26"/>
-        </w:rPr>
-      </w:pPr>
-      <w:r>
-        <w:rPr>
-          <w:b/>
-          <w:sz w:val="26"/>
-          <w:szCs w:val="26"/>
-        </w:rPr>
-        <w:br/>
-      </w:r>
-    </w:p>
-    <w:p>
-      <w:pPr>
-        <w:pStyle w:val="Listaszerbekezds"/>
-        <w:tabs>
-          <w:tab w:val="left" w:pos="4820"/>
-        </w:tabs>
-        <w:rPr>
-          <w:sz w:val="26"/>
-          <w:szCs w:val="26"/>
-        </w:rPr>
-      </w:pPr>
+          <w:noProof/>
+          <w:sz w:val="26"/>
+          <w:szCs w:val="26"/>
+        </w:rPr>
+        <w:drawing>
+          <wp:anchor distT="0" distB="0" distL="114300" distR="114300" simplePos="0" relativeHeight="251711488" behindDoc="0" locked="0" layoutInCell="1" allowOverlap="1">
+            <wp:simplePos x="0" y="0"/>
+            <wp:positionH relativeFrom="margin">
+              <wp:align>center</wp:align>
+            </wp:positionH>
+            <wp:positionV relativeFrom="paragraph">
+              <wp:posOffset>1705635</wp:posOffset>
+            </wp:positionV>
+            <wp:extent cx="6675156" cy="629107"/>
+            <wp:effectExtent l="0" t="0" r="0" b="0"/>
+            <wp:wrapSquare wrapText="bothSides"/>
+            <wp:docPr id="43" name="Kép 43"/>
+            <wp:cNvGraphicFramePr>
+              <a:graphicFrameLocks xmlns:a="http://schemas.openxmlformats.org/drawingml/2006/main" noChangeAspect="1"/>
+            </wp:cNvGraphicFramePr>
+            <a:graphic xmlns:a="http://schemas.openxmlformats.org/drawingml/2006/main">
+              <a:graphicData uri="http://schemas.openxmlformats.org/drawingml/2006/picture">
+                <pic:pic xmlns:pic="http://schemas.openxmlformats.org/drawingml/2006/picture">
+                  <pic:nvPicPr>
+                    <pic:cNvPr id="43" name="12.PNG"/>
+                    <pic:cNvPicPr/>
+                  </pic:nvPicPr>
+                  <pic:blipFill>
+                    <a:blip r:embed="rId38">
+                      <a:extLst>
+                        <a:ext uri="{28A0092B-C50C-407E-A947-70E740481C1C}">
+                          <a14:useLocalDpi xmlns:a14="http://schemas.microsoft.com/office/drawing/2010/main" val="0"/>
+                        </a:ext>
+                      </a:extLst>
+                    </a:blip>
+                    <a:stretch>
+                      <a:fillRect/>
+                    </a:stretch>
+                  </pic:blipFill>
+                  <pic:spPr>
+                    <a:xfrm>
+                      <a:off x="0" y="0"/>
+                      <a:ext cx="6675156" cy="629107"/>
+                    </a:xfrm>
+                    <a:prstGeom prst="rect">
+                      <a:avLst/>
+                    </a:prstGeom>
+                  </pic:spPr>
+                </pic:pic>
+              </a:graphicData>
+            </a:graphic>
+            <wp14:sizeRelH relativeFrom="margin">
+              <wp14:pctWidth>0</wp14:pctWidth>
+            </wp14:sizeRelH>
+            <wp14:sizeRelV relativeFrom="margin">
+              <wp14:pctHeight>0</wp14:pctHeight>
+            </wp14:sizeRelV>
+          </wp:anchor>
+        </w:drawing>
+      </w:r>
+      <w:r>
+        <w:rPr>
+          <w:noProof/>
+          <w:sz w:val="26"/>
+          <w:szCs w:val="26"/>
+        </w:rPr>
+        <w:drawing>
+          <wp:anchor distT="0" distB="0" distL="114300" distR="114300" simplePos="0" relativeHeight="251709440" behindDoc="0" locked="0" layoutInCell="1" allowOverlap="1">
+            <wp:simplePos x="0" y="0"/>
+            <wp:positionH relativeFrom="margin">
+              <wp:posOffset>-205105</wp:posOffset>
+            </wp:positionH>
+            <wp:positionV relativeFrom="paragraph">
+              <wp:posOffset>264795</wp:posOffset>
+            </wp:positionV>
+            <wp:extent cx="2976880" cy="986155"/>
+            <wp:effectExtent l="0" t="0" r="0" b="4445"/>
+            <wp:wrapSquare wrapText="bothSides"/>
+            <wp:docPr id="41" name="Kép 41"/>
+            <wp:cNvGraphicFramePr>
+              <a:graphicFrameLocks xmlns:a="http://schemas.openxmlformats.org/drawingml/2006/main" noChangeAspect="1"/>
+            </wp:cNvGraphicFramePr>
+            <a:graphic xmlns:a="http://schemas.openxmlformats.org/drawingml/2006/main">
+              <a:graphicData uri="http://schemas.openxmlformats.org/drawingml/2006/picture">
+                <pic:pic xmlns:pic="http://schemas.openxmlformats.org/drawingml/2006/picture">
+                  <pic:nvPicPr>
+                    <pic:cNvPr id="41" name="10.PNG"/>
+                    <pic:cNvPicPr/>
+                  </pic:nvPicPr>
+                  <pic:blipFill>
+                    <a:blip r:embed="rId39">
+                      <a:extLst>
+                        <a:ext uri="{28A0092B-C50C-407E-A947-70E740481C1C}">
+                          <a14:useLocalDpi xmlns:a14="http://schemas.microsoft.com/office/drawing/2010/main" val="0"/>
+                        </a:ext>
+                      </a:extLst>
+                    </a:blip>
+                    <a:stretch>
+                      <a:fillRect/>
+                    </a:stretch>
+                  </pic:blipFill>
+                  <pic:spPr>
+                    <a:xfrm>
+                      <a:off x="0" y="0"/>
+                      <a:ext cx="2976880" cy="986155"/>
+                    </a:xfrm>
+                    <a:prstGeom prst="rect">
+                      <a:avLst/>
+                    </a:prstGeom>
+                  </pic:spPr>
+                </pic:pic>
+              </a:graphicData>
+            </a:graphic>
+            <wp14:sizeRelH relativeFrom="margin">
+              <wp14:pctWidth>0</wp14:pctWidth>
+            </wp14:sizeRelH>
+            <wp14:sizeRelV relativeFrom="margin">
+              <wp14:pctHeight>0</wp14:pctHeight>
+            </wp14:sizeRelV>
+          </wp:anchor>
+        </w:drawing>
+      </w:r>
     </w:p>
     <w:sectPr>
       <w:pgSz w:w="11906" w:h="16838"/>
@@ -6471,6 +7451,119 @@
     </w:lvl>
   </w:abstractNum>
   <w:abstractNum w:abstractNumId="1" w15:restartNumberingAfterBreak="0">
+    <w:nsid w:val="19A5793F"/>
+    <w:multiLevelType w:val="hybridMultilevel"/>
+    <w:tmpl w:val="2C66ABCC"/>
+    <w:lvl w:ilvl="0" w:tplc="040E0001">
+      <w:start w:val="1"/>
+      <w:numFmt w:val="bullet"/>
+      <w:lvlText w:val=""/>
+      <w:lvlJc w:val="left"/>
+      <w:pPr>
+        <w:ind w:left="720" w:hanging="360"/>
+      </w:pPr>
+      <w:rPr>
+        <w:rFonts w:ascii="Symbol" w:hAnsi="Symbol" w:hint="default"/>
+      </w:rPr>
+    </w:lvl>
+    <w:lvl w:ilvl="1" w:tplc="040E0003">
+      <w:start w:val="1"/>
+      <w:numFmt w:val="bullet"/>
+      <w:lvlText w:val="o"/>
+      <w:lvlJc w:val="left"/>
+      <w:pPr>
+        <w:ind w:left="1440" w:hanging="360"/>
+      </w:pPr>
+      <w:rPr>
+        <w:rFonts w:ascii="Courier New" w:hAnsi="Courier New" w:cs="Courier New" w:hint="default"/>
+      </w:rPr>
+    </w:lvl>
+    <w:lvl w:ilvl="2" w:tplc="040E0005">
+      <w:start w:val="1"/>
+      <w:numFmt w:val="bullet"/>
+      <w:lvlText w:val=""/>
+      <w:lvlJc w:val="left"/>
+      <w:pPr>
+        <w:ind w:left="2160" w:hanging="360"/>
+      </w:pPr>
+      <w:rPr>
+        <w:rFonts w:ascii="Wingdings" w:hAnsi="Wingdings" w:hint="default"/>
+      </w:rPr>
+    </w:lvl>
+    <w:lvl w:ilvl="3" w:tplc="040E0001">
+      <w:start w:val="1"/>
+      <w:numFmt w:val="bullet"/>
+      <w:lvlText w:val=""/>
+      <w:lvlJc w:val="left"/>
+      <w:pPr>
+        <w:ind w:left="2880" w:hanging="360"/>
+      </w:pPr>
+      <w:rPr>
+        <w:rFonts w:ascii="Symbol" w:hAnsi="Symbol" w:hint="default"/>
+      </w:rPr>
+    </w:lvl>
+    <w:lvl w:ilvl="4" w:tplc="040E0003" w:tentative="1">
+      <w:start w:val="1"/>
+      <w:numFmt w:val="bullet"/>
+      <w:lvlText w:val="o"/>
+      <w:lvlJc w:val="left"/>
+      <w:pPr>
+        <w:ind w:left="3600" w:hanging="360"/>
+      </w:pPr>
+      <w:rPr>
+        <w:rFonts w:ascii="Courier New" w:hAnsi="Courier New" w:cs="Courier New" w:hint="default"/>
+      </w:rPr>
+    </w:lvl>
+    <w:lvl w:ilvl="5" w:tplc="040E0005" w:tentative="1">
+      <w:start w:val="1"/>
+      <w:numFmt w:val="bullet"/>
+      <w:lvlText w:val=""/>
+      <w:lvlJc w:val="left"/>
+      <w:pPr>
+        <w:ind w:left="4320" w:hanging="360"/>
+      </w:pPr>
+      <w:rPr>
+        <w:rFonts w:ascii="Wingdings" w:hAnsi="Wingdings" w:hint="default"/>
+      </w:rPr>
+    </w:lvl>
+    <w:lvl w:ilvl="6" w:tplc="040E0001" w:tentative="1">
+      <w:start w:val="1"/>
+      <w:numFmt w:val="bullet"/>
+      <w:lvlText w:val=""/>
+      <w:lvlJc w:val="left"/>
+      <w:pPr>
+        <w:ind w:left="5040" w:hanging="360"/>
+      </w:pPr>
+      <w:rPr>
+        <w:rFonts w:ascii="Symbol" w:hAnsi="Symbol" w:hint="default"/>
+      </w:rPr>
+    </w:lvl>
+    <w:lvl w:ilvl="7" w:tplc="040E0003" w:tentative="1">
+      <w:start w:val="1"/>
+      <w:numFmt w:val="bullet"/>
+      <w:lvlText w:val="o"/>
+      <w:lvlJc w:val="left"/>
+      <w:pPr>
+        <w:ind w:left="5760" w:hanging="360"/>
+      </w:pPr>
+      <w:rPr>
+        <w:rFonts w:ascii="Courier New" w:hAnsi="Courier New" w:cs="Courier New" w:hint="default"/>
+      </w:rPr>
+    </w:lvl>
+    <w:lvl w:ilvl="8" w:tplc="040E0005" w:tentative="1">
+      <w:start w:val="1"/>
+      <w:numFmt w:val="bullet"/>
+      <w:lvlText w:val=""/>
+      <w:lvlJc w:val="left"/>
+      <w:pPr>
+        <w:ind w:left="6480" w:hanging="360"/>
+      </w:pPr>
+      <w:rPr>
+        <w:rFonts w:ascii="Wingdings" w:hAnsi="Wingdings" w:hint="default"/>
+      </w:rPr>
+    </w:lvl>
+  </w:abstractNum>
+  <w:abstractNum w:abstractNumId="2" w15:restartNumberingAfterBreak="0">
     <w:nsid w:val="29322D06"/>
     <w:multiLevelType w:val="hybridMultilevel"/>
     <w:tmpl w:val="DE1086AA"/>
@@ -6582,7 +7675,7 @@
       </w:rPr>
     </w:lvl>
   </w:abstractNum>
-  <w:abstractNum w:abstractNumId="2" w15:restartNumberingAfterBreak="0">
+  <w:abstractNum w:abstractNumId="3" w15:restartNumberingAfterBreak="0">
     <w:nsid w:val="39DD202A"/>
     <w:multiLevelType w:val="hybridMultilevel"/>
     <w:tmpl w:val="9CE68A26"/>
@@ -6695,13 +7788,16 @@
     </w:lvl>
   </w:abstractNum>
   <w:num w:numId="1">
-    <w:abstractNumId w:val="2"/>
+    <w:abstractNumId w:val="3"/>
   </w:num>
   <w:num w:numId="2">
-    <w:abstractNumId w:val="1"/>
+    <w:abstractNumId w:val="2"/>
   </w:num>
   <w:num w:numId="3">
     <w:abstractNumId w:val="0"/>
+  </w:num>
+  <w:num w:numId="4">
+    <w:abstractNumId w:val="1"/>
   </w:num>
 </w:numbering>
 </file>
@@ -7446,7 +8542,7 @@
 </file>
 
 <file path=customXml/itemProps1.xml><?xml version="1.0" encoding="utf-8"?>
-<ds:datastoreItem xmlns:ds="http://schemas.openxmlformats.org/officeDocument/2006/customXml" ds:itemID="{82DB0B84-898B-412E-A556-5AC4549B7566}">
+<ds:datastoreItem xmlns:ds="http://schemas.openxmlformats.org/officeDocument/2006/customXml" ds:itemID="{9E4BF867-721C-4BB0-92F2-B5920814C230}">
   <ds:schemaRefs>
     <ds:schemaRef ds:uri="http://schemas.openxmlformats.org/officeDocument/2006/bibliography"/>
   </ds:schemaRefs>
